--- a/docs/MANUEL_UTILISATION.docx
+++ b/docs/MANUEL_UTILISATION.docx
@@ -2,68 +2,32 @@
 <file path=word/document.xml><?xml version="1.0" encoding="utf-8"?>
 <w:document xmlns:wpc="http://schemas.microsoft.com/office/word/2010/wordprocessingCanvas" xmlns:mo="http://schemas.microsoft.com/office/mac/office/2008/main" xmlns:mc="http://schemas.openxmlformats.org/markup-compatibility/2006" xmlns:mv="urn:schemas-microsoft-com:mac:vml" xmlns:o="urn:schemas-microsoft-com:office:office" xmlns:r="http://schemas.openxmlformats.org/officeDocument/2006/relationships" xmlns:m="http://schemas.openxmlformats.org/officeDocument/2006/math" xmlns:v="urn:schemas-microsoft-com:vml" xmlns:wp14="http://schemas.microsoft.com/office/word/2010/wordprocessingDrawing" xmlns:wp="http://schemas.openxmlformats.org/drawingml/2006/wordprocessingDrawing" xmlns:w10="urn:schemas-microsoft-com:office:word" xmlns:w="http://schemas.openxmlformats.org/wordprocessingml/2006/main" xmlns:w14="http://schemas.microsoft.com/office/word/2010/wordml" xmlns:wpg="http://schemas.microsoft.com/office/word/2010/wordprocessingGroup" xmlns:wpi="http://schemas.microsoft.com/office/word/2010/wordprocessingInk" xmlns:wne="http://schemas.microsoft.com/office/word/2006/wordml" xmlns:wps="http://schemas.microsoft.com/office/word/2010/wordprocessingShape" mc:Ignorable="w14 wp14">
   <w:body>
-    <w:p/>
-    <w:p/>
-    <w:p/>
-    <w:p/>
-    <w:p/>
-    <w:p/>
     <w:p>
       <w:pPr>
-        <w:jc w:val="center"/>
+        <w:pStyle w:val="Title"/>
       </w:pPr>
       <w:r>
         <w:rPr>
-          <w:b/>
-          <w:color w:val="1B5E20"/>
-          <w:sz w:val="64"/>
+          <w:color w:val="15803D"/>
         </w:rPr>
         <w:t>ECO-SURVEILLANCE MALI</w:t>
       </w:r>
     </w:p>
     <w:p>
-      <w:pPr>
-        <w:jc w:val="center"/>
-      </w:pPr>
       <w:r>
         <w:rPr>
-          <w:color w:val="4CAF50"/>
-          <w:sz w:val="40"/>
+          <w:color w:val="64748B"/>
+          <w:sz w:val="28"/>
         </w:rPr>
-        <w:t>Manuel d'Utilisation</w:t>
-        <w:br/>
-        <w:t>et Rapport Fonctionnel</w:t>
+        <w:t>Manuel d'Utilisation et Rapport Fonctionnel</w:t>
       </w:r>
-    </w:p>
-    <w:p/>
-    <w:p>
-      <w:pPr>
-        <w:jc w:val="center"/>
-      </w:pPr>
       <w:r>
         <w:rPr>
-          <w:color w:val="757575"/>
-          <w:sz w:val="28"/>
-        </w:rPr>
-        <w:t>Version 1.0 — Août 2026</w:t>
-      </w:r>
-    </w:p>
-    <w:p/>
-    <w:p/>
-    <w:p>
-      <w:pPr>
-        <w:jc w:val="center"/>
-      </w:pPr>
-      <w:r>
-        <w:rPr>
-          <w:color w:val="757575"/>
+          <w:color w:val="94A3B8"/>
           <w:sz w:val="22"/>
         </w:rPr>
-        <w:t>Auteur : M. Kane</w:t>
         <w:br/>
-        <w:t>Système de Surveillance Environnementale</w:t>
-        <w:br/>
-        <w:t>pour le Mali et l'UEMOA</w:t>
+        <w:t>Version 1.1 — Août 2026</w:t>
       </w:r>
     </w:p>
     <w:p>
@@ -76,99 +40,9 @@
         <w:pStyle w:val="Heading1"/>
       </w:pPr>
       <w:r>
-        <w:t>Table des Matières</w:t>
-      </w:r>
-    </w:p>
-    <w:p>
-      <w:pPr>
-        <w:pStyle w:val="ListNumber"/>
-      </w:pPr>
-      <w:r>
-        <w:t>1. Présentation Générale</w:t>
-      </w:r>
-    </w:p>
-    <w:p>
-      <w:pPr>
-        <w:pStyle w:val="ListNumber"/>
-      </w:pPr>
-      <w:r>
-        <w:t>2. Architecture Technique</w:t>
-      </w:r>
-    </w:p>
-    <w:p>
-      <w:pPr>
-        <w:pStyle w:val="ListNumber"/>
-      </w:pPr>
-      <w:r>
-        <w:t>3. Sources de Données</w:t>
-      </w:r>
-    </w:p>
-    <w:p>
-      <w:pPr>
-        <w:pStyle w:val="ListNumber"/>
-      </w:pPr>
-      <w:r>
-        <w:t>4. Moteurs d'Analyse</w:t>
-      </w:r>
-    </w:p>
-    <w:p>
-      <w:pPr>
-        <w:pStyle w:val="ListNumber"/>
-      </w:pPr>
-      <w:r>
-        <w:t>5. Interface Utilisateur — Dashboard</w:t>
-      </w:r>
-    </w:p>
-    <w:p>
-      <w:pPr>
-        <w:pStyle w:val="ListNumber"/>
-      </w:pPr>
-      <w:r>
-        <w:t>6. API REST — Guide Complet</w:t>
-      </w:r>
-    </w:p>
-    <w:p>
-      <w:pPr>
-        <w:pStyle w:val="ListNumber"/>
-      </w:pPr>
-      <w:r>
-        <w:t>7. Tâches Automatisées</w:t>
-      </w:r>
-    </w:p>
-    <w:p>
-      <w:pPr>
-        <w:pStyle w:val="ListNumber"/>
-      </w:pPr>
-      <w:r>
-        <w:t>8. Guide d'Installation</w:t>
-      </w:r>
-    </w:p>
-    <w:p>
-      <w:pPr>
-        <w:pStyle w:val="ListNumber"/>
-      </w:pPr>
-      <w:r>
-        <w:t>9. Configuration</w:t>
-      </w:r>
-    </w:p>
-    <w:p>
-      <w:pPr>
-        <w:pStyle w:val="ListNumber"/>
-      </w:pPr>
-      <w:r>
-        <w:t>10. Glossaire</w:t>
-      </w:r>
-    </w:p>
-    <w:p>
-      <w:r>
-        <w:br w:type="page"/>
-      </w:r>
-    </w:p>
-    <w:p>
-      <w:pPr>
-        <w:pStyle w:val="Heading1"/>
-      </w:pPr>
-      <w:r>
+        <w:rPr>
+          <w:color w:val="15803D"/>
+        </w:rPr>
         <w:t>1. Présentation Générale</w:t>
       </w:r>
     </w:p>
@@ -177,6 +51,9 @@
         <w:pStyle w:val="Heading2"/>
       </w:pPr>
       <w:r>
+        <w:rPr>
+          <w:color w:val="15803D"/>
+        </w:rPr>
         <w:t>1.1 Qu'est-ce qu'ECO-SURVEILLANCE ?</w:t>
       </w:r>
     </w:p>
@@ -190,17 +67,15 @@
         <w:pStyle w:val="Heading2"/>
       </w:pPr>
       <w:r>
+        <w:rPr>
+          <w:color w:val="15803D"/>
+        </w:rPr>
         <w:t>1.2 Problème Résolu</w:t>
-      </w:r>
-    </w:p>
-    <w:p>
-      <w:r>
-        <w:t>Le Mali fait face à des menaces environnementales croissantes : sécheresses de plus en plus fréquentes, feux de brousse dévastateurs, inondations meurtrières (300+ morts à Bamako en 2024), avancée du Sahara, et pollution urbaine croissante. Aujourd'hui, les données existent mais sont dispersées, techniques et inaccessibles aux décideurs.</w:t>
       </w:r>
     </w:p>
     <w:tbl>
       <w:tblPr>
-        <w:tblStyle w:val="TableGrid"/>
+        <w:tblStyle w:val="LightGrid-Accent1"/>
         <w:tblW w:type="auto" w:w="0"/>
         <w:jc w:val="center"/>
         <w:tblLook w:firstColumn="1" w:firstRow="1" w:lastColumn="0" w:lastRow="0" w:noHBand="0" w:noVBand="1" w:val="04A0"/>
@@ -214,17 +89,12 @@
         <w:tc>
           <w:tcPr>
             <w:tcW w:type="dxa" w:w="2880"/>
-            <w:shd w:fill="1B5E20" w:val="clear"/>
           </w:tcPr>
           <w:p>
-            <w:pPr>
-              <w:jc w:val="center"/>
-            </w:pPr>
             <w:r>
               <w:rPr>
                 <w:b/>
-                <w:color w:val="FFFFFF"/>
-                <w:sz w:val="18"/>
+                <w:sz w:val="20"/>
               </w:rPr>
               <w:t>Menace</w:t>
             </w:r>
@@ -233,17 +103,12 @@
         <w:tc>
           <w:tcPr>
             <w:tcW w:type="dxa" w:w="2880"/>
-            <w:shd w:fill="1B5E20" w:val="clear"/>
           </w:tcPr>
           <w:p>
-            <w:pPr>
-              <w:jc w:val="center"/>
-            </w:pPr>
             <w:r>
               <w:rPr>
                 <w:b/>
-                <w:color w:val="FFFFFF"/>
-                <w:sz w:val="18"/>
+                <w:sz w:val="20"/>
               </w:rPr>
               <w:t>Impact au Mali</w:t>
             </w:r>
@@ -252,17 +117,12 @@
         <w:tc>
           <w:tcPr>
             <w:tcW w:type="dxa" w:w="2880"/>
-            <w:shd w:fill="1B5E20" w:val="clear"/>
           </w:tcPr>
           <w:p>
-            <w:pPr>
-              <w:jc w:val="center"/>
-            </w:pPr>
             <w:r>
               <w:rPr>
                 <w:b/>
-                <w:color w:val="FFFFFF"/>
-                <w:sz w:val="18"/>
+                <w:sz w:val="20"/>
               </w:rPr>
               <w:t>Fréquence</w:t>
             </w:r>
@@ -273,12 +133,11 @@
         <w:tc>
           <w:tcPr>
             <w:tcW w:type="dxa" w:w="2880"/>
-            <w:shd w:fill="E8F5E9" w:val="clear"/>
           </w:tcPr>
           <w:p>
             <w:r>
               <w:rPr>
-                <w:sz w:val="16"/>
+                <w:sz w:val="20"/>
               </w:rPr>
               <w:t>Sécheresse</w:t>
             </w:r>
@@ -287,12 +146,11 @@
         <w:tc>
           <w:tcPr>
             <w:tcW w:type="dxa" w:w="2880"/>
-            <w:shd w:fill="E8F5E9" w:val="clear"/>
           </w:tcPr>
           <w:p>
             <w:r>
               <w:rPr>
-                <w:sz w:val="16"/>
+                <w:sz w:val="20"/>
               </w:rPr>
               <w:t>Perte de 20-40% des récoltes</w:t>
             </w:r>
@@ -301,12 +159,11 @@
         <w:tc>
           <w:tcPr>
             <w:tcW w:type="dxa" w:w="2880"/>
-            <w:shd w:fill="E8F5E9" w:val="clear"/>
           </w:tcPr>
           <w:p>
             <w:r>
               <w:rPr>
-                <w:sz w:val="16"/>
+                <w:sz w:val="20"/>
               </w:rPr>
               <w:t>Tous les 2-3 ans</w:t>
             </w:r>
@@ -321,7 +178,7 @@
           <w:p>
             <w:r>
               <w:rPr>
-                <w:sz w:val="16"/>
+                <w:sz w:val="20"/>
               </w:rPr>
               <w:t>Feux de brousse</w:t>
             </w:r>
@@ -334,7 +191,7 @@
           <w:p>
             <w:r>
               <w:rPr>
-                <w:sz w:val="16"/>
+                <w:sz w:val="20"/>
               </w:rPr>
               <w:t>Millions d'hectares détruits</w:t>
             </w:r>
@@ -347,53 +204,9 @@
           <w:p>
             <w:r>
               <w:rPr>
-                <w:sz w:val="16"/>
+                <w:sz w:val="20"/>
               </w:rPr>
-              <w:t>Novembre-Mars</w:t>
-            </w:r>
-          </w:p>
-        </w:tc>
-      </w:tr>
-      <w:tr>
-        <w:tc>
-          <w:tcPr>
-            <w:tcW w:type="dxa" w:w="2880"/>
-            <w:shd w:fill="E8F5E9" w:val="clear"/>
-          </w:tcPr>
-          <w:p>
-            <w:r>
-              <w:rPr>
-                <w:sz w:val="16"/>
-              </w:rPr>
-              <w:t>Inondations</w:t>
-            </w:r>
-          </w:p>
-        </w:tc>
-        <w:tc>
-          <w:tcPr>
-            <w:tcW w:type="dxa" w:w="2880"/>
-            <w:shd w:fill="E8F5E9" w:val="clear"/>
-          </w:tcPr>
-          <w:p>
-            <w:r>
-              <w:rPr>
-                <w:sz w:val="16"/>
-              </w:rPr>
-              <w:t>300+ morts à Bamako (2024)</w:t>
-            </w:r>
-          </w:p>
-        </w:tc>
-        <w:tc>
-          <w:tcPr>
-            <w:tcW w:type="dxa" w:w="2880"/>
-            <w:shd w:fill="E8F5E9" w:val="clear"/>
-          </w:tcPr>
-          <w:p>
-            <w:r>
-              <w:rPr>
-                <w:sz w:val="16"/>
-              </w:rPr>
-              <w:t>Juin-Octobre</w:t>
+              <w:t>Saison sèche</w:t>
             </w:r>
           </w:p>
         </w:tc>
@@ -406,7 +219,48 @@
           <w:p>
             <w:r>
               <w:rPr>
-                <w:sz w:val="16"/>
+                <w:sz w:val="20"/>
+              </w:rPr>
+              <w:t>Inondations</w:t>
+            </w:r>
+          </w:p>
+        </w:tc>
+        <w:tc>
+          <w:tcPr>
+            <w:tcW w:type="dxa" w:w="2880"/>
+          </w:tcPr>
+          <w:p>
+            <w:r>
+              <w:rPr>
+                <w:sz w:val="20"/>
+              </w:rPr>
+              <w:t>300+ morts à Bamako (2024)</w:t>
+            </w:r>
+          </w:p>
+        </w:tc>
+        <w:tc>
+          <w:tcPr>
+            <w:tcW w:type="dxa" w:w="2880"/>
+          </w:tcPr>
+          <w:p>
+            <w:r>
+              <w:rPr>
+                <w:sz w:val="20"/>
+              </w:rPr>
+              <w:t>Saison des pluies</w:t>
+            </w:r>
+          </w:p>
+        </w:tc>
+      </w:tr>
+      <w:tr>
+        <w:tc>
+          <w:tcPr>
+            <w:tcW w:type="dxa" w:w="2880"/>
+          </w:tcPr>
+          <w:p>
+            <w:r>
+              <w:rPr>
+                <w:sz w:val="20"/>
               </w:rPr>
               <w:t>Désertification</w:t>
             </w:r>
@@ -419,9 +273,9 @@
           <w:p>
             <w:r>
               <w:rPr>
-                <w:sz w:val="16"/>
+                <w:sz w:val="20"/>
               </w:rPr>
-              <w:t>Avancée du Sahara de 1,5 km/an</w:t>
+              <w:t>Avancée du Sahara 1.5 km/an</w:t>
             </w:r>
           </w:p>
         </w:tc>
@@ -432,257 +286,9 @@
           <w:p>
             <w:r>
               <w:rPr>
-                <w:sz w:val="16"/>
+                <w:sz w:val="20"/>
               </w:rPr>
               <w:t>Permanent</w:t>
-            </w:r>
-          </w:p>
-        </w:tc>
-      </w:tr>
-      <w:tr>
-        <w:tc>
-          <w:tcPr>
-            <w:tcW w:type="dxa" w:w="2880"/>
-            <w:shd w:fill="E8F5E9" w:val="clear"/>
-          </w:tcPr>
-          <w:p>
-            <w:r>
-              <w:rPr>
-                <w:sz w:val="16"/>
-              </w:rPr>
-              <w:t>Qualité de l'air</w:t>
-            </w:r>
-          </w:p>
-        </w:tc>
-        <w:tc>
-          <w:tcPr>
-            <w:tcW w:type="dxa" w:w="2880"/>
-            <w:shd w:fill="E8F5E9" w:val="clear"/>
-          </w:tcPr>
-          <w:p>
-            <w:r>
-              <w:rPr>
-                <w:sz w:val="16"/>
-              </w:rPr>
-              <w:t>Pollution urbaine croissante</w:t>
-            </w:r>
-          </w:p>
-        </w:tc>
-        <w:tc>
-          <w:tcPr>
-            <w:tcW w:type="dxa" w:w="2880"/>
-            <w:shd w:fill="E8F5E9" w:val="clear"/>
-          </w:tcPr>
-          <w:p>
-            <w:r>
-              <w:rPr>
-                <w:sz w:val="16"/>
-              </w:rPr>
-              <w:t>Permanent</w:t>
-            </w:r>
-          </w:p>
-        </w:tc>
-      </w:tr>
-    </w:tbl>
-    <w:p/>
-    <w:p>
-      <w:pPr>
-        <w:pStyle w:val="Heading2"/>
-      </w:pPr>
-      <w:r>
-        <w:t>1.3 Utilisateurs Cibles</w:t>
-      </w:r>
-    </w:p>
-    <w:p>
-      <w:pPr>
-        <w:pStyle w:val="ListBullet"/>
-      </w:pPr>
-      <w:r>
-        <w:t>Forces de sécurité et défense — surveillance des zones frontalières et espaces naturels</w:t>
-      </w:r>
-    </w:p>
-    <w:p>
-      <w:pPr>
-        <w:pStyle w:val="ListBullet"/>
-      </w:pPr>
-      <w:r>
-        <w:t>Gouvernement local — prévention des catastrophes, planification territoriale</w:t>
-      </w:r>
-    </w:p>
-    <w:p>
-      <w:pPr>
-        <w:pStyle w:val="ListBullet"/>
-      </w:pPr>
-      <w:r>
-        <w:t>ONG environnementales — suivi des projets de reforestation et conservation</w:t>
-      </w:r>
-    </w:p>
-    <w:p>
-      <w:pPr>
-        <w:pStyle w:val="ListBullet"/>
-      </w:pPr>
-      <w:r>
-        <w:t>Chercheurs — accès à des données harmonisées pour l'analyse scientifique</w:t>
-      </w:r>
-    </w:p>
-    <w:p>
-      <w:pPr>
-        <w:pStyle w:val="ListBullet"/>
-      </w:pPr>
-      <w:r>
-        <w:t>Populations locales — alertes précoces via les canaux de communication</w:t>
-      </w:r>
-    </w:p>
-    <w:p>
-      <w:pPr>
-        <w:pStyle w:val="Heading2"/>
-      </w:pPr>
-      <w:r>
-        <w:t>1.4 Valeur Ajoutée</w:t>
-      </w:r>
-    </w:p>
-    <w:p>
-      <w:r>
-        <w:t>ECO-SURVEILLANCE transforme des données brutes complexes en informations actionnables. Un militaire à Kidal n'a pas besoin de lire un fichier NetCDF de NASA POWER — il a besoin de savoir que le risque de sécheresse dans sa zone est CRITIQUE. L'app fait cette traduction automatiquement.</w:t>
-      </w:r>
-    </w:p>
-    <w:p>
-      <w:r>
-        <w:t>Selon la Banque Mondiale, chaque dollar investi dans la prévention des catastrophes naturelles en Afrique de l'Ouest économise 7 à 10 dollars de dégâts.</w:t>
-      </w:r>
-    </w:p>
-    <w:p>
-      <w:r>
-        <w:br w:type="page"/>
-      </w:r>
-    </w:p>
-    <w:p>
-      <w:pPr>
-        <w:pStyle w:val="Heading1"/>
-      </w:pPr>
-      <w:r>
-        <w:t>2. Architecture Technique</w:t>
-      </w:r>
-    </w:p>
-    <w:p>
-      <w:pPr>
-        <w:pStyle w:val="Heading2"/>
-      </w:pPr>
-      <w:r>
-        <w:t>2.1 Stack Technologique</w:t>
-      </w:r>
-    </w:p>
-    <w:tbl>
-      <w:tblPr>
-        <w:tblStyle w:val="TableGrid"/>
-        <w:tblW w:type="auto" w:w="0"/>
-        <w:jc w:val="center"/>
-        <w:tblLook w:firstColumn="1" w:firstRow="1" w:lastColumn="0" w:lastRow="0" w:noHBand="0" w:noVBand="1" w:val="04A0"/>
-      </w:tblPr>
-      <w:tblGrid>
-        <w:gridCol w:w="2880"/>
-        <w:gridCol w:w="2880"/>
-        <w:gridCol w:w="2880"/>
-      </w:tblGrid>
-      <w:tr>
-        <w:tc>
-          <w:tcPr>
-            <w:tcW w:type="dxa" w:w="2880"/>
-            <w:shd w:fill="1B5E20" w:val="clear"/>
-          </w:tcPr>
-          <w:p>
-            <w:pPr>
-              <w:jc w:val="center"/>
-            </w:pPr>
-            <w:r>
-              <w:rPr>
-                <w:b/>
-                <w:color w:val="FFFFFF"/>
-                <w:sz w:val="18"/>
-              </w:rPr>
-              <w:t>Composant</w:t>
-            </w:r>
-          </w:p>
-        </w:tc>
-        <w:tc>
-          <w:tcPr>
-            <w:tcW w:type="dxa" w:w="2880"/>
-            <w:shd w:fill="1B5E20" w:val="clear"/>
-          </w:tcPr>
-          <w:p>
-            <w:pPr>
-              <w:jc w:val="center"/>
-            </w:pPr>
-            <w:r>
-              <w:rPr>
-                <w:b/>
-                <w:color w:val="FFFFFF"/>
-                <w:sz w:val="18"/>
-              </w:rPr>
-              <w:t>Technologie</w:t>
-            </w:r>
-          </w:p>
-        </w:tc>
-        <w:tc>
-          <w:tcPr>
-            <w:tcW w:type="dxa" w:w="2880"/>
-            <w:shd w:fill="1B5E20" w:val="clear"/>
-          </w:tcPr>
-          <w:p>
-            <w:pPr>
-              <w:jc w:val="center"/>
-            </w:pPr>
-            <w:r>
-              <w:rPr>
-                <w:b/>
-                <w:color w:val="FFFFFF"/>
-                <w:sz w:val="18"/>
-              </w:rPr>
-              <w:t>Rôle</w:t>
-            </w:r>
-          </w:p>
-        </w:tc>
-      </w:tr>
-      <w:tr>
-        <w:tc>
-          <w:tcPr>
-            <w:tcW w:type="dxa" w:w="2880"/>
-            <w:shd w:fill="E8F5E9" w:val="clear"/>
-          </w:tcPr>
-          <w:p>
-            <w:r>
-              <w:rPr>
-                <w:sz w:val="16"/>
-              </w:rPr>
-              <w:t>Backend</w:t>
-            </w:r>
-          </w:p>
-        </w:tc>
-        <w:tc>
-          <w:tcPr>
-            <w:tcW w:type="dxa" w:w="2880"/>
-            <w:shd w:fill="E8F5E9" w:val="clear"/>
-          </w:tcPr>
-          <w:p>
-            <w:r>
-              <w:rPr>
-                <w:sz w:val="16"/>
-              </w:rPr>
-              <w:t>Django 4.2 + Django ORM</w:t>
-            </w:r>
-          </w:p>
-        </w:tc>
-        <w:tc>
-          <w:tcPr>
-            <w:tcW w:type="dxa" w:w="2880"/>
-            <w:shd w:fill="E8F5E9" w:val="clear"/>
-          </w:tcPr>
-          <w:p>
-            <w:r>
-              <w:rPr>
-                <w:sz w:val="16"/>
-              </w:rPr>
-              <w:t>Framework web, logique métier, API</w:t>
             </w:r>
           </w:p>
         </w:tc>
@@ -695,9 +301,9 @@
           <w:p>
             <w:r>
               <w:rPr>
-                <w:sz w:val="16"/>
+                <w:sz w:val="20"/>
               </w:rPr>
-              <w:t>Base de données</w:t>
+              <w:t>Qualité de l'air</w:t>
             </w:r>
           </w:p>
         </w:tc>
@@ -708,9 +314,9 @@
           <w:p>
             <w:r>
               <w:rPr>
-                <w:sz w:val="16"/>
+                <w:sz w:val="20"/>
               </w:rPr>
-              <w:t>SQLite (dev) / PostgreSQL+PostGIS (prod)</w:t>
+              <w:t>Pollution urbaine croissante</w:t>
             </w:r>
           </w:p>
         </w:tc>
@@ -721,452 +327,28 @@
           <w:p>
             <w:r>
               <w:rPr>
-                <w:sz w:val="16"/>
+                <w:sz w:val="20"/>
               </w:rPr>
-              <w:t>Stockage persistant</w:t>
-            </w:r>
-          </w:p>
-        </w:tc>
-      </w:tr>
-      <w:tr>
-        <w:tc>
-          <w:tcPr>
-            <w:tcW w:type="dxa" w:w="2880"/>
-            <w:shd w:fill="E8F5E9" w:val="clear"/>
-          </w:tcPr>
-          <w:p>
-            <w:r>
-              <w:rPr>
-                <w:sz w:val="16"/>
-              </w:rPr>
-              <w:t>Cache</w:t>
-            </w:r>
-          </w:p>
-        </w:tc>
-        <w:tc>
-          <w:tcPr>
-            <w:tcW w:type="dxa" w:w="2880"/>
-            <w:shd w:fill="E8F5E9" w:val="clear"/>
-          </w:tcPr>
-          <w:p>
-            <w:r>
-              <w:rPr>
-                <w:sz w:val="16"/>
-              </w:rPr>
-              <w:t>Redis</w:t>
-            </w:r>
-          </w:p>
-        </w:tc>
-        <w:tc>
-          <w:tcPr>
-            <w:tcW w:type="dxa" w:w="2880"/>
-            <w:shd w:fill="E8F5E9" w:val="clear"/>
-          </w:tcPr>
-          <w:p>
-            <w:r>
-              <w:rPr>
-                <w:sz w:val="16"/>
-              </w:rPr>
-              <w:t>Cache des résultats, sessions</w:t>
-            </w:r>
-          </w:p>
-        </w:tc>
-      </w:tr>
-      <w:tr>
-        <w:tc>
-          <w:tcPr>
-            <w:tcW w:type="dxa" w:w="2880"/>
-          </w:tcPr>
-          <w:p>
-            <w:r>
-              <w:rPr>
-                <w:sz w:val="16"/>
-              </w:rPr>
-              <w:t>Tâches async</w:t>
-            </w:r>
-          </w:p>
-        </w:tc>
-        <w:tc>
-          <w:tcPr>
-            <w:tcW w:type="dxa" w:w="2880"/>
-          </w:tcPr>
-          <w:p>
-            <w:r>
-              <w:rPr>
-                <w:sz w:val="16"/>
-              </w:rPr>
-              <w:t>Celery + Redis</w:t>
-            </w:r>
-          </w:p>
-        </w:tc>
-        <w:tc>
-          <w:tcPr>
-            <w:tcW w:type="dxa" w:w="2880"/>
-          </w:tcPr>
-          <w:p>
-            <w:r>
-              <w:rPr>
-                <w:sz w:val="16"/>
-              </w:rPr>
-              <w:t>Synchronisation automatique</w:t>
-            </w:r>
-          </w:p>
-        </w:tc>
-      </w:tr>
-      <w:tr>
-        <w:tc>
-          <w:tcPr>
-            <w:tcW w:type="dxa" w:w="2880"/>
-            <w:shd w:fill="E8F5E9" w:val="clear"/>
-          </w:tcPr>
-          <w:p>
-            <w:r>
-              <w:rPr>
-                <w:sz w:val="16"/>
-              </w:rPr>
-              <w:t>Frontend</w:t>
-            </w:r>
-          </w:p>
-        </w:tc>
-        <w:tc>
-          <w:tcPr>
-            <w:tcW w:type="dxa" w:w="2880"/>
-            <w:shd w:fill="E8F5E9" w:val="clear"/>
-          </w:tcPr>
-          <w:p>
-            <w:r>
-              <w:rPr>
-                <w:sz w:val="16"/>
-              </w:rPr>
-              <w:t>Django Templates + Tailwind CSS</w:t>
-            </w:r>
-          </w:p>
-        </w:tc>
-        <w:tc>
-          <w:tcPr>
-            <w:tcW w:type="dxa" w:w="2880"/>
-            <w:shd w:fill="E8F5E9" w:val="clear"/>
-          </w:tcPr>
-          <w:p>
-            <w:r>
-              <w:rPr>
-                <w:sz w:val="16"/>
-              </w:rPr>
-              <w:t>Interface responsive</w:t>
-            </w:r>
-          </w:p>
-        </w:tc>
-      </w:tr>
-      <w:tr>
-        <w:tc>
-          <w:tcPr>
-            <w:tcW w:type="dxa" w:w="2880"/>
-          </w:tcPr>
-          <w:p>
-            <w:r>
-              <w:rPr>
-                <w:sz w:val="16"/>
-              </w:rPr>
-              <w:t>Cartographie</w:t>
-            </w:r>
-          </w:p>
-        </w:tc>
-        <w:tc>
-          <w:tcPr>
-            <w:tcW w:type="dxa" w:w="2880"/>
-          </w:tcPr>
-          <w:p>
-            <w:r>
-              <w:rPr>
-                <w:sz w:val="16"/>
-              </w:rPr>
-              <w:t>Leaflet.js</w:t>
-            </w:r>
-          </w:p>
-        </w:tc>
-        <w:tc>
-          <w:tcPr>
-            <w:tcW w:type="dxa" w:w="2880"/>
-          </w:tcPr>
-          <w:p>
-            <w:r>
-              <w:rPr>
-                <w:sz w:val="16"/>
-              </w:rPr>
-              <w:t>Visualisation interactive</w:t>
-            </w:r>
-          </w:p>
-        </w:tc>
-      </w:tr>
-      <w:tr>
-        <w:tc>
-          <w:tcPr>
-            <w:tcW w:type="dxa" w:w="2880"/>
-            <w:shd w:fill="E8F5E9" w:val="clear"/>
-          </w:tcPr>
-          <w:p>
-            <w:r>
-              <w:rPr>
-                <w:sz w:val="16"/>
-              </w:rPr>
-              <w:t>Graphiques</w:t>
-            </w:r>
-          </w:p>
-        </w:tc>
-        <w:tc>
-          <w:tcPr>
-            <w:tcW w:type="dxa" w:w="2880"/>
-            <w:shd w:fill="E8F5E9" w:val="clear"/>
-          </w:tcPr>
-          <w:p>
-            <w:r>
-              <w:rPr>
-                <w:sz w:val="16"/>
-              </w:rPr>
-              <w:t>Chart.js</w:t>
-            </w:r>
-          </w:p>
-        </w:tc>
-        <w:tc>
-          <w:tcPr>
-            <w:tcW w:type="dxa" w:w="2880"/>
-            <w:shd w:fill="E8F5E9" w:val="clear"/>
-          </w:tcPr>
-          <w:p>
-            <w:r>
-              <w:rPr>
-                <w:sz w:val="16"/>
-              </w:rPr>
-              <w:t>Tableaux de bord visuels</w:t>
-            </w:r>
-          </w:p>
-        </w:tc>
-      </w:tr>
-      <w:tr>
-        <w:tc>
-          <w:tcPr>
-            <w:tcW w:type="dxa" w:w="2880"/>
-          </w:tcPr>
-          <w:p>
-            <w:r>
-              <w:rPr>
-                <w:sz w:val="16"/>
-              </w:rPr>
-              <w:t>Intelligence artificielle</w:t>
-            </w:r>
-          </w:p>
-        </w:tc>
-        <w:tc>
-          <w:tcPr>
-            <w:tcW w:type="dxa" w:w="2880"/>
-          </w:tcPr>
-          <w:p>
-            <w:r>
-              <w:rPr>
-                <w:sz w:val="16"/>
-              </w:rPr>
-              <w:t>Groq API (Llama 3.3 70B)</w:t>
-            </w:r>
-          </w:p>
-        </w:tc>
-        <w:tc>
-          <w:tcPr>
-            <w:tcW w:type="dxa" w:w="2880"/>
-          </w:tcPr>
-          <w:p>
-            <w:r>
-              <w:rPr>
-                <w:sz w:val="16"/>
-              </w:rPr>
-              <w:t>Analyse et recommandations</w:t>
+              <w:t>Permanent</w:t>
             </w:r>
           </w:p>
         </w:tc>
       </w:tr>
     </w:tbl>
-    <w:p/>
     <w:p>
       <w:pPr>
         <w:pStyle w:val="Heading2"/>
       </w:pPr>
       <w:r>
-        <w:t>2.2 Pipeline de Traitement</w:t>
-      </w:r>
-    </w:p>
-    <w:p>
-      <w:r>
-        <w:t>Le pipeline complet transforme les données brutes en alertes actionnables en 7 étapes : Collecte → Normalisation → Indices → Anomalies → Risques → Alertes → IA.</w:t>
-      </w:r>
-    </w:p>
-    <w:p>
-      <w:pPr>
-        <w:jc w:val="center"/>
-      </w:pPr>
-      <w:r>
-        <w:drawing>
-          <wp:inline xmlns:a="http://schemas.openxmlformats.org/drawingml/2006/main" xmlns:pic="http://schemas.openxmlformats.org/drawingml/2006/picture">
-            <wp:extent cx="5943600" cy="2177287"/>
-            <wp:docPr id="1" name="Picture 1"/>
-            <wp:cNvGraphicFramePr>
-              <a:graphicFrameLocks noChangeAspect="1"/>
-            </wp:cNvGraphicFramePr>
-            <a:graphic>
-              <a:graphicData uri="http://schemas.openxmlformats.org/drawingml/2006/picture">
-                <pic:pic>
-                  <pic:nvPicPr>
-                    <pic:cNvPr id="0" name="pipeline.png"/>
-                    <pic:cNvPicPr/>
-                  </pic:nvPicPr>
-                  <pic:blipFill>
-                    <a:blip r:embed="rId9"/>
-                    <a:stretch>
-                      <a:fillRect/>
-                    </a:stretch>
-                  </pic:blipFill>
-                  <pic:spPr>
-                    <a:xfrm>
-                      <a:off x="0" y="0"/>
-                      <a:ext cx="5943600" cy="2177287"/>
-                    </a:xfrm>
-                    <a:prstGeom prst="rect"/>
-                  </pic:spPr>
-                </pic:pic>
-              </a:graphicData>
-            </a:graphic>
-          </wp:inline>
-        </w:drawing>
-      </w:r>
-    </w:p>
-    <w:p/>
-    <w:p>
-      <w:pPr>
-        <w:pStyle w:val="Heading2"/>
-      </w:pPr>
-      <w:r>
-        <w:t>2.3 Architecture Technique</w:t>
-      </w:r>
-    </w:p>
-    <w:p>
-      <w:r>
-        <w:t>L'architecture suit un modèle en couches : présentation, traitement, collecte et données. Chaque couche est indépendante et modulaire.</w:t>
-      </w:r>
-    </w:p>
-    <w:p>
-      <w:pPr>
-        <w:jc w:val="center"/>
-      </w:pPr>
-      <w:r>
-        <w:drawing>
-          <wp:inline xmlns:a="http://schemas.openxmlformats.org/drawingml/2006/main" xmlns:pic="http://schemas.openxmlformats.org/drawingml/2006/picture">
-            <wp:extent cx="5943600" cy="3418377"/>
-            <wp:docPr id="2" name="Picture 2"/>
-            <wp:cNvGraphicFramePr>
-              <a:graphicFrameLocks noChangeAspect="1"/>
-            </wp:cNvGraphicFramePr>
-            <a:graphic>
-              <a:graphicData uri="http://schemas.openxmlformats.org/drawingml/2006/picture">
-                <pic:pic>
-                  <pic:nvPicPr>
-                    <pic:cNvPr id="0" name="architecture.png"/>
-                    <pic:cNvPicPr/>
-                  </pic:nvPicPr>
-                  <pic:blipFill>
-                    <a:blip r:embed="rId10"/>
-                    <a:stretch>
-                      <a:fillRect/>
-                    </a:stretch>
-                  </pic:blipFill>
-                  <pic:spPr>
-                    <a:xfrm>
-                      <a:off x="0" y="0"/>
-                      <a:ext cx="5943600" cy="3418377"/>
-                    </a:xfrm>
-                    <a:prstGeom prst="rect"/>
-                  </pic:spPr>
-                </pic:pic>
-              </a:graphicData>
-            </a:graphic>
-          </wp:inline>
-        </w:drawing>
-      </w:r>
-    </w:p>
-    <w:p/>
-    <w:p>
-      <w:pPr>
-        <w:pStyle w:val="Heading2"/>
-      </w:pPr>
-      <w:r>
-        <w:t>2.4 Flux de Données</w:t>
-      </w:r>
-    </w:p>
-    <w:p>
-      <w:r>
-        <w:t>Schéma montrant comment les 7 sources de données alimentent les 4 moteurs d'analyse, qui produisent les sorties (dashboard, API, alertes, IA).</w:t>
-      </w:r>
-    </w:p>
-    <w:p>
-      <w:pPr>
-        <w:jc w:val="center"/>
-      </w:pPr>
-      <w:r>
-        <w:drawing>
-          <wp:inline xmlns:a="http://schemas.openxmlformats.org/drawingml/2006/main" xmlns:pic="http://schemas.openxmlformats.org/drawingml/2006/picture">
-            <wp:extent cx="5943600" cy="2593375"/>
-            <wp:docPr id="3" name="Picture 3"/>
-            <wp:cNvGraphicFramePr>
-              <a:graphicFrameLocks noChangeAspect="1"/>
-            </wp:cNvGraphicFramePr>
-            <a:graphic>
-              <a:graphicData uri="http://schemas.openxmlformats.org/drawingml/2006/picture">
-                <pic:pic>
-                  <pic:nvPicPr>
-                    <pic:cNvPr id="0" name="data_flow.png"/>
-                    <pic:cNvPicPr/>
-                  </pic:nvPicPr>
-                  <pic:blipFill>
-                    <a:blip r:embed="rId11"/>
-                    <a:stretch>
-                      <a:fillRect/>
-                    </a:stretch>
-                  </pic:blipFill>
-                  <pic:spPr>
-                    <a:xfrm>
-                      <a:off x="0" y="0"/>
-                      <a:ext cx="5943600" cy="2593375"/>
-                    </a:xfrm>
-                    <a:prstGeom prst="rect"/>
-                  </pic:spPr>
-                </pic:pic>
-              </a:graphicData>
-            </a:graphic>
-          </wp:inline>
-        </w:drawing>
-      </w:r>
-    </w:p>
-    <w:p>
-      <w:r>
-        <w:br w:type="page"/>
-      </w:r>
-    </w:p>
-    <w:p>
-      <w:pPr>
-        <w:pStyle w:val="Heading1"/>
-      </w:pPr>
-      <w:r>
-        <w:t>3. Sources de Données</w:t>
-      </w:r>
-    </w:p>
-    <w:p>
-      <w:pPr>
-        <w:pStyle w:val="Heading2"/>
-      </w:pPr>
-      <w:r>
-        <w:t>3.1 Vue d'ensemble</w:t>
+        <w:rPr>
+          <w:color w:val="15803D"/>
+        </w:rPr>
+        <w:t>1.3 Sources de Données</w:t>
       </w:r>
     </w:p>
     <w:tbl>
       <w:tblPr>
-        <w:tblStyle w:val="TableGrid"/>
+        <w:tblStyle w:val="LightGrid-Accent1"/>
         <w:tblW w:type="auto" w:w="0"/>
         <w:jc w:val="center"/>
         <w:tblLook w:firstColumn="1" w:firstRow="1" w:lastColumn="0" w:lastRow="0" w:noHBand="0" w:noVBand="1" w:val="04A0"/>
@@ -1182,17 +364,12 @@
         <w:tc>
           <w:tcPr>
             <w:tcW w:type="dxa" w:w="1728"/>
-            <w:shd w:fill="1B5E20" w:val="clear"/>
           </w:tcPr>
           <w:p>
-            <w:pPr>
-              <w:jc w:val="center"/>
-            </w:pPr>
             <w:r>
               <w:rPr>
                 <w:b/>
-                <w:color w:val="FFFFFF"/>
-                <w:sz w:val="18"/>
+                <w:sz w:val="20"/>
               </w:rPr>
               <w:t>#</w:t>
             </w:r>
@@ -1201,17 +378,12 @@
         <w:tc>
           <w:tcPr>
             <w:tcW w:type="dxa" w:w="1728"/>
-            <w:shd w:fill="1B5E20" w:val="clear"/>
           </w:tcPr>
           <w:p>
-            <w:pPr>
-              <w:jc w:val="center"/>
-            </w:pPr>
             <w:r>
               <w:rPr>
                 <w:b/>
-                <w:color w:val="FFFFFF"/>
-                <w:sz w:val="18"/>
+                <w:sz w:val="20"/>
               </w:rPr>
               <w:t>Source</w:t>
             </w:r>
@@ -1220,17 +392,12 @@
         <w:tc>
           <w:tcPr>
             <w:tcW w:type="dxa" w:w="1728"/>
-            <w:shd w:fill="1B5E20" w:val="clear"/>
           </w:tcPr>
           <w:p>
-            <w:pPr>
-              <w:jc w:val="center"/>
-            </w:pPr>
             <w:r>
               <w:rPr>
                 <w:b/>
-                <w:color w:val="FFFFFF"/>
-                <w:sz w:val="18"/>
+                <w:sz w:val="20"/>
               </w:rPr>
               <w:t>Fournisseur</w:t>
             </w:r>
@@ -1239,17 +406,12 @@
         <w:tc>
           <w:tcPr>
             <w:tcW w:type="dxa" w:w="1728"/>
-            <w:shd w:fill="1B5E20" w:val="clear"/>
           </w:tcPr>
           <w:p>
-            <w:pPr>
-              <w:jc w:val="center"/>
-            </w:pPr>
             <w:r>
               <w:rPr>
                 <w:b/>
-                <w:color w:val="FFFFFF"/>
-                <w:sz w:val="18"/>
+                <w:sz w:val="20"/>
               </w:rPr>
               <w:t>Type</w:t>
             </w:r>
@@ -1258,91 +420,14 @@
         <w:tc>
           <w:tcPr>
             <w:tcW w:type="dxa" w:w="1728"/>
-            <w:shd w:fill="1B5E20" w:val="clear"/>
-          </w:tcPr>
-          <w:p>
-            <w:pPr>
-              <w:jc w:val="center"/>
-            </w:pPr>
-            <w:r>
-              <w:rPr>
-                <w:b/>
-                <w:color w:val="FFFFFF"/>
-                <w:sz w:val="18"/>
-              </w:rPr>
-              <w:t>Statut</w:t>
-            </w:r>
-          </w:p>
-        </w:tc>
-      </w:tr>
-      <w:tr>
-        <w:tc>
-          <w:tcPr>
-            <w:tcW w:type="dxa" w:w="1728"/>
-            <w:shd w:fill="E8F5E9" w:val="clear"/>
           </w:tcPr>
           <w:p>
             <w:r>
               <w:rPr>
-                <w:sz w:val="16"/>
+                <w:b/>
+                <w:sz w:val="20"/>
               </w:rPr>
-              <w:t>1</w:t>
-            </w:r>
-          </w:p>
-        </w:tc>
-        <w:tc>
-          <w:tcPr>
-            <w:tcW w:type="dxa" w:w="1728"/>
-            <w:shd w:fill="E8F5E9" w:val="clear"/>
-          </w:tcPr>
-          <w:p>
-            <w:r>
-              <w:rPr>
-                <w:sz w:val="16"/>
-              </w:rPr>
-              <w:t>FIRMS</w:t>
-            </w:r>
-          </w:p>
-        </w:tc>
-        <w:tc>
-          <w:tcPr>
-            <w:tcW w:type="dxa" w:w="1728"/>
-            <w:shd w:fill="E8F5E9" w:val="clear"/>
-          </w:tcPr>
-          <w:p>
-            <w:r>
-              <w:rPr>
-                <w:sz w:val="16"/>
-              </w:rPr>
-              <w:t>NASA</w:t>
-            </w:r>
-          </w:p>
-        </w:tc>
-        <w:tc>
-          <w:tcPr>
-            <w:tcW w:type="dxa" w:w="1728"/>
-            <w:shd w:fill="E8F5E9" w:val="clear"/>
-          </w:tcPr>
-          <w:p>
-            <w:r>
-              <w:rPr>
-                <w:sz w:val="16"/>
-              </w:rPr>
-              <w:t>Feux de brousse</w:t>
-            </w:r>
-          </w:p>
-        </w:tc>
-        <w:tc>
-          <w:tcPr>
-            <w:tcW w:type="dxa" w:w="1728"/>
-            <w:shd w:fill="E8F5E9" w:val="clear"/>
-          </w:tcPr>
-          <w:p>
-            <w:r>
-              <w:rPr>
-                <w:sz w:val="16"/>
-              </w:rPr>
-              <w:t>Réel</w:t>
+              <w:t>Statut</w:t>
             </w:r>
           </w:p>
         </w:tc>
@@ -1355,7 +440,74 @@
           <w:p>
             <w:r>
               <w:rPr>
-                <w:sz w:val="16"/>
+                <w:sz w:val="20"/>
+              </w:rPr>
+              <w:t>1</w:t>
+            </w:r>
+          </w:p>
+        </w:tc>
+        <w:tc>
+          <w:tcPr>
+            <w:tcW w:type="dxa" w:w="1728"/>
+          </w:tcPr>
+          <w:p>
+            <w:r>
+              <w:rPr>
+                <w:sz w:val="20"/>
+              </w:rPr>
+              <w:t>FIRMS</w:t>
+            </w:r>
+          </w:p>
+        </w:tc>
+        <w:tc>
+          <w:tcPr>
+            <w:tcW w:type="dxa" w:w="1728"/>
+          </w:tcPr>
+          <w:p>
+            <w:r>
+              <w:rPr>
+                <w:sz w:val="20"/>
+              </w:rPr>
+              <w:t>NASA</w:t>
+            </w:r>
+          </w:p>
+        </w:tc>
+        <w:tc>
+          <w:tcPr>
+            <w:tcW w:type="dxa" w:w="1728"/>
+          </w:tcPr>
+          <w:p>
+            <w:r>
+              <w:rPr>
+                <w:sz w:val="20"/>
+              </w:rPr>
+              <w:t>Feux de brousse</w:t>
+            </w:r>
+          </w:p>
+        </w:tc>
+        <w:tc>
+          <w:tcPr>
+            <w:tcW w:type="dxa" w:w="1728"/>
+          </w:tcPr>
+          <w:p>
+            <w:r>
+              <w:rPr>
+                <w:sz w:val="20"/>
+              </w:rPr>
+              <w:t>Réel ✓</w:t>
+            </w:r>
+          </w:p>
+        </w:tc>
+      </w:tr>
+      <w:tr>
+        <w:tc>
+          <w:tcPr>
+            <w:tcW w:type="dxa" w:w="1728"/>
+          </w:tcPr>
+          <w:p>
+            <w:r>
+              <w:rPr>
+                <w:sz w:val="20"/>
               </w:rPr>
               <w:t>2</w:t>
             </w:r>
@@ -1368,7 +520,7 @@
           <w:p>
             <w:r>
               <w:rPr>
-                <w:sz w:val="16"/>
+                <w:sz w:val="20"/>
               </w:rPr>
               <w:t>NASA POWER</w:t>
             </w:r>
@@ -1381,7 +533,7 @@
           <w:p>
             <w:r>
               <w:rPr>
-                <w:sz w:val="16"/>
+                <w:sz w:val="20"/>
               </w:rPr>
               <w:t>NASA</w:t>
             </w:r>
@@ -1394,7 +546,7 @@
           <w:p>
             <w:r>
               <w:rPr>
-                <w:sz w:val="16"/>
+                <w:sz w:val="20"/>
               </w:rPr>
               <w:t>Données climatiques</w:t>
             </w:r>
@@ -1407,81 +559,9 @@
           <w:p>
             <w:r>
               <w:rPr>
-                <w:sz w:val="16"/>
+                <w:sz w:val="20"/>
               </w:rPr>
-              <w:t>Réel</w:t>
-            </w:r>
-          </w:p>
-        </w:tc>
-      </w:tr>
-      <w:tr>
-        <w:tc>
-          <w:tcPr>
-            <w:tcW w:type="dxa" w:w="1728"/>
-            <w:shd w:fill="E8F5E9" w:val="clear"/>
-          </w:tcPr>
-          <w:p>
-            <w:r>
-              <w:rPr>
-                <w:sz w:val="16"/>
-              </w:rPr>
-              <w:t>3</w:t>
-            </w:r>
-          </w:p>
-        </w:tc>
-        <w:tc>
-          <w:tcPr>
-            <w:tcW w:type="dxa" w:w="1728"/>
-            <w:shd w:fill="E8F5E9" w:val="clear"/>
-          </w:tcPr>
-          <w:p>
-            <w:r>
-              <w:rPr>
-                <w:sz w:val="16"/>
-              </w:rPr>
-              <w:t>Sentinel-2</w:t>
-            </w:r>
-          </w:p>
-        </w:tc>
-        <w:tc>
-          <w:tcPr>
-            <w:tcW w:type="dxa" w:w="1728"/>
-            <w:shd w:fill="E8F5E9" w:val="clear"/>
-          </w:tcPr>
-          <w:p>
-            <w:r>
-              <w:rPr>
-                <w:sz w:val="16"/>
-              </w:rPr>
-              <w:t>ESA/Copernicus</w:t>
-            </w:r>
-          </w:p>
-        </w:tc>
-        <w:tc>
-          <w:tcPr>
-            <w:tcW w:type="dxa" w:w="1728"/>
-            <w:shd w:fill="E8F5E9" w:val="clear"/>
-          </w:tcPr>
-          <w:p>
-            <w:r>
-              <w:rPr>
-                <w:sz w:val="16"/>
-              </w:rPr>
-              <w:t>Végétation (NDVI)</w:t>
-            </w:r>
-          </w:p>
-        </w:tc>
-        <w:tc>
-          <w:tcPr>
-            <w:tcW w:type="dxa" w:w="1728"/>
-            <w:shd w:fill="E8F5E9" w:val="clear"/>
-          </w:tcPr>
-          <w:p>
-            <w:r>
-              <w:rPr>
-                <w:sz w:val="16"/>
-              </w:rPr>
-              <w:t>Réel</w:t>
+              <w:t>Réel ✓</w:t>
             </w:r>
           </w:p>
         </w:tc>
@@ -1494,7 +574,74 @@
           <w:p>
             <w:r>
               <w:rPr>
-                <w:sz w:val="16"/>
+                <w:sz w:val="20"/>
+              </w:rPr>
+              <w:t>3</w:t>
+            </w:r>
+          </w:p>
+        </w:tc>
+        <w:tc>
+          <w:tcPr>
+            <w:tcW w:type="dxa" w:w="1728"/>
+          </w:tcPr>
+          <w:p>
+            <w:r>
+              <w:rPr>
+                <w:sz w:val="20"/>
+              </w:rPr>
+              <w:t>Sentinel-2</w:t>
+            </w:r>
+          </w:p>
+        </w:tc>
+        <w:tc>
+          <w:tcPr>
+            <w:tcW w:type="dxa" w:w="1728"/>
+          </w:tcPr>
+          <w:p>
+            <w:r>
+              <w:rPr>
+                <w:sz w:val="20"/>
+              </w:rPr>
+              <w:t>ESA/Copernicus</w:t>
+            </w:r>
+          </w:p>
+        </w:tc>
+        <w:tc>
+          <w:tcPr>
+            <w:tcW w:type="dxa" w:w="1728"/>
+          </w:tcPr>
+          <w:p>
+            <w:r>
+              <w:rPr>
+                <w:sz w:val="20"/>
+              </w:rPr>
+              <w:t>Végétation (NDVI)</w:t>
+            </w:r>
+          </w:p>
+        </w:tc>
+        <w:tc>
+          <w:tcPr>
+            <w:tcW w:type="dxa" w:w="1728"/>
+          </w:tcPr>
+          <w:p>
+            <w:r>
+              <w:rPr>
+                <w:sz w:val="20"/>
+              </w:rPr>
+              <w:t>Réel ✓</w:t>
+            </w:r>
+          </w:p>
+        </w:tc>
+      </w:tr>
+      <w:tr>
+        <w:tc>
+          <w:tcPr>
+            <w:tcW w:type="dxa" w:w="1728"/>
+          </w:tcPr>
+          <w:p>
+            <w:r>
+              <w:rPr>
+                <w:sz w:val="20"/>
               </w:rPr>
               <w:t>4</w:t>
             </w:r>
@@ -1507,7 +654,7 @@
           <w:p>
             <w:r>
               <w:rPr>
-                <w:sz w:val="16"/>
+                <w:sz w:val="20"/>
               </w:rPr>
               <w:t>Sentinel-5P</w:t>
             </w:r>
@@ -1520,7 +667,7 @@
           <w:p>
             <w:r>
               <w:rPr>
-                <w:sz w:val="16"/>
+                <w:sz w:val="20"/>
               </w:rPr>
               <w:t>ESA/Copernicus</w:t>
             </w:r>
@@ -1533,9 +680,9 @@
           <w:p>
             <w:r>
               <w:rPr>
-                <w:sz w:val="16"/>
+                <w:sz w:val="20"/>
               </w:rPr>
-              <w:t>Atmosphère (SO2, O3)</w:t>
+              <w:t>Atmosphère (NO2, SO2)</w:t>
             </w:r>
           </w:p>
         </w:tc>
@@ -1546,81 +693,9 @@
           <w:p>
             <w:r>
               <w:rPr>
-                <w:sz w:val="16"/>
+                <w:sz w:val="20"/>
               </w:rPr>
-              <w:t>Réel</w:t>
-            </w:r>
-          </w:p>
-        </w:tc>
-      </w:tr>
-      <w:tr>
-        <w:tc>
-          <w:tcPr>
-            <w:tcW w:type="dxa" w:w="1728"/>
-            <w:shd w:fill="E8F5E9" w:val="clear"/>
-          </w:tcPr>
-          <w:p>
-            <w:r>
-              <w:rPr>
-                <w:sz w:val="16"/>
-              </w:rPr>
-              <w:t>5</w:t>
-            </w:r>
-          </w:p>
-        </w:tc>
-        <w:tc>
-          <w:tcPr>
-            <w:tcW w:type="dxa" w:w="1728"/>
-            <w:shd w:fill="E8F5E9" w:val="clear"/>
-          </w:tcPr>
-          <w:p>
-            <w:r>
-              <w:rPr>
-                <w:sz w:val="16"/>
-              </w:rPr>
-              <w:t>Landsat</w:t>
-            </w:r>
-          </w:p>
-        </w:tc>
-        <w:tc>
-          <w:tcPr>
-            <w:tcW w:type="dxa" w:w="1728"/>
-            <w:shd w:fill="E8F5E9" w:val="clear"/>
-          </w:tcPr>
-          <w:p>
-            <w:r>
-              <w:rPr>
-                <w:sz w:val="16"/>
-              </w:rPr>
-              <w:t>USGS/NASA</w:t>
-            </w:r>
-          </w:p>
-        </w:tc>
-        <w:tc>
-          <w:tcPr>
-            <w:tcW w:type="dxa" w:w="1728"/>
-            <w:shd w:fill="E8F5E9" w:val="clear"/>
-          </w:tcPr>
-          <w:p>
-            <w:r>
-              <w:rPr>
-                <w:sz w:val="16"/>
-              </w:rPr>
-              <w:t>Imagerie terrestre</w:t>
-            </w:r>
-          </w:p>
-        </w:tc>
-        <w:tc>
-          <w:tcPr>
-            <w:tcW w:type="dxa" w:w="1728"/>
-            <w:shd w:fill="E8F5E9" w:val="clear"/>
-          </w:tcPr>
-          <w:p>
-            <w:r>
-              <w:rPr>
-                <w:sz w:val="16"/>
-              </w:rPr>
-              <w:t>Réel</w:t>
+              <w:t>Réel ✓</w:t>
             </w:r>
           </w:p>
         </w:tc>
@@ -1633,7 +708,74 @@
           <w:p>
             <w:r>
               <w:rPr>
-                <w:sz w:val="16"/>
+                <w:sz w:val="20"/>
+              </w:rPr>
+              <w:t>5</w:t>
+            </w:r>
+          </w:p>
+        </w:tc>
+        <w:tc>
+          <w:tcPr>
+            <w:tcW w:type="dxa" w:w="1728"/>
+          </w:tcPr>
+          <w:p>
+            <w:r>
+              <w:rPr>
+                <w:sz w:val="20"/>
+              </w:rPr>
+              <w:t>Landsat</w:t>
+            </w:r>
+          </w:p>
+        </w:tc>
+        <w:tc>
+          <w:tcPr>
+            <w:tcW w:type="dxa" w:w="1728"/>
+          </w:tcPr>
+          <w:p>
+            <w:r>
+              <w:rPr>
+                <w:sz w:val="20"/>
+              </w:rPr>
+              <w:t>USGS/NASA</w:t>
+            </w:r>
+          </w:p>
+        </w:tc>
+        <w:tc>
+          <w:tcPr>
+            <w:tcW w:type="dxa" w:w="1728"/>
+          </w:tcPr>
+          <w:p>
+            <w:r>
+              <w:rPr>
+                <w:sz w:val="20"/>
+              </w:rPr>
+              <w:t>Imagerie terrestre</w:t>
+            </w:r>
+          </w:p>
+        </w:tc>
+        <w:tc>
+          <w:tcPr>
+            <w:tcW w:type="dxa" w:w="1728"/>
+          </w:tcPr>
+          <w:p>
+            <w:r>
+              <w:rPr>
+                <w:sz w:val="20"/>
+              </w:rPr>
+              <w:t>Réel ✓</w:t>
+            </w:r>
+          </w:p>
+        </w:tc>
+      </w:tr>
+      <w:tr>
+        <w:tc>
+          <w:tcPr>
+            <w:tcW w:type="dxa" w:w="1728"/>
+          </w:tcPr>
+          <w:p>
+            <w:r>
+              <w:rPr>
+                <w:sz w:val="20"/>
               </w:rPr>
               <w:t>6</w:t>
             </w:r>
@@ -1646,7 +788,7 @@
           <w:p>
             <w:r>
               <w:rPr>
-                <w:sz w:val="16"/>
+                <w:sz w:val="20"/>
               </w:rPr>
               <w:t>OpenAQ</w:t>
             </w:r>
@@ -1659,7 +801,7 @@
           <w:p>
             <w:r>
               <w:rPr>
-                <w:sz w:val="16"/>
+                <w:sz w:val="20"/>
               </w:rPr>
               <w:t>OpenAQ Foundation</w:t>
             </w:r>
@@ -1672,7 +814,7 @@
           <w:p>
             <w:r>
               <w:rPr>
-                <w:sz w:val="16"/>
+                <w:sz w:val="20"/>
               </w:rPr>
               <w:t>Qualité de l'air</w:t>
             </w:r>
@@ -1685,9 +827,9 @@
           <w:p>
             <w:r>
               <w:rPr>
-                <w:sz w:val="16"/>
+                <w:sz w:val="20"/>
               </w:rPr>
-              <w:t>Réel</w:t>
+              <w:t>Réel ✓</w:t>
             </w:r>
           </w:p>
         </w:tc>
@@ -1696,12 +838,11 @@
         <w:tc>
           <w:tcPr>
             <w:tcW w:type="dxa" w:w="1728"/>
-            <w:shd w:fill="E8F5E9" w:val="clear"/>
           </w:tcPr>
           <w:p>
             <w:r>
               <w:rPr>
-                <w:sz w:val="16"/>
+                <w:sz w:val="20"/>
               </w:rPr>
               <w:t>7</w:t>
             </w:r>
@@ -1710,12 +851,11 @@
         <w:tc>
           <w:tcPr>
             <w:tcW w:type="dxa" w:w="1728"/>
-            <w:shd w:fill="E8F5E9" w:val="clear"/>
           </w:tcPr>
           <w:p>
             <w:r>
               <w:rPr>
-                <w:sz w:val="16"/>
+                <w:sz w:val="20"/>
               </w:rPr>
               <w:t>Groq AI</w:t>
             </w:r>
@@ -1724,12 +864,11 @@
         <w:tc>
           <w:tcPr>
             <w:tcW w:type="dxa" w:w="1728"/>
-            <w:shd w:fill="E8F5E9" w:val="clear"/>
           </w:tcPr>
           <w:p>
             <w:r>
               <w:rPr>
-                <w:sz w:val="16"/>
+                <w:sz w:val="20"/>
               </w:rPr>
               <w:t>Groq Inc.</w:t>
             </w:r>
@@ -1738,45 +877,40 @@
         <w:tc>
           <w:tcPr>
             <w:tcW w:type="dxa" w:w="1728"/>
-            <w:shd w:fill="E8F5E9" w:val="clear"/>
           </w:tcPr>
           <w:p>
             <w:r>
               <w:rPr>
-                <w:sz w:val="16"/>
+                <w:sz w:val="20"/>
               </w:rPr>
-              <w:t>Analyse et IA</w:t>
+              <w:t>Analyse IA</w:t>
             </w:r>
           </w:p>
         </w:tc>
         <w:tc>
           <w:tcPr>
             <w:tcW w:type="dxa" w:w="1728"/>
-            <w:shd w:fill="E8F5E9" w:val="clear"/>
           </w:tcPr>
           <w:p>
             <w:r>
               <w:rPr>
-                <w:sz w:val="16"/>
+                <w:sz w:val="20"/>
               </w:rPr>
-              <w:t>Réel</w:t>
+              <w:t>Réel ✓</w:t>
             </w:r>
           </w:p>
         </w:tc>
       </w:tr>
     </w:tbl>
-    <w:p/>
     <w:p>
       <w:pPr>
-        <w:pStyle w:val="Heading2"/>
+        <w:pStyle w:val="Heading1"/>
       </w:pPr>
       <w:r>
-        <w:t>3.2 FIRMS — Fire Information for Resource Management System</w:t>
-      </w:r>
-    </w:p>
-    <w:p>
-      <w:r>
-        <w:t>Données : Détection de feux actifs (points chauds) via satellites MODIS et VIIRS. Fréquence : toutes les 3-6 heures (Near Real Time). Résolution : 375m (VIIRS) / 1km (MODIS).</w:t>
+        <w:rPr>
+          <w:color w:val="15803D"/>
+        </w:rPr>
+        <w:t>2. Architecture Technique</w:t>
       </w:r>
     </w:p>
     <w:p>
@@ -1784,108 +918,15 @@
         <w:pStyle w:val="Heading2"/>
       </w:pPr>
       <w:r>
-        <w:t>3.3 NASA POWER — Prediction of Worldwide Energy Resources</w:t>
-      </w:r>
-    </w:p>
-    <w:p>
-      <w:r>
-        <w:t>Données climatiques : température (T2M), précipitations (PRECTOT), humidité (RH2M), vent (WS2M), rayonnement solaire. Résolution : 0.5° × 0.5° (~50km). Fréquence : quotidienne avec retard de ~2 jours.</w:t>
-      </w:r>
-    </w:p>
-    <w:p>
-      <w:pPr>
-        <w:pStyle w:val="Heading2"/>
-      </w:pPr>
-      <w:r>
-        <w:t>3.4 Sentinel-2 — Imagerie Multispectrale</w:t>
-      </w:r>
-    </w:p>
-    <w:p>
-      <w:r>
-        <w:t>Images 13 bandes (10-60m de résolution), toutes les 5 jours. Bandes clés : B04 (Rouge, 665nm), B08 (NIR, 842nm). Indices calculés : NDVI, NDWI, NBR, NDMI.</w:t>
-      </w:r>
-    </w:p>
-    <w:p>
-      <w:pPr>
-        <w:pStyle w:val="Heading2"/>
-      </w:pPr>
-      <w:r>
-        <w:t>3.5 Sentinel-5P — Surveillance Atmosphérique</w:t>
-      </w:r>
-    </w:p>
-    <w:p>
-      <w:r>
-        <w:t>Gaz trace et aérosols : SO2, O3, NO2, AER_AI, CO, CH4, HCHO. Fréquence : quotidienne. Utilisation : qualité de l'air, détection de pollution.</w:t>
-      </w:r>
-    </w:p>
-    <w:p>
-      <w:pPr>
-        <w:pStyle w:val="Heading2"/>
-      </w:pPr>
-      <w:r>
-        <w:t>3.6 Landsat Collection 2 Level-2</w:t>
-      </w:r>
-    </w:p>
-    <w:p>
-      <w:r>
-        <w:t>Imagerie haute résolution (30m, 9 bandes spectrales). Accès via Microsoft Planetary Computer (STAC, gratuit, sans clé API). Bandes : SR_B4 (Rouge), SR_B5 (NIR). Calcul de NDVI réel.</w:t>
-      </w:r>
-    </w:p>
-    <w:p>
-      <w:pPr>
-        <w:pStyle w:val="Heading2"/>
-      </w:pPr>
-      <w:r>
-        <w:t>3.7 OpenAQ — Qualité de l'Air</w:t>
-      </w:r>
-    </w:p>
-    <w:p>
-      <w:r>
-        <w:t>Mesures de qualité de l'air au sol : PM2.5, PM10, O3, NO2, SO2, CO. ~300 stations en Afrique. API v3 avec géolocalisation.</w:t>
-      </w:r>
-    </w:p>
-    <w:p>
-      <w:pPr>
-        <w:pStyle w:val="Heading2"/>
-      </w:pPr>
-      <w:r>
-        <w:t>3.8 Groq AI — Intelligence Artificielle</w:t>
-      </w:r>
-    </w:p>
-    <w:p>
-      <w:r>
-        <w:t>Modèle Llama 3.3 70B via Groq (latence &lt; 1s). Utilisation : interprétation des incidents, recommandations contextuelles. Ne prend pas de décision — explique, contextualise, recommande.</w:t>
-      </w:r>
-    </w:p>
-    <w:p>
-      <w:r>
-        <w:br w:type="page"/>
-      </w:r>
-    </w:p>
-    <w:p>
-      <w:pPr>
-        <w:pStyle w:val="Heading1"/>
-      </w:pPr>
-      <w:r>
-        <w:t>4. Moteurs d'Analyse</w:t>
-      </w:r>
-    </w:p>
-    <w:p>
-      <w:pPr>
-        <w:pStyle w:val="Heading2"/>
-      </w:pPr>
-      <w:r>
-        <w:t>4.1 RiskEngine — Moteur de Risque</w:t>
-      </w:r>
-    </w:p>
-    <w:p>
-      <w:r>
-        <w:t>Calcule un score de risque (0-100) pour chaque zone de surveillance, basé sur 7 profils pondérés.</w:t>
+        <w:rPr>
+          <w:color w:val="15803D"/>
+        </w:rPr>
+        <w:t>2.1 Stack Technologique</w:t>
       </w:r>
     </w:p>
     <w:tbl>
       <w:tblPr>
-        <w:tblStyle w:val="TableGrid"/>
+        <w:tblStyle w:val="LightGrid-Accent1"/>
         <w:tblW w:type="auto" w:w="0"/>
         <w:jc w:val="center"/>
         <w:tblLook w:firstColumn="1" w:firstRow="1" w:lastColumn="0" w:lastRow="0" w:noHBand="0" w:noVBand="1" w:val="04A0"/>
@@ -1899,101 +940,42 @@
         <w:tc>
           <w:tcPr>
             <w:tcW w:type="dxa" w:w="2880"/>
-            <w:shd w:fill="1B5E20" w:val="clear"/>
           </w:tcPr>
           <w:p>
-            <w:pPr>
-              <w:jc w:val="center"/>
-            </w:pPr>
             <w:r>
               <w:rPr>
                 <w:b/>
-                <w:color w:val="FFFFFF"/>
-                <w:sz w:val="18"/>
+                <w:sz w:val="20"/>
               </w:rPr>
-              <w:t>Profil</w:t>
+              <w:t>Composant</w:t>
             </w:r>
           </w:p>
         </w:tc>
         <w:tc>
           <w:tcPr>
             <w:tcW w:type="dxa" w:w="2880"/>
-            <w:shd w:fill="1B5E20" w:val="clear"/>
           </w:tcPr>
           <w:p>
-            <w:pPr>
-              <w:jc w:val="center"/>
-            </w:pPr>
             <w:r>
               <w:rPr>
                 <w:b/>
-                <w:color w:val="FFFFFF"/>
-                <w:sz w:val="18"/>
+                <w:sz w:val="20"/>
               </w:rPr>
-              <w:t>Composants</w:t>
+              <w:t>Technologie</w:t>
             </w:r>
           </w:p>
         </w:tc>
         <w:tc>
           <w:tcPr>
             <w:tcW w:type="dxa" w:w="2880"/>
-            <w:shd w:fill="1B5E20" w:val="clear"/>
-          </w:tcPr>
-          <w:p>
-            <w:pPr>
-              <w:jc w:val="center"/>
-            </w:pPr>
-            <w:r>
-              <w:rPr>
-                <w:b/>
-                <w:color w:val="FFFFFF"/>
-                <w:sz w:val="18"/>
-              </w:rPr>
-              <w:t>Pondération</w:t>
-            </w:r>
-          </w:p>
-        </w:tc>
-      </w:tr>
-      <w:tr>
-        <w:tc>
-          <w:tcPr>
-            <w:tcW w:type="dxa" w:w="2880"/>
-            <w:shd w:fill="E8F5E9" w:val="clear"/>
           </w:tcPr>
           <w:p>
             <w:r>
               <w:rPr>
-                <w:sz w:val="16"/>
+                <w:b/>
+                <w:sz w:val="20"/>
               </w:rPr>
-              <w:t>Feu de forêt</w:t>
-            </w:r>
-          </w:p>
-        </w:tc>
-        <w:tc>
-          <w:tcPr>
-            <w:tcW w:type="dxa" w:w="2880"/>
-            <w:shd w:fill="E8F5E9" w:val="clear"/>
-          </w:tcPr>
-          <w:p>
-            <w:r>
-              <w:rPr>
-                <w:sz w:val="16"/>
-              </w:rPr>
-              <w:t>NDVI, température, humidité, feux FIRMS</w:t>
-            </w:r>
-          </w:p>
-        </w:tc>
-        <w:tc>
-          <w:tcPr>
-            <w:tcW w:type="dxa" w:w="2880"/>
-            <w:shd w:fill="E8F5E9" w:val="clear"/>
-          </w:tcPr>
-          <w:p>
-            <w:r>
-              <w:rPr>
-                <w:sz w:val="16"/>
-              </w:rPr>
-              <w:t>25%</w:t>
+              <w:t>Rôle</w:t>
             </w:r>
           </w:p>
         </w:tc>
@@ -2006,9 +988,9 @@
           <w:p>
             <w:r>
               <w:rPr>
-                <w:sz w:val="16"/>
+                <w:sz w:val="20"/>
               </w:rPr>
-              <w:t>Sécheresse</w:t>
+              <w:t>Backend</w:t>
             </w:r>
           </w:p>
         </w:tc>
@@ -2019,9 +1001,9 @@
           <w:p>
             <w:r>
               <w:rPr>
-                <w:sz w:val="16"/>
+                <w:sz w:val="20"/>
               </w:rPr>
-              <w:t>NDVI, pluie, humidité, température</w:t>
+              <w:t>Django 4.2 + ORM</w:t>
             </w:r>
           </w:p>
         </w:tc>
@@ -2032,53 +1014,9 @@
           <w:p>
             <w:r>
               <w:rPr>
-                <w:sz w:val="16"/>
+                <w:sz w:val="20"/>
               </w:rPr>
-              <w:t>20%</w:t>
-            </w:r>
-          </w:p>
-        </w:tc>
-      </w:tr>
-      <w:tr>
-        <w:tc>
-          <w:tcPr>
-            <w:tcW w:type="dxa" w:w="2880"/>
-            <w:shd w:fill="E8F5E9" w:val="clear"/>
-          </w:tcPr>
-          <w:p>
-            <w:r>
-              <w:rPr>
-                <w:sz w:val="16"/>
-              </w:rPr>
-              <w:t>Inondation</w:t>
-            </w:r>
-          </w:p>
-        </w:tc>
-        <w:tc>
-          <w:tcPr>
-            <w:tcW w:type="dxa" w:w="2880"/>
-            <w:shd w:fill="E8F5E9" w:val="clear"/>
-          </w:tcPr>
-          <w:p>
-            <w:r>
-              <w:rPr>
-                <w:sz w:val="16"/>
-              </w:rPr>
-              <w:t>Pluie, NDWI, topographie</w:t>
-            </w:r>
-          </w:p>
-        </w:tc>
-        <w:tc>
-          <w:tcPr>
-            <w:tcW w:type="dxa" w:w="2880"/>
-            <w:shd w:fill="E8F5E9" w:val="clear"/>
-          </w:tcPr>
-          <w:p>
-            <w:r>
-              <w:rPr>
-                <w:sz w:val="16"/>
-              </w:rPr>
-              <w:t>15%</w:t>
+              <w:t>Framework web, API</w:t>
             </w:r>
           </w:p>
         </w:tc>
@@ -2091,9 +1029,9 @@
           <w:p>
             <w:r>
               <w:rPr>
-                <w:sz w:val="16"/>
+                <w:sz w:val="20"/>
               </w:rPr>
-              <w:t>Érosion</w:t>
+              <w:t>Base de données</w:t>
             </w:r>
           </w:p>
         </w:tc>
@@ -2104,9 +1042,9 @@
           <w:p>
             <w:r>
               <w:rPr>
-                <w:sz w:val="16"/>
+                <w:sz w:val="20"/>
               </w:rPr>
-              <w:t>NDVI, pente, NDWI</w:t>
+              <w:t>SQLite (dev) / PostgreSQL+PostGIS</w:t>
             </w:r>
           </w:p>
         </w:tc>
@@ -2117,53 +1055,9 @@
           <w:p>
             <w:r>
               <w:rPr>
-                <w:sz w:val="16"/>
+                <w:sz w:val="20"/>
               </w:rPr>
-              <w:t>10%</w:t>
-            </w:r>
-          </w:p>
-        </w:tc>
-      </w:tr>
-      <w:tr>
-        <w:tc>
-          <w:tcPr>
-            <w:tcW w:type="dxa" w:w="2880"/>
-            <w:shd w:fill="E8F5E9" w:val="clear"/>
-          </w:tcPr>
-          <w:p>
-            <w:r>
-              <w:rPr>
-                <w:sz w:val="16"/>
-              </w:rPr>
-              <w:t>Pollution</w:t>
-            </w:r>
-          </w:p>
-        </w:tc>
-        <w:tc>
-          <w:tcPr>
-            <w:tcW w:type="dxa" w:w="2880"/>
-            <w:shd w:fill="E8F5E9" w:val="clear"/>
-          </w:tcPr>
-          <w:p>
-            <w:r>
-              <w:rPr>
-                <w:sz w:val="16"/>
-              </w:rPr>
-              <w:t>SO2, NO2, AER_AI</w:t>
-            </w:r>
-          </w:p>
-        </w:tc>
-        <w:tc>
-          <w:tcPr>
-            <w:tcW w:type="dxa" w:w="2880"/>
-            <w:shd w:fill="E8F5E9" w:val="clear"/>
-          </w:tcPr>
-          <w:p>
-            <w:r>
-              <w:rPr>
-                <w:sz w:val="16"/>
-              </w:rPr>
-              <w:t>10%</w:t>
+              <w:t>Stockage</w:t>
             </w:r>
           </w:p>
         </w:tc>
@@ -2176,9 +1070,9 @@
           <w:p>
             <w:r>
               <w:rPr>
-                <w:sz w:val="16"/>
+                <w:sz w:val="20"/>
               </w:rPr>
-              <w:t>Désertification</w:t>
+              <w:t>Tâches async</w:t>
             </w:r>
           </w:p>
         </w:tc>
@@ -2189,9 +1083,9 @@
           <w:p>
             <w:r>
               <w:rPr>
-                <w:sz w:val="16"/>
+                <w:sz w:val="20"/>
               </w:rPr>
-              <w:t>NDVI tendance, pluie, température</w:t>
+              <w:t>Celery + Redis</w:t>
             </w:r>
           </w:p>
         </w:tc>
@@ -2202,9 +1096,9 @@
           <w:p>
             <w:r>
               <w:rPr>
-                <w:sz w:val="16"/>
+                <w:sz w:val="20"/>
               </w:rPr>
-              <w:t>10%</w:t>
+              <w:t>Synchronisation auto</w:t>
             </w:r>
           </w:p>
         </w:tc>
@@ -2213,91 +1107,181 @@
         <w:tc>
           <w:tcPr>
             <w:tcW w:type="dxa" w:w="2880"/>
-            <w:shd w:fill="E8F5E9" w:val="clear"/>
           </w:tcPr>
           <w:p>
             <w:r>
               <w:rPr>
-                <w:sz w:val="16"/>
+                <w:sz w:val="20"/>
               </w:rPr>
-              <w:t>Biodiversité</w:t>
+              <w:t>Frontend</w:t>
             </w:r>
           </w:p>
         </w:tc>
         <w:tc>
           <w:tcPr>
             <w:tcW w:type="dxa" w:w="2880"/>
-            <w:shd w:fill="E8F5E9" w:val="clear"/>
           </w:tcPr>
           <w:p>
             <w:r>
               <w:rPr>
-                <w:sz w:val="16"/>
+                <w:sz w:val="20"/>
               </w:rPr>
-              <w:t>NDVI, superficie verte</w:t>
+              <w:t>Tailwind CSS CDN + Leaflet</w:t>
             </w:r>
           </w:p>
         </w:tc>
         <w:tc>
           <w:tcPr>
             <w:tcW w:type="dxa" w:w="2880"/>
-            <w:shd w:fill="E8F5E9" w:val="clear"/>
           </w:tcPr>
           <w:p>
             <w:r>
               <w:rPr>
-                <w:sz w:val="16"/>
+                <w:sz w:val="20"/>
               </w:rPr>
-              <w:t>10%</w:t>
+              <w:t>Interface responsive</w:t>
+            </w:r>
+          </w:p>
+        </w:tc>
+      </w:tr>
+      <w:tr>
+        <w:tc>
+          <w:tcPr>
+            <w:tcW w:type="dxa" w:w="2880"/>
+          </w:tcPr>
+          <w:p>
+            <w:r>
+              <w:rPr>
+                <w:sz w:val="20"/>
+              </w:rPr>
+              <w:t>Cartographie</w:t>
+            </w:r>
+          </w:p>
+        </w:tc>
+        <w:tc>
+          <w:tcPr>
+            <w:tcW w:type="dxa" w:w="2880"/>
+          </w:tcPr>
+          <w:p>
+            <w:r>
+              <w:rPr>
+                <w:sz w:val="20"/>
+              </w:rPr>
+              <w:t>Leaflet.js + MarkerCluster</w:t>
+            </w:r>
+          </w:p>
+        </w:tc>
+        <w:tc>
+          <w:tcPr>
+            <w:tcW w:type="dxa" w:w="2880"/>
+          </w:tcPr>
+          <w:p>
+            <w:r>
+              <w:rPr>
+                <w:sz w:val="20"/>
+              </w:rPr>
+              <w:t>Carte interactive</w:t>
+            </w:r>
+          </w:p>
+        </w:tc>
+      </w:tr>
+      <w:tr>
+        <w:tc>
+          <w:tcPr>
+            <w:tcW w:type="dxa" w:w="2880"/>
+          </w:tcPr>
+          <w:p>
+            <w:r>
+              <w:rPr>
+                <w:sz w:val="20"/>
+              </w:rPr>
+              <w:t>Graphiques</w:t>
+            </w:r>
+          </w:p>
+        </w:tc>
+        <w:tc>
+          <w:tcPr>
+            <w:tcW w:type="dxa" w:w="2880"/>
+          </w:tcPr>
+          <w:p>
+            <w:r>
+              <w:rPr>
+                <w:sz w:val="20"/>
+              </w:rPr>
+              <w:t>Chart.js</w:t>
+            </w:r>
+          </w:p>
+        </w:tc>
+        <w:tc>
+          <w:tcPr>
+            <w:tcW w:type="dxa" w:w="2880"/>
+          </w:tcPr>
+          <w:p>
+            <w:r>
+              <w:rPr>
+                <w:sz w:val="20"/>
+              </w:rPr>
+              <w:t>Tableaux de bord</w:t>
+            </w:r>
+          </w:p>
+        </w:tc>
+      </w:tr>
+      <w:tr>
+        <w:tc>
+          <w:tcPr>
+            <w:tcW w:type="dxa" w:w="2880"/>
+          </w:tcPr>
+          <w:p>
+            <w:r>
+              <w:rPr>
+                <w:sz w:val="20"/>
+              </w:rPr>
+              <w:t>IA</w:t>
+            </w:r>
+          </w:p>
+        </w:tc>
+        <w:tc>
+          <w:tcPr>
+            <w:tcW w:type="dxa" w:w="2880"/>
+          </w:tcPr>
+          <w:p>
+            <w:r>
+              <w:rPr>
+                <w:sz w:val="20"/>
+              </w:rPr>
+              <w:t>Groq API (compound)</w:t>
+            </w:r>
+          </w:p>
+        </w:tc>
+        <w:tc>
+          <w:tcPr>
+            <w:tcW w:type="dxa" w:w="2880"/>
+          </w:tcPr>
+          <w:p>
+            <w:r>
+              <w:rPr>
+                <w:sz w:val="20"/>
+              </w:rPr>
+              <w:t>Analyse et recommandations</w:t>
             </w:r>
           </w:p>
         </w:tc>
       </w:tr>
     </w:tbl>
-    <w:p/>
     <w:p>
       <w:pPr>
-        <w:jc w:val="center"/>
+        <w:pStyle w:val="Heading2"/>
       </w:pPr>
       <w:r>
-        <w:drawing>
-          <wp:inline xmlns:a="http://schemas.openxmlformats.org/drawingml/2006/main" xmlns:pic="http://schemas.openxmlformats.org/drawingml/2006/picture">
-            <wp:extent cx="4114800" cy="4252701"/>
-            <wp:docPr id="4" name="Picture 4"/>
-            <wp:cNvGraphicFramePr>
-              <a:graphicFrameLocks noChangeAspect="1"/>
-            </wp:cNvGraphicFramePr>
-            <a:graphic>
-              <a:graphicData uri="http://schemas.openxmlformats.org/drawingml/2006/picture">
-                <pic:pic>
-                  <pic:nvPicPr>
-                    <pic:cNvPr id="0" name="risk_radar.png"/>
-                    <pic:cNvPicPr/>
-                  </pic:nvPicPr>
-                  <pic:blipFill>
-                    <a:blip r:embed="rId12"/>
-                    <a:stretch>
-                      <a:fillRect/>
-                    </a:stretch>
-                  </pic:blipFill>
-                  <pic:spPr>
-                    <a:xfrm>
-                      <a:off x="0" y="0"/>
-                      <a:ext cx="4114800" cy="4252701"/>
-                    </a:xfrm>
-                    <a:prstGeom prst="rect"/>
-                  </pic:spPr>
-                </pic:pic>
-              </a:graphicData>
-            </a:graphic>
-          </wp:inline>
-        </w:drawing>
+        <w:rPr>
+          <w:color w:val="15803D"/>
+        </w:rPr>
+        <w:t>2.2 Pipeline de Traitement</w:t>
       </w:r>
     </w:p>
-    <w:p/>
     <w:p>
       <w:r>
-        <w:t>Niveaux de risque : FAIBLE (0-20), MODÉRÉ (21-40), ÉLEVÉ (41-60), CRITIQUE (61-80), EXTRÊME (81-100).</w:t>
+        <w:t>Collecte (7 sources) → Normalisation → Calcul d'indices (NDVI, NDWI, NBR, NDMI) → Détection d'anomalies (Z-score) → Évaluation de risques (7 profils) → IEZ (score 0-100) → Alertes (7 règles) → IA explicative → Dashboard</w:t>
       </w:r>
     </w:p>
     <w:p>
@@ -2305,12 +1289,26 @@
         <w:pStyle w:val="Heading2"/>
       </w:pPr>
       <w:r>
-        <w:t>4.2 AnomalyEngine — Détection d'Anomalies</w:t>
+        <w:rPr>
+          <w:color w:val="15803D"/>
+        </w:rPr>
+        <w:t>2.3 Modèle de Données</w:t>
       </w:r>
     </w:p>
     <w:p>
       <w:r>
-        <w:t>Détecte automatiquement les valeurs aberrantes par rapport aux baselines historiques. Pour chaque métrique : Z-score = (valeur_actuelle - moyenne) / écart_type. Si |Z-score| &gt; 2 : anomalie détectée. Si |Z-score| &gt; 3 : anomalie critique.</w:t>
+        <w:t>MonitoringZone → FireDetection, VegetationObservation, ClimateObservation, AtmosphericObservation, WaterObservation, SatelliteObservation, MonitoringStation, Sensor, Anomaly, RiskAssessment, Incident, IEZCalculation, Alert</w:t>
+      </w:r>
+    </w:p>
+    <w:p>
+      <w:pPr>
+        <w:pStyle w:val="Heading1"/>
+      </w:pPr>
+      <w:r>
+        <w:rPr>
+          <w:color w:val="15803D"/>
+        </w:rPr>
+        <w:t>3. Carte Interactive</w:t>
       </w:r>
     </w:p>
     <w:p>
@@ -2318,17 +1316,873 @@
         <w:pStyle w:val="Heading2"/>
       </w:pPr>
       <w:r>
-        <w:t>4.3 IEZEngine — Indice d'Éco-Zone</w:t>
+        <w:rPr>
+          <w:color w:val="15803D"/>
+        </w:rPr>
+        <w:t>3.1 8 Couches Disponibles</w:t>
+      </w:r>
+    </w:p>
+    <w:tbl>
+      <w:tblPr>
+        <w:tblStyle w:val="LightGrid-Accent1"/>
+        <w:tblW w:type="auto" w:w="0"/>
+        <w:jc w:val="center"/>
+        <w:tblLook w:firstColumn="1" w:firstRow="1" w:lastColumn="0" w:lastRow="0" w:noHBand="0" w:noVBand="1" w:val="04A0"/>
+      </w:tblPr>
+      <w:tblGrid>
+        <w:gridCol w:w="2160"/>
+        <w:gridCol w:w="2160"/>
+        <w:gridCol w:w="2160"/>
+        <w:gridCol w:w="2160"/>
+      </w:tblGrid>
+      <w:tr>
+        <w:tc>
+          <w:tcPr>
+            <w:tcW w:type="dxa" w:w="2160"/>
+          </w:tcPr>
+          <w:p>
+            <w:r>
+              <w:rPr>
+                <w:b/>
+                <w:sz w:val="20"/>
+              </w:rPr>
+              <w:t>Couche</w:t>
+            </w:r>
+          </w:p>
+        </w:tc>
+        <w:tc>
+          <w:tcPr>
+            <w:tcW w:type="dxa" w:w="2160"/>
+          </w:tcPr>
+          <w:p>
+            <w:r>
+              <w:rPr>
+                <w:b/>
+                <w:sz w:val="20"/>
+              </w:rPr>
+              <w:t>Description</w:t>
+            </w:r>
+          </w:p>
+        </w:tc>
+        <w:tc>
+          <w:tcPr>
+            <w:tcW w:type="dxa" w:w="2160"/>
+          </w:tcPr>
+          <w:p>
+            <w:r>
+              <w:rPr>
+                <w:b/>
+                <w:sz w:val="20"/>
+              </w:rPr>
+              <w:t>Source</w:t>
+            </w:r>
+          </w:p>
+        </w:tc>
+        <w:tc>
+          <w:tcPr>
+            <w:tcW w:type="dxa" w:w="2160"/>
+          </w:tcPr>
+          <w:p>
+            <w:r>
+              <w:rPr>
+                <w:b/>
+                <w:sz w:val="20"/>
+              </w:rPr>
+              <w:t>Couleur</w:t>
+            </w:r>
+          </w:p>
+        </w:tc>
+      </w:tr>
+      <w:tr>
+        <w:tc>
+          <w:tcPr>
+            <w:tcW w:type="dxa" w:w="2160"/>
+          </w:tcPr>
+          <w:p>
+            <w:r>
+              <w:rPr>
+                <w:sz w:val="20"/>
+              </w:rPr>
+              <w:t>Zones (IEZ)</w:t>
+            </w:r>
+          </w:p>
+        </w:tc>
+        <w:tc>
+          <w:tcPr>
+            <w:tcW w:type="dxa" w:w="2160"/>
+          </w:tcPr>
+          <w:p>
+            <w:r>
+              <w:rPr>
+                <w:sz w:val="20"/>
+              </w:rPr>
+              <w:t>13 zones avec score IEZ</w:t>
+            </w:r>
+          </w:p>
+        </w:tc>
+        <w:tc>
+          <w:tcPr>
+            <w:tcW w:type="dxa" w:w="2160"/>
+          </w:tcPr>
+          <w:p>
+            <w:r>
+              <w:rPr>
+                <w:sz w:val="20"/>
+              </w:rPr>
+              <w:t>Base de données</w:t>
+            </w:r>
+          </w:p>
+        </w:tc>
+        <w:tc>
+          <w:tcPr>
+            <w:tcW w:type="dxa" w:w="2160"/>
+          </w:tcPr>
+          <w:p>
+            <w:r>
+              <w:rPr>
+                <w:sz w:val="20"/>
+              </w:rPr>
+              <w:t>Vert/Jaune/Orange/Rouge</w:t>
+            </w:r>
+          </w:p>
+        </w:tc>
+      </w:tr>
+      <w:tr>
+        <w:tc>
+          <w:tcPr>
+            <w:tcW w:type="dxa" w:w="2160"/>
+          </w:tcPr>
+          <w:p>
+            <w:r>
+              <w:rPr>
+                <w:sz w:val="20"/>
+              </w:rPr>
+              <w:t>Feux FIRMS</w:t>
+            </w:r>
+          </w:p>
+        </w:tc>
+        <w:tc>
+          <w:tcPr>
+            <w:tcW w:type="dxa" w:w="2160"/>
+          </w:tcPr>
+          <w:p>
+            <w:r>
+              <w:rPr>
+                <w:sz w:val="20"/>
+              </w:rPr>
+              <w:t>Points chauds actifs (7j)</w:t>
+            </w:r>
+          </w:p>
+        </w:tc>
+        <w:tc>
+          <w:tcPr>
+            <w:tcW w:type="dxa" w:w="2160"/>
+          </w:tcPr>
+          <w:p>
+            <w:r>
+              <w:rPr>
+                <w:sz w:val="20"/>
+              </w:rPr>
+              <w:t>NASA FIRMS</w:t>
+            </w:r>
+          </w:p>
+        </w:tc>
+        <w:tc>
+          <w:tcPr>
+            <w:tcW w:type="dxa" w:w="2160"/>
+          </w:tcPr>
+          <w:p>
+            <w:r>
+              <w:rPr>
+                <w:sz w:val="20"/>
+              </w:rPr>
+              <w:t>Rouge/Orange/Jaune</w:t>
+            </w:r>
+          </w:p>
+        </w:tc>
+      </w:tr>
+      <w:tr>
+        <w:tc>
+          <w:tcPr>
+            <w:tcW w:type="dxa" w:w="2160"/>
+          </w:tcPr>
+          <w:p>
+            <w:r>
+              <w:rPr>
+                <w:sz w:val="20"/>
+              </w:rPr>
+              <w:t>Stations</w:t>
+            </w:r>
+          </w:p>
+        </w:tc>
+        <w:tc>
+          <w:tcPr>
+            <w:tcW w:type="dxa" w:w="2160"/>
+          </w:tcPr>
+          <w:p>
+            <w:r>
+              <w:rPr>
+                <w:sz w:val="20"/>
+              </w:rPr>
+              <w:t>24 stations IoT</w:t>
+            </w:r>
+          </w:p>
+        </w:tc>
+        <w:tc>
+          <w:tcPr>
+            <w:tcW w:type="dxa" w:w="2160"/>
+          </w:tcPr>
+          <w:p>
+            <w:r>
+              <w:rPr>
+                <w:sz w:val="20"/>
+              </w:rPr>
+              <w:t>Capteurs</w:t>
+            </w:r>
+          </w:p>
+        </w:tc>
+        <w:tc>
+          <w:tcPr>
+            <w:tcW w:type="dxa" w:w="2160"/>
+          </w:tcPr>
+          <w:p>
+            <w:r>
+              <w:rPr>
+                <w:sz w:val="20"/>
+              </w:rPr>
+              <w:t>Vert=Active, Jaune=Dégradée</w:t>
+            </w:r>
+          </w:p>
+        </w:tc>
+      </w:tr>
+      <w:tr>
+        <w:tc>
+          <w:tcPr>
+            <w:tcW w:type="dxa" w:w="2160"/>
+          </w:tcPr>
+          <w:p>
+            <w:r>
+              <w:rPr>
+                <w:sz w:val="20"/>
+              </w:rPr>
+              <w:t>Incidents</w:t>
+            </w:r>
+          </w:p>
+        </w:tc>
+        <w:tc>
+          <w:tcPr>
+            <w:tcW w:type="dxa" w:w="2160"/>
+          </w:tcPr>
+          <w:p>
+            <w:r>
+              <w:rPr>
+                <w:sz w:val="20"/>
+              </w:rPr>
+              <w:t>Incidents actifs</w:t>
+            </w:r>
+          </w:p>
+        </w:tc>
+        <w:tc>
+          <w:tcPr>
+            <w:tcW w:type="dxa" w:w="2160"/>
+          </w:tcPr>
+          <w:p>
+            <w:r>
+              <w:rPr>
+                <w:sz w:val="20"/>
+              </w:rPr>
+              <w:t>Base de données</w:t>
+            </w:r>
+          </w:p>
+        </w:tc>
+        <w:tc>
+          <w:tcPr>
+            <w:tcW w:type="dxa" w:w="2160"/>
+          </w:tcPr>
+          <w:p>
+            <w:r>
+              <w:rPr>
+                <w:sz w:val="20"/>
+              </w:rPr>
+              <w:t>Losange par sévérité</w:t>
+            </w:r>
+          </w:p>
+        </w:tc>
+      </w:tr>
+      <w:tr>
+        <w:tc>
+          <w:tcPr>
+            <w:tcW w:type="dxa" w:w="2160"/>
+          </w:tcPr>
+          <w:p>
+            <w:r>
+              <w:rPr>
+                <w:sz w:val="20"/>
+              </w:rPr>
+              <w:t>Anomalies</w:t>
+            </w:r>
+          </w:p>
+        </w:tc>
+        <w:tc>
+          <w:tcPr>
+            <w:tcW w:type="dxa" w:w="2160"/>
+          </w:tcPr>
+          <w:p>
+            <w:r>
+              <w:rPr>
+                <w:sz w:val="20"/>
+              </w:rPr>
+              <w:t>Anomalies (30j)</w:t>
+            </w:r>
+          </w:p>
+        </w:tc>
+        <w:tc>
+          <w:tcPr>
+            <w:tcW w:type="dxa" w:w="2160"/>
+          </w:tcPr>
+          <w:p>
+            <w:r>
+              <w:rPr>
+                <w:sz w:val="20"/>
+              </w:rPr>
+              <w:t>Moteur d'anomalies</w:t>
+            </w:r>
+          </w:p>
+        </w:tc>
+        <w:tc>
+          <w:tcPr>
+            <w:tcW w:type="dxa" w:w="2160"/>
+          </w:tcPr>
+          <w:p>
+            <w:r>
+              <w:rPr>
+                <w:sz w:val="20"/>
+              </w:rPr>
+              <w:t>Violet/Orange/Cyan</w:t>
+            </w:r>
+          </w:p>
+        </w:tc>
+      </w:tr>
+      <w:tr>
+        <w:tc>
+          <w:tcPr>
+            <w:tcW w:type="dxa" w:w="2160"/>
+          </w:tcPr>
+          <w:p>
+            <w:r>
+              <w:rPr>
+                <w:sz w:val="20"/>
+              </w:rPr>
+              <w:t>NDVI Végétation</w:t>
+            </w:r>
+          </w:p>
+        </w:tc>
+        <w:tc>
+          <w:tcPr>
+            <w:tcW w:type="dxa" w:w="2160"/>
+          </w:tcPr>
+          <w:p>
+            <w:r>
+              <w:rPr>
+                <w:sz w:val="20"/>
+              </w:rPr>
+              <w:t>Points NDVI réels</w:t>
+            </w:r>
+          </w:p>
+        </w:tc>
+        <w:tc>
+          <w:tcPr>
+            <w:tcW w:type="dxa" w:w="2160"/>
+          </w:tcPr>
+          <w:p>
+            <w:r>
+              <w:rPr>
+                <w:sz w:val="20"/>
+              </w:rPr>
+              <w:t>Sentinel-2 / Landsat</w:t>
+            </w:r>
+          </w:p>
+        </w:tc>
+        <w:tc>
+          <w:tcPr>
+            <w:tcW w:type="dxa" w:w="2160"/>
+          </w:tcPr>
+          <w:p>
+            <w:r>
+              <w:rPr>
+                <w:sz w:val="20"/>
+              </w:rPr>
+              <w:t>Vert→Rouge</w:t>
+            </w:r>
+          </w:p>
+        </w:tc>
+      </w:tr>
+      <w:tr>
+        <w:tc>
+          <w:tcPr>
+            <w:tcW w:type="dxa" w:w="2160"/>
+          </w:tcPr>
+          <w:p>
+            <w:r>
+              <w:rPr>
+                <w:sz w:val="20"/>
+              </w:rPr>
+              <w:t>Qualité Air (NO2)</w:t>
+            </w:r>
+          </w:p>
+        </w:tc>
+        <w:tc>
+          <w:tcPr>
+            <w:tcW w:type="dxa" w:w="2160"/>
+          </w:tcPr>
+          <w:p>
+            <w:r>
+              <w:rPr>
+                <w:sz w:val="20"/>
+              </w:rPr>
+              <w:t>NO2/PM25/PM10</w:t>
+            </w:r>
+          </w:p>
+        </w:tc>
+        <w:tc>
+          <w:tcPr>
+            <w:tcW w:type="dxa" w:w="2160"/>
+          </w:tcPr>
+          <w:p>
+            <w:r>
+              <w:rPr>
+                <w:sz w:val="20"/>
+              </w:rPr>
+              <w:t>Sentinel-5P / OpenAQ</w:t>
+            </w:r>
+          </w:p>
+        </w:tc>
+        <w:tc>
+          <w:tcPr>
+            <w:tcW w:type="dxa" w:w="2160"/>
+          </w:tcPr>
+          <w:p>
+            <w:r>
+              <w:rPr>
+                <w:sz w:val="20"/>
+              </w:rPr>
+              <w:t>Vert→Rouge</w:t>
+            </w:r>
+          </w:p>
+        </w:tc>
+      </w:tr>
+      <w:tr>
+        <w:tc>
+          <w:tcPr>
+            <w:tcW w:type="dxa" w:w="2160"/>
+          </w:tcPr>
+          <w:p>
+            <w:r>
+              <w:rPr>
+                <w:sz w:val="20"/>
+              </w:rPr>
+              <w:t>Zones à risque</w:t>
+            </w:r>
+          </w:p>
+        </w:tc>
+        <w:tc>
+          <w:tcPr>
+            <w:tcW w:type="dxa" w:w="2160"/>
+          </w:tcPr>
+          <w:p>
+            <w:r>
+              <w:rPr>
+                <w:sz w:val="20"/>
+              </w:rPr>
+              <w:t>Évaluations risque</w:t>
+            </w:r>
+          </w:p>
+        </w:tc>
+        <w:tc>
+          <w:tcPr>
+            <w:tcW w:type="dxa" w:w="2160"/>
+          </w:tcPr>
+          <w:p>
+            <w:r>
+              <w:rPr>
+                <w:sz w:val="20"/>
+              </w:rPr>
+              <w:t>RiskEngine</w:t>
+            </w:r>
+          </w:p>
+        </w:tc>
+        <w:tc>
+          <w:tcPr>
+            <w:tcW w:type="dxa" w:w="2160"/>
+          </w:tcPr>
+          <w:p>
+            <w:r>
+              <w:rPr>
+                <w:sz w:val="20"/>
+              </w:rPr>
+              <w:t>Vert→Rouge</w:t>
+            </w:r>
+          </w:p>
+        </w:tc>
+      </w:tr>
+      <w:tr>
+        <w:tc>
+          <w:tcPr>
+            <w:tcW w:type="dxa" w:w="2160"/>
+          </w:tcPr>
+          <w:p>
+            <w:r>
+              <w:rPr>
+                <w:sz w:val="20"/>
+              </w:rPr>
+              <w:t>Heatmap feux</w:t>
+            </w:r>
+          </w:p>
+        </w:tc>
+        <w:tc>
+          <w:tcPr>
+            <w:tcW w:type="dxa" w:w="2160"/>
+          </w:tcPr>
+          <w:p>
+            <w:r>
+              <w:rPr>
+                <w:sz w:val="20"/>
+              </w:rPr>
+              <w:t>Densité thermique</w:t>
+            </w:r>
+          </w:p>
+        </w:tc>
+        <w:tc>
+          <w:tcPr>
+            <w:tcW w:type="dxa" w:w="2160"/>
+          </w:tcPr>
+          <w:p>
+            <w:r>
+              <w:rPr>
+                <w:sz w:val="20"/>
+              </w:rPr>
+              <w:t>NASA FIRMS</w:t>
+            </w:r>
+          </w:p>
+        </w:tc>
+        <w:tc>
+          <w:tcPr>
+            <w:tcW w:type="dxa" w:w="2160"/>
+          </w:tcPr>
+          <w:p>
+            <w:r>
+              <w:rPr>
+                <w:sz w:val="20"/>
+              </w:rPr>
+              <w:t>Bleu→Rouge</w:t>
+            </w:r>
+          </w:p>
+        </w:tc>
+      </w:tr>
+    </w:tbl>
+    <w:p>
+      <w:pPr>
+        <w:pStyle w:val="Heading2"/>
+      </w:pPr>
+      <w:r>
+        <w:rPr>
+          <w:color w:val="15803D"/>
+        </w:rPr>
+        <w:t>3.2 Popups Enrichis</w:t>
       </w:r>
     </w:p>
     <w:p>
       <w:r>
-        <w:t>Score composite (0-100) de santé globale de l'écosystème, calculé à partir de 7 composantes pondérées.</w:t>
+        <w:t>Chaque élément dispose de popups détaillés :</w:t>
+      </w:r>
+    </w:p>
+    <w:p>
+      <w:pPr>
+        <w:pStyle w:val="ListBullet"/>
+      </w:pPr>
+      <w:r>
+        <w:rPr>
+          <w:sz w:val="20"/>
+        </w:rPr>
+        <w:t>Zones : Nom, type, IEZ avec barre, statut, NDVI, température, précipitations, qualité air, risque avec score, sparkline IEZ</w:t>
+      </w:r>
+    </w:p>
+    <w:p>
+      <w:pPr>
+        <w:pStyle w:val="ListBullet"/>
+      </w:pPr>
+      <w:r>
+        <w:rPr>
+          <w:sz w:val="20"/>
+        </w:rPr>
+        <w:t>Feux : Confiance, satellite (MODIS/VIIRS), FRP (MW), luminosité (K), période jour/nuit</w:t>
+      </w:r>
+    </w:p>
+    <w:p>
+      <w:pPr>
+        <w:pStyle w:val="ListBullet"/>
+      </w:pPr>
+      <w:r>
+        <w:rPr>
+          <w:sz w:val="20"/>
+        </w:rPr>
+        <w:t>Stations : Code, nom, statut, batterie avec barre de progression</w:t>
+      </w:r>
+    </w:p>
+    <w:p>
+      <w:pPr>
+        <w:pStyle w:val="ListBullet"/>
+      </w:pPr>
+      <w:r>
+        <w:rPr>
+          <w:sz w:val="20"/>
+        </w:rPr>
+        <w:t>Incidents : Type, sévérité, statut, score de risque, description, lien analyse IA</w:t>
+      </w:r>
+    </w:p>
+    <w:p>
+      <w:pPr>
+        <w:pStyle w:val="ListBullet"/>
+      </w:pPr>
+      <w:r>
+        <w:rPr>
+          <w:sz w:val="20"/>
+        </w:rPr>
+        <w:t>Anomalies : Type, sévérité, score, metric, valeur vs baseline</w:t>
+      </w:r>
+    </w:p>
+    <w:p>
+      <w:pPr>
+        <w:pStyle w:val="ListBullet"/>
+      </w:pPr>
+      <w:r>
+        <w:rPr>
+          <w:sz w:val="20"/>
+        </w:rPr>
+        <w:t>NDVI : Valeur, source, date, barre de progression</w:t>
+      </w:r>
+    </w:p>
+    <w:p>
+      <w:pPr>
+        <w:pStyle w:val="ListBullet"/>
+      </w:pPr>
+      <w:r>
+        <w:rPr>
+          <w:sz w:val="20"/>
+        </w:rPr>
+        <w:t>Qualité air : Variable, valeur avec unité, date</w:t>
+      </w:r>
+    </w:p>
+    <w:p>
+      <w:pPr>
+        <w:pStyle w:val="ListBullet"/>
+      </w:pPr>
+      <w:r>
+        <w:rPr>
+          <w:sz w:val="20"/>
+        </w:rPr>
+        <w:t>Risques : Type, score/100, niveau, sévérité, facteurs détaillés</w:t>
+      </w:r>
+    </w:p>
+    <w:p>
+      <w:pPr>
+        <w:pStyle w:val="Heading2"/>
+      </w:pPr>
+      <w:r>
+        <w:rPr>
+          <w:color w:val="15803D"/>
+        </w:rPr>
+        <w:t>3.3 Filtres et Contrôles</w:t>
+      </w:r>
+    </w:p>
+    <w:p>
+      <w:pPr>
+        <w:pStyle w:val="ListBullet"/>
+      </w:pPr>
+      <w:r>
+        <w:rPr>
+          <w:sz w:val="20"/>
+        </w:rPr>
+        <w:t>Recherche de zone par nom (zoom automatique)</w:t>
+      </w:r>
+    </w:p>
+    <w:p>
+      <w:pPr>
+        <w:pStyle w:val="ListBullet"/>
+      </w:pPr>
+      <w:r>
+        <w:rPr>
+          <w:sz w:val="20"/>
+        </w:rPr>
+        <w:t>Filtres par sévérité : Critique, Élevé, Moyen, Faible</w:t>
+      </w:r>
+    </w:p>
+    <w:p>
+      <w:pPr>
+        <w:pStyle w:val="ListBullet"/>
+      </w:pPr>
+      <w:r>
+        <w:rPr>
+          <w:sz w:val="20"/>
+        </w:rPr>
+        <w:t>Filtre par type d'incident : 7 types disponibles</w:t>
+      </w:r>
+    </w:p>
+    <w:p>
+      <w:pPr>
+        <w:pStyle w:val="ListBullet"/>
+      </w:pPr>
+      <w:r>
+        <w:rPr>
+          <w:sz w:val="20"/>
+        </w:rPr>
+        <w:t>Filtre par confiance des feux : Haute, Moyenne, Basse</w:t>
+      </w:r>
+    </w:p>
+    <w:p>
+      <w:pPr>
+        <w:pStyle w:val="ListBullet"/>
+      </w:pPr>
+      <w:r>
+        <w:rPr>
+          <w:sz w:val="20"/>
+        </w:rPr>
+        <w:t>Filtre par type de zone : 8 types (Urbaine, Forêt, etc.)</w:t>
+      </w:r>
+    </w:p>
+    <w:p>
+      <w:pPr>
+        <w:pStyle w:val="ListBullet"/>
+      </w:pPr>
+      <w:r>
+        <w:rPr>
+          <w:sz w:val="20"/>
+        </w:rPr>
+        <w:t>Auto-refresh toutes les 60 secondes</w:t>
+      </w:r>
+    </w:p>
+    <w:p>
+      <w:pPr>
+        <w:pStyle w:val="ListBullet"/>
+      </w:pPr>
+      <w:r>
+        <w:rPr>
+          <w:sz w:val="20"/>
+        </w:rPr>
+        <w:t>Panneaux repliables : Filtres (gauche) et Statistiques (droite)</w:t>
+      </w:r>
+    </w:p>
+    <w:p>
+      <w:pPr>
+        <w:pStyle w:val="ListBullet"/>
+      </w:pPr>
+      <w:r>
+        <w:rPr>
+          <w:sz w:val="20"/>
+        </w:rPr>
+        <w:t>Toutes les couches décochées par défaut — l'utilisateur choisit</w:t>
+      </w:r>
+    </w:p>
+    <w:p>
+      <w:pPr>
+        <w:pStyle w:val="Heading1"/>
+      </w:pPr>
+      <w:r>
+        <w:rPr>
+          <w:color w:val="15803D"/>
+        </w:rPr>
+        <w:t>4. Moteurs d'Analyse</w:t>
+      </w:r>
+    </w:p>
+    <w:p>
+      <w:pPr>
+        <w:pStyle w:val="Heading2"/>
+      </w:pPr>
+      <w:r>
+        <w:rPr>
+          <w:color w:val="15803D"/>
+        </w:rPr>
+        <w:t>4.1 RiskEngine</w:t>
+      </w:r>
+    </w:p>
+    <w:p>
+      <w:r>
+        <w:t>Calcule un score de risque (0-100) pour chaque zone, basé sur 7 profils pondérés : Feu de forêt (25%), Sécheresse (20%), Inondation (15%), Érosion (10%), Pollution (10%), Désertification (10%), Biodiversité (10%).</w:t>
+      </w:r>
+    </w:p>
+    <w:p>
+      <w:pPr>
+        <w:pStyle w:val="Heading2"/>
+      </w:pPr>
+      <w:r>
+        <w:rPr>
+          <w:color w:val="15803D"/>
+        </w:rPr>
+        <w:t>4.2 AnomalyEngine</w:t>
+      </w:r>
+    </w:p>
+    <w:p>
+      <w:r>
+        <w:t>Détecte les valeurs aberrantes par Z-score : |Z| &gt; 2 = anomalie, |Z| &gt; 3 = anomalie critique. Métriques : NDVI, NDWI, température, pluie, SO2, O3.</w:t>
+      </w:r>
+    </w:p>
+    <w:p>
+      <w:pPr>
+        <w:pStyle w:val="Heading2"/>
+      </w:pPr>
+      <w:r>
+        <w:rPr>
+          <w:color w:val="15803D"/>
+        </w:rPr>
+        <w:t>4.3 IEZEngine</w:t>
+      </w:r>
+    </w:p>
+    <w:p>
+      <w:r>
+        <w:t>Score composite (0-100) : Couverture végétale (25%), Disponibilité hydrique (20%), Stabilité climatique (15%), Qualité de l'air (15%), Absence de feux (15%), Biodiversité (5%), Pression anthropique (5%).</w:t>
+      </w:r>
+    </w:p>
+    <w:p>
+      <w:pPr>
+        <w:pStyle w:val="Heading2"/>
+      </w:pPr>
+      <w:r>
+        <w:rPr>
+          <w:color w:val="15803D"/>
+        </w:rPr>
+        <w:t>4.4 AlertEngine</w:t>
+      </w:r>
+    </w:p>
+    <w:p>
+      <w:r>
+        <w:t>7 règles automatiques : Feu actif (CRITIQUE), Sécheresse (ÉLEVÉ), Inondation (ÉLEVÉ), Pollution (MODÉRÉ), Érosion (MODÉRÉ), Désertification (ÉLEVÉ), Anomaly critique (MODÉRÉ).</w:t>
+      </w:r>
+    </w:p>
+    <w:p>
+      <w:pPr>
+        <w:pStyle w:val="Heading1"/>
+      </w:pPr>
+      <w:r>
+        <w:rPr>
+          <w:color w:val="15803D"/>
+        </w:rPr>
+        <w:t>5. API REST</w:t>
+      </w:r>
+    </w:p>
+    <w:p>
+      <w:pPr>
+        <w:pStyle w:val="Heading2"/>
+      </w:pPr>
+      <w:r>
+        <w:rPr>
+          <w:color w:val="15803D"/>
+        </w:rPr>
+        <w:t>5.1 Endpoints</w:t>
       </w:r>
     </w:p>
     <w:tbl>
       <w:tblPr>
-        <w:tblStyle w:val="TableGrid"/>
+        <w:tblStyle w:val="LightGrid-Accent1"/>
         <w:tblW w:type="auto" w:w="0"/>
         <w:jc w:val="center"/>
         <w:tblLook w:firstColumn="1" w:firstRow="1" w:lastColumn="0" w:lastRow="0" w:noHBand="0" w:noVBand="1" w:val="04A0"/>
@@ -2342,101 +2196,42 @@
         <w:tc>
           <w:tcPr>
             <w:tcW w:type="dxa" w:w="2880"/>
-            <w:shd w:fill="1B5E20" w:val="clear"/>
           </w:tcPr>
           <w:p>
-            <w:pPr>
-              <w:jc w:val="center"/>
-            </w:pPr>
             <w:r>
               <w:rPr>
                 <w:b/>
-                <w:color w:val="FFFFFF"/>
-                <w:sz w:val="18"/>
+                <w:sz w:val="20"/>
               </w:rPr>
-              <w:t>Composante</w:t>
+              <w:t>Méthode</w:t>
             </w:r>
           </w:p>
         </w:tc>
         <w:tc>
           <w:tcPr>
             <w:tcW w:type="dxa" w:w="2880"/>
-            <w:shd w:fill="1B5E20" w:val="clear"/>
           </w:tcPr>
           <w:p>
-            <w:pPr>
-              <w:jc w:val="center"/>
-            </w:pPr>
             <w:r>
               <w:rPr>
                 <w:b/>
-                <w:color w:val="FFFFFF"/>
-                <w:sz w:val="18"/>
+                <w:sz w:val="20"/>
               </w:rPr>
-              <w:t>Pondération</w:t>
+              <w:t>Endpoint</w:t>
             </w:r>
           </w:p>
         </w:tc>
         <w:tc>
           <w:tcPr>
             <w:tcW w:type="dxa" w:w="2880"/>
-            <w:shd w:fill="1B5E20" w:val="clear"/>
-          </w:tcPr>
-          <w:p>
-            <w:pPr>
-              <w:jc w:val="center"/>
-            </w:pPr>
-            <w:r>
-              <w:rPr>
-                <w:b/>
-                <w:color w:val="FFFFFF"/>
-                <w:sz w:val="18"/>
-              </w:rPr>
-              <w:t>Source</w:t>
-            </w:r>
-          </w:p>
-        </w:tc>
-      </w:tr>
-      <w:tr>
-        <w:tc>
-          <w:tcPr>
-            <w:tcW w:type="dxa" w:w="2880"/>
-            <w:shd w:fill="E8F5E9" w:val="clear"/>
           </w:tcPr>
           <w:p>
             <w:r>
               <w:rPr>
-                <w:sz w:val="16"/>
+                <w:b/>
+                <w:sz w:val="20"/>
               </w:rPr>
-              <w:t>Couverture végétale (NDVI)</w:t>
-            </w:r>
-          </w:p>
-        </w:tc>
-        <w:tc>
-          <w:tcPr>
-            <w:tcW w:type="dxa" w:w="2880"/>
-            <w:shd w:fill="E8F5E9" w:val="clear"/>
-          </w:tcPr>
-          <w:p>
-            <w:r>
-              <w:rPr>
-                <w:sz w:val="16"/>
-              </w:rPr>
-              <w:t>25%</w:t>
-            </w:r>
-          </w:p>
-        </w:tc>
-        <w:tc>
-          <w:tcPr>
-            <w:tcW w:type="dxa" w:w="2880"/>
-            <w:shd w:fill="E8F5E9" w:val="clear"/>
-          </w:tcPr>
-          <w:p>
-            <w:r>
-              <w:rPr>
-                <w:sz w:val="16"/>
-              </w:rPr>
-              <w:t>Sentinel-2 / Landsat</w:t>
+              <w:t>Description</w:t>
             </w:r>
           </w:p>
         </w:tc>
@@ -2449,9 +2244,9 @@
           <w:p>
             <w:r>
               <w:rPr>
-                <w:sz w:val="16"/>
+                <w:sz w:val="20"/>
               </w:rPr>
-              <w:t>Disponibilité hydrique (NDWI)</w:t>
+              <w:t>GET</w:t>
             </w:r>
           </w:p>
         </w:tc>
@@ -2462,9 +2257,9 @@
           <w:p>
             <w:r>
               <w:rPr>
-                <w:sz w:val="16"/>
+                <w:sz w:val="20"/>
               </w:rPr>
-              <w:t>20%</w:t>
+              <w:t>/api/dashboard/</w:t>
             </w:r>
           </w:p>
         </w:tc>
@@ -2475,885 +2270,7 @@
           <w:p>
             <w:r>
               <w:rPr>
-                <w:sz w:val="16"/>
-              </w:rPr>
-              <w:t>Sentinel-2</w:t>
-            </w:r>
-          </w:p>
-        </w:tc>
-      </w:tr>
-      <w:tr>
-        <w:tc>
-          <w:tcPr>
-            <w:tcW w:type="dxa" w:w="2880"/>
-            <w:shd w:fill="E8F5E9" w:val="clear"/>
-          </w:tcPr>
-          <w:p>
-            <w:r>
-              <w:rPr>
-                <w:sz w:val="16"/>
-              </w:rPr>
-              <w:t>Stabilité climatique</w:t>
-            </w:r>
-          </w:p>
-        </w:tc>
-        <w:tc>
-          <w:tcPr>
-            <w:tcW w:type="dxa" w:w="2880"/>
-            <w:shd w:fill="E8F5E9" w:val="clear"/>
-          </w:tcPr>
-          <w:p>
-            <w:r>
-              <w:rPr>
-                <w:sz w:val="16"/>
-              </w:rPr>
-              <w:t>15%</w:t>
-            </w:r>
-          </w:p>
-        </w:tc>
-        <w:tc>
-          <w:tcPr>
-            <w:tcW w:type="dxa" w:w="2880"/>
-            <w:shd w:fill="E8F5E9" w:val="clear"/>
-          </w:tcPr>
-          <w:p>
-            <w:r>
-              <w:rPr>
-                <w:sz w:val="16"/>
-              </w:rPr>
-              <w:t>NASA POWER</w:t>
-            </w:r>
-          </w:p>
-        </w:tc>
-      </w:tr>
-      <w:tr>
-        <w:tc>
-          <w:tcPr>
-            <w:tcW w:type="dxa" w:w="2880"/>
-          </w:tcPr>
-          <w:p>
-            <w:r>
-              <w:rPr>
-                <w:sz w:val="16"/>
-              </w:rPr>
-              <w:t>Qualité de l'air</w:t>
-            </w:r>
-          </w:p>
-        </w:tc>
-        <w:tc>
-          <w:tcPr>
-            <w:tcW w:type="dxa" w:w="2880"/>
-          </w:tcPr>
-          <w:p>
-            <w:r>
-              <w:rPr>
-                <w:sz w:val="16"/>
-              </w:rPr>
-              <w:t>15%</w:t>
-            </w:r>
-          </w:p>
-        </w:tc>
-        <w:tc>
-          <w:tcPr>
-            <w:tcW w:type="dxa" w:w="2880"/>
-          </w:tcPr>
-          <w:p>
-            <w:r>
-              <w:rPr>
-                <w:sz w:val="16"/>
-              </w:rPr>
-              <w:t>Sentinel-5P / OpenAQ</w:t>
-            </w:r>
-          </w:p>
-        </w:tc>
-      </w:tr>
-      <w:tr>
-        <w:tc>
-          <w:tcPr>
-            <w:tcW w:type="dxa" w:w="2880"/>
-            <w:shd w:fill="E8F5E9" w:val="clear"/>
-          </w:tcPr>
-          <w:p>
-            <w:r>
-              <w:rPr>
-                <w:sz w:val="16"/>
-              </w:rPr>
-              <w:t>Absence de feux</w:t>
-            </w:r>
-          </w:p>
-        </w:tc>
-        <w:tc>
-          <w:tcPr>
-            <w:tcW w:type="dxa" w:w="2880"/>
-            <w:shd w:fill="E8F5E9" w:val="clear"/>
-          </w:tcPr>
-          <w:p>
-            <w:r>
-              <w:rPr>
-                <w:sz w:val="16"/>
-              </w:rPr>
-              <w:t>15%</w:t>
-            </w:r>
-          </w:p>
-        </w:tc>
-        <w:tc>
-          <w:tcPr>
-            <w:tcW w:type="dxa" w:w="2880"/>
-            <w:shd w:fill="E8F5E9" w:val="clear"/>
-          </w:tcPr>
-          <w:p>
-            <w:r>
-              <w:rPr>
-                <w:sz w:val="16"/>
-              </w:rPr>
-              <w:t>FIRMS</w:t>
-            </w:r>
-          </w:p>
-        </w:tc>
-      </w:tr>
-      <w:tr>
-        <w:tc>
-          <w:tcPr>
-            <w:tcW w:type="dxa" w:w="2880"/>
-          </w:tcPr>
-          <w:p>
-            <w:r>
-              <w:rPr>
-                <w:sz w:val="16"/>
-              </w:rPr>
-              <w:t>Biodiversité (proxy)</w:t>
-            </w:r>
-          </w:p>
-        </w:tc>
-        <w:tc>
-          <w:tcPr>
-            <w:tcW w:type="dxa" w:w="2880"/>
-          </w:tcPr>
-          <w:p>
-            <w:r>
-              <w:rPr>
-                <w:sz w:val="16"/>
-              </w:rPr>
-              <w:t>5%</w:t>
-            </w:r>
-          </w:p>
-        </w:tc>
-        <w:tc>
-          <w:tcPr>
-            <w:tcW w:type="dxa" w:w="2880"/>
-          </w:tcPr>
-          <w:p>
-            <w:r>
-              <w:rPr>
-                <w:sz w:val="16"/>
-              </w:rPr>
-              <w:t>Sentinel-2</w:t>
-            </w:r>
-          </w:p>
-        </w:tc>
-      </w:tr>
-      <w:tr>
-        <w:tc>
-          <w:tcPr>
-            <w:tcW w:type="dxa" w:w="2880"/>
-            <w:shd w:fill="E8F5E9" w:val="clear"/>
-          </w:tcPr>
-          <w:p>
-            <w:r>
-              <w:rPr>
-                <w:sz w:val="16"/>
-              </w:rPr>
-              <w:t>Pression anthropique</w:t>
-            </w:r>
-          </w:p>
-        </w:tc>
-        <w:tc>
-          <w:tcPr>
-            <w:tcW w:type="dxa" w:w="2880"/>
-            <w:shd w:fill="E8F5E9" w:val="clear"/>
-          </w:tcPr>
-          <w:p>
-            <w:r>
-              <w:rPr>
-                <w:sz w:val="16"/>
-              </w:rPr>
-              <w:t>5%</w:t>
-            </w:r>
-          </w:p>
-        </w:tc>
-        <w:tc>
-          <w:tcPr>
-            <w:tcW w:type="dxa" w:w="2880"/>
-            <w:shd w:fill="E8F5E9" w:val="clear"/>
-          </w:tcPr>
-          <w:p>
-            <w:r>
-              <w:rPr>
-                <w:sz w:val="16"/>
-              </w:rPr>
-              <w:t>Détection d'anomalies</w:t>
-            </w:r>
-          </w:p>
-        </w:tc>
-      </w:tr>
-    </w:tbl>
-    <w:p/>
-    <w:p>
-      <w:pPr>
-        <w:jc w:val="center"/>
-      </w:pPr>
-      <w:r>
-        <w:drawing>
-          <wp:inline xmlns:a="http://schemas.openxmlformats.org/drawingml/2006/main" xmlns:pic="http://schemas.openxmlformats.org/drawingml/2006/picture">
-            <wp:extent cx="4114800" cy="3022795"/>
-            <wp:docPr id="5" name="Picture 5"/>
-            <wp:cNvGraphicFramePr>
-              <a:graphicFrameLocks noChangeAspect="1"/>
-            </wp:cNvGraphicFramePr>
-            <a:graphic>
-              <a:graphicData uri="http://schemas.openxmlformats.org/drawingml/2006/picture">
-                <pic:pic>
-                  <pic:nvPicPr>
-                    <pic:cNvPr id="0" name="iez_gauge.png"/>
-                    <pic:cNvPicPr/>
-                  </pic:nvPicPr>
-                  <pic:blipFill>
-                    <a:blip r:embed="rId13"/>
-                    <a:stretch>
-                      <a:fillRect/>
-                    </a:stretch>
-                  </pic:blipFill>
-                  <pic:spPr>
-                    <a:xfrm>
-                      <a:off x="0" y="0"/>
-                      <a:ext cx="4114800" cy="3022795"/>
-                    </a:xfrm>
-                    <a:prstGeom prst="rect"/>
-                  </pic:spPr>
-                </pic:pic>
-              </a:graphicData>
-            </a:graphic>
-          </wp:inline>
-        </w:drawing>
-      </w:r>
-    </w:p>
-    <w:p>
-      <w:pPr>
-        <w:pStyle w:val="Heading2"/>
-      </w:pPr>
-      <w:r>
-        <w:t>4.4 AlertEngine — Moteur d'Alertes</w:t>
-      </w:r>
-    </w:p>
-    <w:p>
-      <w:r>
-        <w:t>7 règles d'alerte automatiques :</w:t>
-      </w:r>
-    </w:p>
-    <w:tbl>
-      <w:tblPr>
-        <w:tblStyle w:val="TableGrid"/>
-        <w:tblW w:type="auto" w:w="0"/>
-        <w:jc w:val="center"/>
-        <w:tblLook w:firstColumn="1" w:firstRow="1" w:lastColumn="0" w:lastRow="0" w:noHBand="0" w:noVBand="1" w:val="04A0"/>
-      </w:tblPr>
-      <w:tblGrid>
-        <w:gridCol w:w="2880"/>
-        <w:gridCol w:w="2880"/>
-        <w:gridCol w:w="2880"/>
-      </w:tblGrid>
-      <w:tr>
-        <w:tc>
-          <w:tcPr>
-            <w:tcW w:type="dxa" w:w="2880"/>
-            <w:shd w:fill="1B5E20" w:val="clear"/>
-          </w:tcPr>
-          <w:p>
-            <w:pPr>
-              <w:jc w:val="center"/>
-            </w:pPr>
-            <w:r>
-              <w:rPr>
-                <w:b/>
-                <w:color w:val="FFFFFF"/>
-                <w:sz w:val="18"/>
-              </w:rPr>
-              <w:t>Règle</w:t>
-            </w:r>
-          </w:p>
-        </w:tc>
-        <w:tc>
-          <w:tcPr>
-            <w:tcW w:type="dxa" w:w="2880"/>
-            <w:shd w:fill="1B5E20" w:val="clear"/>
-          </w:tcPr>
-          <w:p>
-            <w:pPr>
-              <w:jc w:val="center"/>
-            </w:pPr>
-            <w:r>
-              <w:rPr>
-                <w:b/>
-                <w:color w:val="FFFFFF"/>
-                <w:sz w:val="18"/>
-              </w:rPr>
-              <w:t>Condition</w:t>
-            </w:r>
-          </w:p>
-        </w:tc>
-        <w:tc>
-          <w:tcPr>
-            <w:tcW w:type="dxa" w:w="2880"/>
-            <w:shd w:fill="1B5E20" w:val="clear"/>
-          </w:tcPr>
-          <w:p>
-            <w:pPr>
-              <w:jc w:val="center"/>
-            </w:pPr>
-            <w:r>
-              <w:rPr>
-                <w:b/>
-                <w:color w:val="FFFFFF"/>
-                <w:sz w:val="18"/>
-              </w:rPr>
-              <w:t>Niveau</w:t>
-            </w:r>
-          </w:p>
-        </w:tc>
-      </w:tr>
-      <w:tr>
-        <w:tc>
-          <w:tcPr>
-            <w:tcW w:type="dxa" w:w="2880"/>
-            <w:shd w:fill="E8F5E9" w:val="clear"/>
-          </w:tcPr>
-          <w:p>
-            <w:r>
-              <w:rPr>
-                <w:sz w:val="16"/>
-              </w:rPr>
-              <w:t>Alerte feu</w:t>
-            </w:r>
-          </w:p>
-        </w:tc>
-        <w:tc>
-          <w:tcPr>
-            <w:tcW w:type="dxa" w:w="2880"/>
-            <w:shd w:fill="E8F5E9" w:val="clear"/>
-          </w:tcPr>
-          <w:p>
-            <w:r>
-              <w:rPr>
-                <w:sz w:val="16"/>
-              </w:rPr>
-              <w:t>Feu FIRMS actif dans la zone</w:t>
-            </w:r>
-          </w:p>
-        </w:tc>
-        <w:tc>
-          <w:tcPr>
-            <w:tcW w:type="dxa" w:w="2880"/>
-            <w:shd w:fill="E8F5E9" w:val="clear"/>
-          </w:tcPr>
-          <w:p>
-            <w:r>
-              <w:rPr>
-                <w:sz w:val="16"/>
-              </w:rPr>
-              <w:t>CRITIQUE</w:t>
-            </w:r>
-          </w:p>
-        </w:tc>
-      </w:tr>
-      <w:tr>
-        <w:tc>
-          <w:tcPr>
-            <w:tcW w:type="dxa" w:w="2880"/>
-          </w:tcPr>
-          <w:p>
-            <w:r>
-              <w:rPr>
-                <w:sz w:val="16"/>
-              </w:rPr>
-              <w:t>Alerte sécheresse</w:t>
-            </w:r>
-          </w:p>
-        </w:tc>
-        <w:tc>
-          <w:tcPr>
-            <w:tcW w:type="dxa" w:w="2880"/>
-          </w:tcPr>
-          <w:p>
-            <w:r>
-              <w:rPr>
-                <w:sz w:val="16"/>
-              </w:rPr>
-              <w:t>NDVI &lt; baseline - 2σ ET pluie &lt; 50% normale</w:t>
-            </w:r>
-          </w:p>
-        </w:tc>
-        <w:tc>
-          <w:tcPr>
-            <w:tcW w:type="dxa" w:w="2880"/>
-          </w:tcPr>
-          <w:p>
-            <w:r>
-              <w:rPr>
-                <w:sz w:val="16"/>
-              </w:rPr>
-              <w:t>ÉLEVÉ</w:t>
-            </w:r>
-          </w:p>
-        </w:tc>
-      </w:tr>
-      <w:tr>
-        <w:tc>
-          <w:tcPr>
-            <w:tcW w:type="dxa" w:w="2880"/>
-            <w:shd w:fill="E8F5E9" w:val="clear"/>
-          </w:tcPr>
-          <w:p>
-            <w:r>
-              <w:rPr>
-                <w:sz w:val="16"/>
-              </w:rPr>
-              <w:t>Alerte inondation</w:t>
-            </w:r>
-          </w:p>
-        </w:tc>
-        <w:tc>
-          <w:tcPr>
-            <w:tcW w:type="dxa" w:w="2880"/>
-            <w:shd w:fill="E8F5E9" w:val="clear"/>
-          </w:tcPr>
-          <w:p>
-            <w:r>
-              <w:rPr>
-                <w:sz w:val="16"/>
-              </w:rPr>
-              <w:t>NDWI &gt; 0.4 ET pluie &gt; 100mm/3j</w:t>
-            </w:r>
-          </w:p>
-        </w:tc>
-        <w:tc>
-          <w:tcPr>
-            <w:tcW w:type="dxa" w:w="2880"/>
-            <w:shd w:fill="E8F5E9" w:val="clear"/>
-          </w:tcPr>
-          <w:p>
-            <w:r>
-              <w:rPr>
-                <w:sz w:val="16"/>
-              </w:rPr>
-              <w:t>ÉLEVÉ</w:t>
-            </w:r>
-          </w:p>
-        </w:tc>
-      </w:tr>
-      <w:tr>
-        <w:tc>
-          <w:tcPr>
-            <w:tcW w:type="dxa" w:w="2880"/>
-          </w:tcPr>
-          <w:p>
-            <w:r>
-              <w:rPr>
-                <w:sz w:val="16"/>
-              </w:rPr>
-              <w:t>Alerte pollution</w:t>
-            </w:r>
-          </w:p>
-        </w:tc>
-        <w:tc>
-          <w:tcPr>
-            <w:tcW w:type="dxa" w:w="2880"/>
-          </w:tcPr>
-          <w:p>
-            <w:r>
-              <w:rPr>
-                <w:sz w:val="16"/>
-              </w:rPr>
-              <w:t>SO2 &gt; 0.5 DU OU NO2 &gt; 50 µg/m³</w:t>
-            </w:r>
-          </w:p>
-        </w:tc>
-        <w:tc>
-          <w:tcPr>
-            <w:tcW w:type="dxa" w:w="2880"/>
-          </w:tcPr>
-          <w:p>
-            <w:r>
-              <w:rPr>
-                <w:sz w:val="16"/>
-              </w:rPr>
-              <w:t>MODÉRÉ</w:t>
-            </w:r>
-          </w:p>
-        </w:tc>
-      </w:tr>
-      <w:tr>
-        <w:tc>
-          <w:tcPr>
-            <w:tcW w:type="dxa" w:w="2880"/>
-            <w:shd w:fill="E8F5E9" w:val="clear"/>
-          </w:tcPr>
-          <w:p>
-            <w:r>
-              <w:rPr>
-                <w:sz w:val="16"/>
-              </w:rPr>
-              <w:t>Alerte érosion</w:t>
-            </w:r>
-          </w:p>
-        </w:tc>
-        <w:tc>
-          <w:tcPr>
-            <w:tcW w:type="dxa" w:w="2880"/>
-            <w:shd w:fill="E8F5E9" w:val="clear"/>
-          </w:tcPr>
-          <w:p>
-            <w:r>
-              <w:rPr>
-                <w:sz w:val="16"/>
-              </w:rPr>
-              <w:t>NDVI en baisse &gt; 15% sur 30 jours</w:t>
-            </w:r>
-          </w:p>
-        </w:tc>
-        <w:tc>
-          <w:tcPr>
-            <w:tcW w:type="dxa" w:w="2880"/>
-            <w:shd w:fill="E8F5E9" w:val="clear"/>
-          </w:tcPr>
-          <w:p>
-            <w:r>
-              <w:rPr>
-                <w:sz w:val="16"/>
-              </w:rPr>
-              <w:t>MODÉRÉ</w:t>
-            </w:r>
-          </w:p>
-        </w:tc>
-      </w:tr>
-      <w:tr>
-        <w:tc>
-          <w:tcPr>
-            <w:tcW w:type="dxa" w:w="2880"/>
-          </w:tcPr>
-          <w:p>
-            <w:r>
-              <w:rPr>
-                <w:sz w:val="16"/>
-              </w:rPr>
-              <w:t>Alerte désertif.</w:t>
-            </w:r>
-          </w:p>
-        </w:tc>
-        <w:tc>
-          <w:tcPr>
-            <w:tcW w:type="dxa" w:w="2880"/>
-          </w:tcPr>
-          <w:p>
-            <w:r>
-              <w:rPr>
-                <w:sz w:val="16"/>
-              </w:rPr>
-              <w:t>NDVI &lt; 0.15 pendant &gt; 60 jours</w:t>
-            </w:r>
-          </w:p>
-        </w:tc>
-        <w:tc>
-          <w:tcPr>
-            <w:tcW w:type="dxa" w:w="2880"/>
-          </w:tcPr>
-          <w:p>
-            <w:r>
-              <w:rPr>
-                <w:sz w:val="16"/>
-              </w:rPr>
-              <w:t>ÉLEVÉ</w:t>
-            </w:r>
-          </w:p>
-        </w:tc>
-      </w:tr>
-      <w:tr>
-        <w:tc>
-          <w:tcPr>
-            <w:tcW w:type="dxa" w:w="2880"/>
-            <w:shd w:fill="E8F5E9" w:val="clear"/>
-          </w:tcPr>
-          <w:p>
-            <w:r>
-              <w:rPr>
-                <w:sz w:val="16"/>
-              </w:rPr>
-              <w:t>Alerte anomaly</w:t>
-            </w:r>
-          </w:p>
-        </w:tc>
-        <w:tc>
-          <w:tcPr>
-            <w:tcW w:type="dxa" w:w="2880"/>
-            <w:shd w:fill="E8F5E9" w:val="clear"/>
-          </w:tcPr>
-          <w:p>
-            <w:r>
-              <w:rPr>
-                <w:sz w:val="16"/>
-              </w:rPr>
-              <w:t>Z-score &gt; 3 sur n'importe quelle métrique</w:t>
-            </w:r>
-          </w:p>
-        </w:tc>
-        <w:tc>
-          <w:tcPr>
-            <w:tcW w:type="dxa" w:w="2880"/>
-            <w:shd w:fill="E8F5E9" w:val="clear"/>
-          </w:tcPr>
-          <w:p>
-            <w:r>
-              <w:rPr>
-                <w:sz w:val="16"/>
-              </w:rPr>
-              <w:t>MODÉRÉ</w:t>
-            </w:r>
-          </w:p>
-        </w:tc>
-      </w:tr>
-    </w:tbl>
-    <w:p>
-      <w:r>
-        <w:br w:type="page"/>
-      </w:r>
-    </w:p>
-    <w:p>
-      <w:pPr>
-        <w:pStyle w:val="Heading1"/>
-      </w:pPr>
-      <w:r>
-        <w:t>5. Interface Utilisateur — Dashboard</w:t>
-      </w:r>
-    </w:p>
-    <w:p>
-      <w:r>
-        <w:t>Le dashboard affiche en temps réel : carte interactive (Leaflet) avec tous les points de surveillance, scores de risque par zone (codes couleur), graphiques d'évolution des indices NDVI/NDWI/température, alertes actives triées par priorité, et statistiques globales.</w:t>
-      </w:r>
-    </w:p>
-    <w:p>
-      <w:r>
-        <w:rPr>
-          <w:b/>
-        </w:rPr>
-        <w:t xml:space="preserve">Feux (FIRMS) : </w:t>
-      </w:r>
-      <w:r>
-        <w:t>Points chauds en temps réel, historique, densité</w:t>
-      </w:r>
-    </w:p>
-    <w:p>
-      <w:r>
-        <w:rPr>
-          <w:b/>
-        </w:rPr>
-        <w:t xml:space="preserve">Végétation (NDVI) : </w:t>
-      </w:r>
-      <w:r>
-        <w:t>Indices NDVI, NDWI, NBR, NDMI par zone et par date</w:t>
-      </w:r>
-    </w:p>
-    <w:p>
-      <w:r>
-        <w:rPr>
-          <w:b/>
-        </w:rPr>
-        <w:t xml:space="preserve">Climat (POWER) : </w:t>
-      </w:r>
-      <w:r>
-        <w:t>Température, pluie, humidité, vent — graphiques d'évolution</w:t>
-      </w:r>
-    </w:p>
-    <w:p>
-      <w:r>
-        <w:rPr>
-          <w:b/>
-        </w:rPr>
-        <w:t xml:space="preserve">Qualité de l'air : </w:t>
-      </w:r>
-      <w:r>
-        <w:t>SO2, O3, NO2, AER_AI — mesures et tendances</w:t>
-      </w:r>
-    </w:p>
-    <w:p>
-      <w:r>
-        <w:rPr>
-          <w:b/>
-        </w:rPr>
-        <w:t xml:space="preserve">Risques : </w:t>
-      </w:r>
-      <w:r>
-        <w:t>Score de risque par zone, historique, détails</w:t>
-      </w:r>
-    </w:p>
-    <w:p>
-      <w:r>
-        <w:rPr>
-          <w:b/>
-        </w:rPr>
-        <w:t xml:space="preserve">Anomalies : </w:t>
-      </w:r>
-      <w:r>
-        <w:t>Valeurs aberrantes détectées automatiquement</w:t>
-      </w:r>
-    </w:p>
-    <w:p>
-      <w:r>
-        <w:rPr>
-          <w:b/>
-        </w:rPr>
-        <w:t xml:space="preserve">Satellite : </w:t>
-      </w:r>
-      <w:r>
-        <w:t>Observations Sentinel-2, Sentinel-5P, Landsat</w:t>
-      </w:r>
-    </w:p>
-    <w:p>
-      <w:r>
-        <w:rPr>
-          <w:b/>
-        </w:rPr>
-        <w:t xml:space="preserve">Incidents : </w:t>
-      </w:r>
-      <w:r>
-        <w:t>Incidents enregistrés, analyse IA</w:t>
-      </w:r>
-    </w:p>
-    <w:p>
-      <w:r>
-        <w:br w:type="page"/>
-      </w:r>
-    </w:p>
-    <w:p>
-      <w:pPr>
-        <w:pStyle w:val="Heading1"/>
-      </w:pPr>
-      <w:r>
-        <w:t>6. API REST — Guide Complet</w:t>
-      </w:r>
-    </w:p>
-    <w:p>
-      <w:r>
-        <w:t>L'API est accessible via HTTP. 14 endpoints sont disponibles pour l'intégration avec d'autres systèmes.</w:t>
-      </w:r>
-    </w:p>
-    <w:tbl>
-      <w:tblPr>
-        <w:tblStyle w:val="TableGrid"/>
-        <w:tblW w:type="auto" w:w="0"/>
-        <w:jc w:val="center"/>
-        <w:tblLook w:firstColumn="1" w:firstRow="1" w:lastColumn="0" w:lastRow="0" w:noHBand="0" w:noVBand="1" w:val="04A0"/>
-      </w:tblPr>
-      <w:tblGrid>
-        <w:gridCol w:w="2880"/>
-        <w:gridCol w:w="2880"/>
-        <w:gridCol w:w="2880"/>
-      </w:tblGrid>
-      <w:tr>
-        <w:tc>
-          <w:tcPr>
-            <w:tcW w:type="dxa" w:w="2880"/>
-            <w:shd w:fill="1B5E20" w:val="clear"/>
-          </w:tcPr>
-          <w:p>
-            <w:pPr>
-              <w:jc w:val="center"/>
-            </w:pPr>
-            <w:r>
-              <w:rPr>
-                <w:b/>
-                <w:color w:val="FFFFFF"/>
-                <w:sz w:val="18"/>
-              </w:rPr>
-              <w:t>Méthode</w:t>
-            </w:r>
-          </w:p>
-        </w:tc>
-        <w:tc>
-          <w:tcPr>
-            <w:tcW w:type="dxa" w:w="2880"/>
-            <w:shd w:fill="1B5E20" w:val="clear"/>
-          </w:tcPr>
-          <w:p>
-            <w:pPr>
-              <w:jc w:val="center"/>
-            </w:pPr>
-            <w:r>
-              <w:rPr>
-                <w:b/>
-                <w:color w:val="FFFFFF"/>
-                <w:sz w:val="18"/>
-              </w:rPr>
-              <w:t>Endpoint</w:t>
-            </w:r>
-          </w:p>
-        </w:tc>
-        <w:tc>
-          <w:tcPr>
-            <w:tcW w:type="dxa" w:w="2880"/>
-            <w:shd w:fill="1B5E20" w:val="clear"/>
-          </w:tcPr>
-          <w:p>
-            <w:pPr>
-              <w:jc w:val="center"/>
-            </w:pPr>
-            <w:r>
-              <w:rPr>
-                <w:b/>
-                <w:color w:val="FFFFFF"/>
-                <w:sz w:val="18"/>
-              </w:rPr>
-              <w:t>Description</w:t>
-            </w:r>
-          </w:p>
-        </w:tc>
-      </w:tr>
-      <w:tr>
-        <w:tc>
-          <w:tcPr>
-            <w:tcW w:type="dxa" w:w="2880"/>
-            <w:shd w:fill="E8F5E9" w:val="clear"/>
-          </w:tcPr>
-          <w:p>
-            <w:r>
-              <w:rPr>
-                <w:sz w:val="16"/>
-              </w:rPr>
-              <w:t>GET</w:t>
-            </w:r>
-          </w:p>
-        </w:tc>
-        <w:tc>
-          <w:tcPr>
-            <w:tcW w:type="dxa" w:w="2880"/>
-            <w:shd w:fill="E8F5E9" w:val="clear"/>
-          </w:tcPr>
-          <w:p>
-            <w:r>
-              <w:rPr>
-                <w:sz w:val="16"/>
-              </w:rPr>
-              <w:t>/api/dashboard/</w:t>
-            </w:r>
-          </w:p>
-        </w:tc>
-        <w:tc>
-          <w:tcPr>
-            <w:tcW w:type="dxa" w:w="2880"/>
-            <w:shd w:fill="E8F5E9" w:val="clear"/>
-          </w:tcPr>
-          <w:p>
-            <w:r>
-              <w:rPr>
-                <w:sz w:val="16"/>
+                <w:sz w:val="20"/>
               </w:rPr>
               <w:t>Tableau de bord global</w:t>
             </w:r>
@@ -3368,7 +2285,7 @@
           <w:p>
             <w:r>
               <w:rPr>
-                <w:sz w:val="16"/>
+                <w:sz w:val="20"/>
               </w:rPr>
               <w:t>GET</w:t>
             </w:r>
@@ -3381,7 +2298,7 @@
           <w:p>
             <w:r>
               <w:rPr>
-                <w:sz w:val="16"/>
+                <w:sz w:val="20"/>
               </w:rPr>
               <w:t>/api/map/</w:t>
             </w:r>
@@ -3394,53 +2311,9 @@
           <w:p>
             <w:r>
               <w:rPr>
-                <w:sz w:val="16"/>
+                <w:sz w:val="20"/>
               </w:rPr>
-              <w:t>Données cartographiques</w:t>
-            </w:r>
-          </w:p>
-        </w:tc>
-      </w:tr>
-      <w:tr>
-        <w:tc>
-          <w:tcPr>
-            <w:tcW w:type="dxa" w:w="2880"/>
-            <w:shd w:fill="E8F5E9" w:val="clear"/>
-          </w:tcPr>
-          <w:p>
-            <w:r>
-              <w:rPr>
-                <w:sz w:val="16"/>
-              </w:rPr>
-              <w:t>GET</w:t>
-            </w:r>
-          </w:p>
-        </w:tc>
-        <w:tc>
-          <w:tcPr>
-            <w:tcW w:type="dxa" w:w="2880"/>
-            <w:shd w:fill="E8F5E9" w:val="clear"/>
-          </w:tcPr>
-          <w:p>
-            <w:r>
-              <w:rPr>
-                <w:sz w:val="16"/>
-              </w:rPr>
-              <w:t>/api/vegetation/</w:t>
-            </w:r>
-          </w:p>
-        </w:tc>
-        <w:tc>
-          <w:tcPr>
-            <w:tcW w:type="dxa" w:w="2880"/>
-            <w:shd w:fill="E8F5E9" w:val="clear"/>
-          </w:tcPr>
-          <w:p>
-            <w:r>
-              <w:rPr>
-                <w:sz w:val="16"/>
-              </w:rPr>
-              <w:t>Indices de végétation</w:t>
+              <w:t>Données cartographiques complètes</w:t>
             </w:r>
           </w:p>
         </w:tc>
@@ -3453,7 +2326,7 @@
           <w:p>
             <w:r>
               <w:rPr>
-                <w:sz w:val="16"/>
+                <w:sz w:val="20"/>
               </w:rPr>
               <w:t>GET</w:t>
             </w:r>
@@ -3466,7 +2339,48 @@
           <w:p>
             <w:r>
               <w:rPr>
-                <w:sz w:val="16"/>
+                <w:sz w:val="20"/>
+              </w:rPr>
+              <w:t>/api/vegetation/</w:t>
+            </w:r>
+          </w:p>
+        </w:tc>
+        <w:tc>
+          <w:tcPr>
+            <w:tcW w:type="dxa" w:w="2880"/>
+          </w:tcPr>
+          <w:p>
+            <w:r>
+              <w:rPr>
+                <w:sz w:val="20"/>
+              </w:rPr>
+              <w:t>Indices NDVI quotidiens (30j)</w:t>
+            </w:r>
+          </w:p>
+        </w:tc>
+      </w:tr>
+      <w:tr>
+        <w:tc>
+          <w:tcPr>
+            <w:tcW w:type="dxa" w:w="2880"/>
+          </w:tcPr>
+          <w:p>
+            <w:r>
+              <w:rPr>
+                <w:sz w:val="20"/>
+              </w:rPr>
+              <w:t>GET</w:t>
+            </w:r>
+          </w:p>
+        </w:tc>
+        <w:tc>
+          <w:tcPr>
+            <w:tcW w:type="dxa" w:w="2880"/>
+          </w:tcPr>
+          <w:p>
+            <w:r>
+              <w:rPr>
+                <w:sz w:val="20"/>
               </w:rPr>
               <w:t>/api/climate/</w:t>
             </w:r>
@@ -3479,53 +2393,9 @@
           <w:p>
             <w:r>
               <w:rPr>
-                <w:sz w:val="16"/>
+                <w:sz w:val="20"/>
               </w:rPr>
-              <w:t>Données climatiques</w:t>
-            </w:r>
-          </w:p>
-        </w:tc>
-      </w:tr>
-      <w:tr>
-        <w:tc>
-          <w:tcPr>
-            <w:tcW w:type="dxa" w:w="2880"/>
-            <w:shd w:fill="E8F5E9" w:val="clear"/>
-          </w:tcPr>
-          <w:p>
-            <w:r>
-              <w:rPr>
-                <w:sz w:val="16"/>
-              </w:rPr>
-              <w:t>GET</w:t>
-            </w:r>
-          </w:p>
-        </w:tc>
-        <w:tc>
-          <w:tcPr>
-            <w:tcW w:type="dxa" w:w="2880"/>
-            <w:shd w:fill="E8F5E9" w:val="clear"/>
-          </w:tcPr>
-          <w:p>
-            <w:r>
-              <w:rPr>
-                <w:sz w:val="16"/>
-              </w:rPr>
-              <w:t>/api/iez/</w:t>
-            </w:r>
-          </w:p>
-        </w:tc>
-        <w:tc>
-          <w:tcPr>
-            <w:tcW w:type="dxa" w:w="2880"/>
-            <w:shd w:fill="E8F5E9" w:val="clear"/>
-          </w:tcPr>
-          <w:p>
-            <w:r>
-              <w:rPr>
-                <w:sz w:val="16"/>
-              </w:rPr>
-              <w:t>Indice d'Éco-Zone</w:t>
+              <w:t>Température et précipitations (30j)</w:t>
             </w:r>
           </w:p>
         </w:tc>
@@ -3538,7 +2408,7 @@
           <w:p>
             <w:r>
               <w:rPr>
-                <w:sz w:val="16"/>
+                <w:sz w:val="20"/>
               </w:rPr>
               <w:t>GET</w:t>
             </w:r>
@@ -3551,7 +2421,7 @@
           <w:p>
             <w:r>
               <w:rPr>
-                <w:sz w:val="16"/>
+                <w:sz w:val="20"/>
               </w:rPr>
               <w:t>/api/air-quality/</w:t>
             </w:r>
@@ -3564,53 +2434,9 @@
           <w:p>
             <w:r>
               <w:rPr>
-                <w:sz w:val="16"/>
+                <w:sz w:val="20"/>
               </w:rPr>
-              <w:t>Qualité de l'air</w:t>
-            </w:r>
-          </w:p>
-        </w:tc>
-      </w:tr>
-      <w:tr>
-        <w:tc>
-          <w:tcPr>
-            <w:tcW w:type="dxa" w:w="2880"/>
-            <w:shd w:fill="E8F5E9" w:val="clear"/>
-          </w:tcPr>
-          <w:p>
-            <w:r>
-              <w:rPr>
-                <w:sz w:val="16"/>
-              </w:rPr>
-              <w:t>GET</w:t>
-            </w:r>
-          </w:p>
-        </w:tc>
-        <w:tc>
-          <w:tcPr>
-            <w:tcW w:type="dxa" w:w="2880"/>
-            <w:shd w:fill="E8F5E9" w:val="clear"/>
-          </w:tcPr>
-          <w:p>
-            <w:r>
-              <w:rPr>
-                <w:sz w:val="16"/>
-              </w:rPr>
-              <w:t>/api/risk/</w:t>
-            </w:r>
-          </w:p>
-        </w:tc>
-        <w:tc>
-          <w:tcPr>
-            <w:tcW w:type="dxa" w:w="2880"/>
-            <w:shd w:fill="E8F5E9" w:val="clear"/>
-          </w:tcPr>
-          <w:p>
-            <w:r>
-              <w:rPr>
-                <w:sz w:val="16"/>
-              </w:rPr>
-              <w:t>Évaluations de risque</w:t>
+              <w:t>PM25, PM10, NO2, O3 quotidiens</w:t>
             </w:r>
           </w:p>
         </w:tc>
@@ -3623,7 +2449,7 @@
           <w:p>
             <w:r>
               <w:rPr>
-                <w:sz w:val="16"/>
+                <w:sz w:val="20"/>
               </w:rPr>
               <w:t>GET</w:t>
             </w:r>
@@ -3636,7 +2462,89 @@
           <w:p>
             <w:r>
               <w:rPr>
-                <w:sz w:val="16"/>
+                <w:sz w:val="20"/>
+              </w:rPr>
+              <w:t>/api/risk/</w:t>
+            </w:r>
+          </w:p>
+        </w:tc>
+        <w:tc>
+          <w:tcPr>
+            <w:tcW w:type="dxa" w:w="2880"/>
+          </w:tcPr>
+          <w:p>
+            <w:r>
+              <w:rPr>
+                <w:sz w:val="20"/>
+              </w:rPr>
+              <w:t>Évaluations de risque par zone</w:t>
+            </w:r>
+          </w:p>
+        </w:tc>
+      </w:tr>
+      <w:tr>
+        <w:tc>
+          <w:tcPr>
+            <w:tcW w:type="dxa" w:w="2880"/>
+          </w:tcPr>
+          <w:p>
+            <w:r>
+              <w:rPr>
+                <w:sz w:val="20"/>
+              </w:rPr>
+              <w:t>GET</w:t>
+            </w:r>
+          </w:p>
+        </w:tc>
+        <w:tc>
+          <w:tcPr>
+            <w:tcW w:type="dxa" w:w="2880"/>
+          </w:tcPr>
+          <w:p>
+            <w:r>
+              <w:rPr>
+                <w:sz w:val="20"/>
+              </w:rPr>
+              <w:t>/api/iez/</w:t>
+            </w:r>
+          </w:p>
+        </w:tc>
+        <w:tc>
+          <w:tcPr>
+            <w:tcW w:type="dxa" w:w="2880"/>
+          </w:tcPr>
+          <w:p>
+            <w:r>
+              <w:rPr>
+                <w:sz w:val="20"/>
+              </w:rPr>
+              <w:t>Score IEZ par zone</w:t>
+            </w:r>
+          </w:p>
+        </w:tc>
+      </w:tr>
+      <w:tr>
+        <w:tc>
+          <w:tcPr>
+            <w:tcW w:type="dxa" w:w="2880"/>
+          </w:tcPr>
+          <w:p>
+            <w:r>
+              <w:rPr>
+                <w:sz w:val="20"/>
+              </w:rPr>
+              <w:t>GET</w:t>
+            </w:r>
+          </w:p>
+        </w:tc>
+        <w:tc>
+          <w:tcPr>
+            <w:tcW w:type="dxa" w:w="2880"/>
+          </w:tcPr>
+          <w:p>
+            <w:r>
+              <w:rPr>
+                <w:sz w:val="20"/>
               </w:rPr>
               <w:t>/api/satellite/</w:t>
             </w:r>
@@ -3649,7 +2557,7 @@
           <w:p>
             <w:r>
               <w:rPr>
-                <w:sz w:val="16"/>
+                <w:sz w:val="20"/>
               </w:rPr>
               <w:t>Observations satellite</w:t>
             </w:r>
@@ -3660,12 +2568,11 @@
         <w:tc>
           <w:tcPr>
             <w:tcW w:type="dxa" w:w="2880"/>
-            <w:shd w:fill="E8F5E9" w:val="clear"/>
           </w:tcPr>
           <w:p>
             <w:r>
               <w:rPr>
-                <w:sz w:val="16"/>
+                <w:sz w:val="20"/>
               </w:rPr>
               <w:t>GET</w:t>
             </w:r>
@@ -3674,12 +2581,11 @@
         <w:tc>
           <w:tcPr>
             <w:tcW w:type="dxa" w:w="2880"/>
-            <w:shd w:fill="E8F5E9" w:val="clear"/>
           </w:tcPr>
           <w:p>
             <w:r>
               <w:rPr>
-                <w:sz w:val="16"/>
+                <w:sz w:val="20"/>
               </w:rPr>
               <w:t>/api/zones/</w:t>
             </w:r>
@@ -3688,12 +2594,11 @@
         <w:tc>
           <w:tcPr>
             <w:tcW w:type="dxa" w:w="2880"/>
-            <w:shd w:fill="E8F5E9" w:val="clear"/>
           </w:tcPr>
           <w:p>
             <w:r>
               <w:rPr>
-                <w:sz w:val="16"/>
+                <w:sz w:val="20"/>
               </w:rPr>
               <w:t>Zones de surveillance</w:t>
             </w:r>
@@ -3708,7 +2613,7 @@
           <w:p>
             <w:r>
               <w:rPr>
-                <w:sz w:val="16"/>
+                <w:sz w:val="20"/>
               </w:rPr>
               <w:t>GET</w:t>
             </w:r>
@@ -3721,7 +2626,7 @@
           <w:p>
             <w:r>
               <w:rPr>
-                <w:sz w:val="16"/>
+                <w:sz w:val="20"/>
               </w:rPr>
               <w:t>/api/fires/</w:t>
             </w:r>
@@ -3734,53 +2639,9 @@
           <w:p>
             <w:r>
               <w:rPr>
-                <w:sz w:val="16"/>
+                <w:sz w:val="20"/>
               </w:rPr>
-              <w:t>Détections de feux</w:t>
-            </w:r>
-          </w:p>
-        </w:tc>
-      </w:tr>
-      <w:tr>
-        <w:tc>
-          <w:tcPr>
-            <w:tcW w:type="dxa" w:w="2880"/>
-            <w:shd w:fill="E8F5E9" w:val="clear"/>
-          </w:tcPr>
-          <w:p>
-            <w:r>
-              <w:rPr>
-                <w:sz w:val="16"/>
-              </w:rPr>
-              <w:t>GET</w:t>
-            </w:r>
-          </w:p>
-        </w:tc>
-        <w:tc>
-          <w:tcPr>
-            <w:tcW w:type="dxa" w:w="2880"/>
-            <w:shd w:fill="E8F5E9" w:val="clear"/>
-          </w:tcPr>
-          <w:p>
-            <w:r>
-              <w:rPr>
-                <w:sz w:val="16"/>
-              </w:rPr>
-              <w:t>/api/stations/</w:t>
-            </w:r>
-          </w:p>
-        </w:tc>
-        <w:tc>
-          <w:tcPr>
-            <w:tcW w:type="dxa" w:w="2880"/>
-            <w:shd w:fill="E8F5E9" w:val="clear"/>
-          </w:tcPr>
-          <w:p>
-            <w:r>
-              <w:rPr>
-                <w:sz w:val="16"/>
-              </w:rPr>
-              <w:t>Stations de surveillance</w:t>
+              <w:t>100 derniers feux FIRMS</w:t>
             </w:r>
           </w:p>
         </w:tc>
@@ -3793,7 +2654,7 @@
           <w:p>
             <w:r>
               <w:rPr>
-                <w:sz w:val="16"/>
+                <w:sz w:val="20"/>
               </w:rPr>
               <w:t>GET</w:t>
             </w:r>
@@ -3806,7 +2667,48 @@
           <w:p>
             <w:r>
               <w:rPr>
-                <w:sz w:val="16"/>
+                <w:sz w:val="20"/>
+              </w:rPr>
+              <w:t>/api/stations/</w:t>
+            </w:r>
+          </w:p>
+        </w:tc>
+        <w:tc>
+          <w:tcPr>
+            <w:tcW w:type="dxa" w:w="2880"/>
+          </w:tcPr>
+          <w:p>
+            <w:r>
+              <w:rPr>
+                <w:sz w:val="20"/>
+              </w:rPr>
+              <w:t>24 stations avec statut</w:t>
+            </w:r>
+          </w:p>
+        </w:tc>
+      </w:tr>
+      <w:tr>
+        <w:tc>
+          <w:tcPr>
+            <w:tcW w:type="dxa" w:w="2880"/>
+          </w:tcPr>
+          <w:p>
+            <w:r>
+              <w:rPr>
+                <w:sz w:val="20"/>
+              </w:rPr>
+              <w:t>GET</w:t>
+            </w:r>
+          </w:p>
+        </w:tc>
+        <w:tc>
+          <w:tcPr>
+            <w:tcW w:type="dxa" w:w="2880"/>
+          </w:tcPr>
+          <w:p>
+            <w:r>
+              <w:rPr>
+                <w:sz w:val="20"/>
               </w:rPr>
               <w:t>/api/incidents/</w:t>
             </w:r>
@@ -3819,53 +2721,9 @@
           <w:p>
             <w:r>
               <w:rPr>
-                <w:sz w:val="16"/>
+                <w:sz w:val="20"/>
               </w:rPr>
-              <w:t>Incidents</w:t>
-            </w:r>
-          </w:p>
-        </w:tc>
-      </w:tr>
-      <w:tr>
-        <w:tc>
-          <w:tcPr>
-            <w:tcW w:type="dxa" w:w="2880"/>
-            <w:shd w:fill="E8F5E9" w:val="clear"/>
-          </w:tcPr>
-          <w:p>
-            <w:r>
-              <w:rPr>
-                <w:sz w:val="16"/>
-              </w:rPr>
-              <w:t>GET</w:t>
-            </w:r>
-          </w:p>
-        </w:tc>
-        <w:tc>
-          <w:tcPr>
-            <w:tcW w:type="dxa" w:w="2880"/>
-            <w:shd w:fill="E8F5E9" w:val="clear"/>
-          </w:tcPr>
-          <w:p>
-            <w:r>
-              <w:rPr>
-                <w:sz w:val="16"/>
-              </w:rPr>
-              <w:t>/api/alertes/</w:t>
-            </w:r>
-          </w:p>
-        </w:tc>
-        <w:tc>
-          <w:tcPr>
-            <w:tcW w:type="dxa" w:w="2880"/>
-            <w:shd w:fill="E8F5E9" w:val="clear"/>
-          </w:tcPr>
-          <w:p>
-            <w:r>
-              <w:rPr>
-                <w:sz w:val="16"/>
-              </w:rPr>
-              <w:t>Alertes actives</w:t>
+              <w:t>100 derniers incidents</w:t>
             </w:r>
           </w:p>
         </w:tc>
@@ -3878,7 +2736,48 @@
           <w:p>
             <w:r>
               <w:rPr>
-                <w:sz w:val="16"/>
+                <w:sz w:val="20"/>
+              </w:rPr>
+              <w:t>GET</w:t>
+            </w:r>
+          </w:p>
+        </w:tc>
+        <w:tc>
+          <w:tcPr>
+            <w:tcW w:type="dxa" w:w="2880"/>
+          </w:tcPr>
+          <w:p>
+            <w:r>
+              <w:rPr>
+                <w:sz w:val="20"/>
+              </w:rPr>
+              <w:t>/api/alerts/</w:t>
+            </w:r>
+          </w:p>
+        </w:tc>
+        <w:tc>
+          <w:tcPr>
+            <w:tcW w:type="dxa" w:w="2880"/>
+          </w:tcPr>
+          <w:p>
+            <w:r>
+              <w:rPr>
+                <w:sz w:val="20"/>
+              </w:rPr>
+              <w:t>Alertes par niveau</w:t>
+            </w:r>
+          </w:p>
+        </w:tc>
+      </w:tr>
+      <w:tr>
+        <w:tc>
+          <w:tcPr>
+            <w:tcW w:type="dxa" w:w="2880"/>
+          </w:tcPr>
+          <w:p>
+            <w:r>
+              <w:rPr>
+                <w:sz w:val="20"/>
               </w:rPr>
               <w:t>POST</w:t>
             </w:r>
@@ -3891,9 +2790,9 @@
           <w:p>
             <w:r>
               <w:rPr>
-                <w:sz w:val="16"/>
+                <w:sz w:val="20"/>
               </w:rPr>
-              <w:t>/incidents/{id}/analyze/</w:t>
+              <w:t>/api/incidents/{id}/analyze/</w:t>
             </w:r>
           </w:p>
         </w:tc>
@@ -3904,77 +2803,28 @@
           <w:p>
             <w:r>
               <w:rPr>
-                <w:sz w:val="16"/>
+                <w:sz w:val="20"/>
               </w:rPr>
-              <w:t>Analyse IA d'un incident</w:t>
+              <w:t>Analyse IA (Groq)</w:t>
             </w:r>
           </w:p>
         </w:tc>
       </w:tr>
     </w:tbl>
-    <w:p/>
     <w:p>
       <w:pPr>
         <w:pStyle w:val="Heading2"/>
       </w:pPr>
       <w:r>
-        <w:t>6.1 Exemples d'Utilisation</w:t>
-      </w:r>
-    </w:p>
-    <w:p>
-      <w:pPr>
-        <w:pStyle w:val="ListBullet"/>
-      </w:pPr>
-      <w:r>
-        <w:t>Récupérer les alertes actives :</w:t>
+        <w:rPr>
+          <w:color w:val="15803D"/>
+        </w:rPr>
+        <w:t>5.2 Données de la Carte (/api/map/)</w:t>
       </w:r>
     </w:p>
     <w:p>
       <w:r>
-        <w:rPr>
-          <w:rFonts w:ascii="Courier New" w:hAnsi="Courier New"/>
-          <w:sz w:val="18"/>
-        </w:rPr>
-        <w:t>curl -X GET http://localhost:8000/api/alertes/</w:t>
-      </w:r>
-    </w:p>
-    <w:p>
-      <w:pPr>
-        <w:pStyle w:val="ListBullet"/>
-      </w:pPr>
-      <w:r>
-        <w:t>Récupérer le risque par zone :</w:t>
-      </w:r>
-    </w:p>
-    <w:p>
-      <w:r>
-        <w:rPr>
-          <w:rFonts w:ascii="Courier New" w:hAnsi="Courier New"/>
-          <w:sz w:val="18"/>
-        </w:rPr>
-        <w:t>curl -X GET http://localhost:8000/api/risk/</w:t>
-      </w:r>
-    </w:p>
-    <w:p>
-      <w:pPr>
-        <w:pStyle w:val="ListBullet"/>
-      </w:pPr>
-      <w:r>
-        <w:t>Analyser un incident avec l'IA :</w:t>
-      </w:r>
-    </w:p>
-    <w:p>
-      <w:r>
-        <w:rPr>
-          <w:rFonts w:ascii="Courier New" w:hAnsi="Courier New"/>
-          <w:sz w:val="18"/>
-        </w:rPr>
-        <w:t>curl -X POST http://localhost:8000/incidents/1/analyze/</w:t>
-      </w:r>
-    </w:p>
-    <w:p>
-      <w:r>
-        <w:br w:type="page"/>
+        <w:t>L'endpoint /api/map/ retourne toutes les données pour la carte interactive : zones avec données satellite intégrées (NDVI, température, précipitations 7j, qualité air, risque, historique IEZ), feux, stations, incidents, anomalies, points végétation, points atmosphère, et évaluations de risque.</w:t>
       </w:r>
     </w:p>
     <w:p>
@@ -3982,17 +2832,15 @@
         <w:pStyle w:val="Heading1"/>
       </w:pPr>
       <w:r>
-        <w:t>7. Tâches Automatisées</w:t>
-      </w:r>
-    </w:p>
-    <w:p>
-      <w:r>
-        <w:t>Le système exécute automatiquement 9 tâches via Celery + Redis :</w:t>
+        <w:rPr>
+          <w:color w:val="15803D"/>
+        </w:rPr>
+        <w:t>6. Tâches Automatisées</w:t>
       </w:r>
     </w:p>
     <w:tbl>
       <w:tblPr>
-        <w:tblStyle w:val="TableGrid"/>
+        <w:tblStyle w:val="LightGrid-Accent1"/>
         <w:tblW w:type="auto" w:w="0"/>
         <w:jc w:val="center"/>
         <w:tblLook w:firstColumn="1" w:firstRow="1" w:lastColumn="0" w:lastRow="0" w:noHBand="0" w:noVBand="1" w:val="04A0"/>
@@ -4006,17 +2854,12 @@
         <w:tc>
           <w:tcPr>
             <w:tcW w:type="dxa" w:w="2880"/>
-            <w:shd w:fill="1B5E20" w:val="clear"/>
           </w:tcPr>
           <w:p>
-            <w:pPr>
-              <w:jc w:val="center"/>
-            </w:pPr>
             <w:r>
               <w:rPr>
                 <w:b/>
-                <w:color w:val="FFFFFF"/>
-                <w:sz w:val="18"/>
+                <w:sz w:val="20"/>
               </w:rPr>
               <w:t>Tâche</w:t>
             </w:r>
@@ -4025,17 +2868,12 @@
         <w:tc>
           <w:tcPr>
             <w:tcW w:type="dxa" w:w="2880"/>
-            <w:shd w:fill="1B5E20" w:val="clear"/>
           </w:tcPr>
           <w:p>
-            <w:pPr>
-              <w:jc w:val="center"/>
-            </w:pPr>
             <w:r>
               <w:rPr>
                 <w:b/>
-                <w:color w:val="FFFFFF"/>
-                <w:sz w:val="18"/>
+                <w:sz w:val="20"/>
               </w:rPr>
               <w:t>Fréquence</w:t>
             </w:r>
@@ -4044,63 +2882,14 @@
         <w:tc>
           <w:tcPr>
             <w:tcW w:type="dxa" w:w="2880"/>
-            <w:shd w:fill="1B5E20" w:val="clear"/>
-          </w:tcPr>
-          <w:p>
-            <w:pPr>
-              <w:jc w:val="center"/>
-            </w:pPr>
-            <w:r>
-              <w:rPr>
-                <w:b/>
-                <w:color w:val="FFFFFF"/>
-                <w:sz w:val="18"/>
-              </w:rPr>
-              <w:t>Description</w:t>
-            </w:r>
-          </w:p>
-        </w:tc>
-      </w:tr>
-      <w:tr>
-        <w:tc>
-          <w:tcPr>
-            <w:tcW w:type="dxa" w:w="2880"/>
-            <w:shd w:fill="E8F5E9" w:val="clear"/>
           </w:tcPr>
           <w:p>
             <w:r>
               <w:rPr>
-                <w:sz w:val="16"/>
+                <w:b/>
+                <w:sz w:val="20"/>
               </w:rPr>
-              <w:t>sync-firms</w:t>
-            </w:r>
-          </w:p>
-        </w:tc>
-        <w:tc>
-          <w:tcPr>
-            <w:tcW w:type="dxa" w:w="2880"/>
-            <w:shd w:fill="E8F5E9" w:val="clear"/>
-          </w:tcPr>
-          <w:p>
-            <w:r>
-              <w:rPr>
-                <w:sz w:val="16"/>
-              </w:rPr>
-              <w:t>Toutes les 6h</w:t>
-            </w:r>
-          </w:p>
-        </w:tc>
-        <w:tc>
-          <w:tcPr>
-            <w:tcW w:type="dxa" w:w="2880"/>
-            <w:shd w:fill="E8F5E9" w:val="clear"/>
-          </w:tcPr>
-          <w:p>
-            <w:r>
-              <w:rPr>
-                <w:sz w:val="16"/>
-              </w:rPr>
-              <w:t>Synchronisation des feux FIRMS</w:t>
+              <w:t>Description</w:t>
             </w:r>
           </w:p>
         </w:tc>
@@ -4113,7 +2902,48 @@
           <w:p>
             <w:r>
               <w:rPr>
-                <w:sz w:val="16"/>
+                <w:sz w:val="20"/>
+              </w:rPr>
+              <w:t>sync-firms</w:t>
+            </w:r>
+          </w:p>
+        </w:tc>
+        <w:tc>
+          <w:tcPr>
+            <w:tcW w:type="dxa" w:w="2880"/>
+          </w:tcPr>
+          <w:p>
+            <w:r>
+              <w:rPr>
+                <w:sz w:val="20"/>
+              </w:rPr>
+              <w:t>6h</w:t>
+            </w:r>
+          </w:p>
+        </w:tc>
+        <w:tc>
+          <w:tcPr>
+            <w:tcW w:type="dxa" w:w="2880"/>
+          </w:tcPr>
+          <w:p>
+            <w:r>
+              <w:rPr>
+                <w:sz w:val="20"/>
+              </w:rPr>
+              <w:t>Synchronisation feux FIRMS</w:t>
+            </w:r>
+          </w:p>
+        </w:tc>
+      </w:tr>
+      <w:tr>
+        <w:tc>
+          <w:tcPr>
+            <w:tcW w:type="dxa" w:w="2880"/>
+          </w:tcPr>
+          <w:p>
+            <w:r>
+              <w:rPr>
+                <w:sz w:val="20"/>
               </w:rPr>
               <w:t>sync-nasa-power</w:t>
             </w:r>
@@ -4126,9 +2956,9 @@
           <w:p>
             <w:r>
               <w:rPr>
-                <w:sz w:val="16"/>
+                <w:sz w:val="20"/>
               </w:rPr>
-              <w:t>Toutes les 6h</w:t>
+              <w:t>6h</w:t>
             </w:r>
           </w:p>
         </w:tc>
@@ -4139,53 +2969,9 @@
           <w:p>
             <w:r>
               <w:rPr>
-                <w:sz w:val="16"/>
+                <w:sz w:val="20"/>
               </w:rPr>
-              <w:t>Données climatiques NASA</w:t>
-            </w:r>
-          </w:p>
-        </w:tc>
-      </w:tr>
-      <w:tr>
-        <w:tc>
-          <w:tcPr>
-            <w:tcW w:type="dxa" w:w="2880"/>
-            <w:shd w:fill="E8F5E9" w:val="clear"/>
-          </w:tcPr>
-          <w:p>
-            <w:r>
-              <w:rPr>
-                <w:sz w:val="16"/>
-              </w:rPr>
-              <w:t>sync-sentinel2-vegetation</w:t>
-            </w:r>
-          </w:p>
-        </w:tc>
-        <w:tc>
-          <w:tcPr>
-            <w:tcW w:type="dxa" w:w="2880"/>
-            <w:shd w:fill="E8F5E9" w:val="clear"/>
-          </w:tcPr>
-          <w:p>
-            <w:r>
-              <w:rPr>
-                <w:sz w:val="16"/>
-              </w:rPr>
-              <w:t>Toutes les 12h</w:t>
-            </w:r>
-          </w:p>
-        </w:tc>
-        <w:tc>
-          <w:tcPr>
-            <w:tcW w:type="dxa" w:w="2880"/>
-            <w:shd w:fill="E8F5E9" w:val="clear"/>
-          </w:tcPr>
-          <w:p>
-            <w:r>
-              <w:rPr>
-                <w:sz w:val="16"/>
-              </w:rPr>
-              <w:t>NDVI/NDWI/NBR/NDMI</w:t>
+              <w:t>Données climatiques</w:t>
             </w:r>
           </w:p>
         </w:tc>
@@ -4198,9 +2984,9 @@
           <w:p>
             <w:r>
               <w:rPr>
-                <w:sz w:val="16"/>
+                <w:sz w:val="20"/>
               </w:rPr>
-              <w:t>sync-sentinel5p-atmospheric</w:t>
+              <w:t>sync-sentinel2</w:t>
             </w:r>
           </w:p>
         </w:tc>
@@ -4211,9 +2997,9 @@
           <w:p>
             <w:r>
               <w:rPr>
-                <w:sz w:val="16"/>
+                <w:sz w:val="20"/>
               </w:rPr>
-              <w:t>Toutes les 6h</w:t>
+              <w:t>12h</w:t>
             </w:r>
           </w:p>
         </w:tc>
@@ -4224,53 +3010,9 @@
           <w:p>
             <w:r>
               <w:rPr>
-                <w:sz w:val="16"/>
+                <w:sz w:val="20"/>
               </w:rPr>
-              <w:t>SO2/O3/NO2</w:t>
-            </w:r>
-          </w:p>
-        </w:tc>
-      </w:tr>
-      <w:tr>
-        <w:tc>
-          <w:tcPr>
-            <w:tcW w:type="dxa" w:w="2880"/>
-            <w:shd w:fill="E8F5E9" w:val="clear"/>
-          </w:tcPr>
-          <w:p>
-            <w:r>
-              <w:rPr>
-                <w:sz w:val="16"/>
-              </w:rPr>
-              <w:t>compute-all-risks</w:t>
-            </w:r>
-          </w:p>
-        </w:tc>
-        <w:tc>
-          <w:tcPr>
-            <w:tcW w:type="dxa" w:w="2880"/>
-            <w:shd w:fill="E8F5E9" w:val="clear"/>
-          </w:tcPr>
-          <w:p>
-            <w:r>
-              <w:rPr>
-                <w:sz w:val="16"/>
-              </w:rPr>
-              <w:t>Toutes les 6h</w:t>
-            </w:r>
-          </w:p>
-        </w:tc>
-        <w:tc>
-          <w:tcPr>
-            <w:tcW w:type="dxa" w:w="2880"/>
-            <w:shd w:fill="E8F5E9" w:val="clear"/>
-          </w:tcPr>
-          <w:p>
-            <w:r>
-              <w:rPr>
-                <w:sz w:val="16"/>
-              </w:rPr>
-              <w:t>Scores de risque</w:t>
+              <w:t>Calcul NDVI/NDWI/NBR/NDMI</w:t>
             </w:r>
           </w:p>
         </w:tc>
@@ -4283,7 +3025,89 @@
           <w:p>
             <w:r>
               <w:rPr>
-                <w:sz w:val="16"/>
+                <w:sz w:val="20"/>
+              </w:rPr>
+              <w:t>sync-sentinel5p</w:t>
+            </w:r>
+          </w:p>
+        </w:tc>
+        <w:tc>
+          <w:tcPr>
+            <w:tcW w:type="dxa" w:w="2880"/>
+          </w:tcPr>
+          <w:p>
+            <w:r>
+              <w:rPr>
+                <w:sz w:val="20"/>
+              </w:rPr>
+              <w:t>6h</w:t>
+            </w:r>
+          </w:p>
+        </w:tc>
+        <w:tc>
+          <w:tcPr>
+            <w:tcW w:type="dxa" w:w="2880"/>
+          </w:tcPr>
+          <w:p>
+            <w:r>
+              <w:rPr>
+                <w:sz w:val="20"/>
+              </w:rPr>
+              <w:t>Collecte SO2/O3/NO2</w:t>
+            </w:r>
+          </w:p>
+        </w:tc>
+      </w:tr>
+      <w:tr>
+        <w:tc>
+          <w:tcPr>
+            <w:tcW w:type="dxa" w:w="2880"/>
+          </w:tcPr>
+          <w:p>
+            <w:r>
+              <w:rPr>
+                <w:sz w:val="20"/>
+              </w:rPr>
+              <w:t>compute-risks</w:t>
+            </w:r>
+          </w:p>
+        </w:tc>
+        <w:tc>
+          <w:tcPr>
+            <w:tcW w:type="dxa" w:w="2880"/>
+          </w:tcPr>
+          <w:p>
+            <w:r>
+              <w:rPr>
+                <w:sz w:val="20"/>
+              </w:rPr>
+              <w:t>6h</w:t>
+            </w:r>
+          </w:p>
+        </w:tc>
+        <w:tc>
+          <w:tcPr>
+            <w:tcW w:type="dxa" w:w="2880"/>
+          </w:tcPr>
+          <w:p>
+            <w:r>
+              <w:rPr>
+                <w:sz w:val="20"/>
+              </w:rPr>
+              <w:t>Recalcul scores risque</w:t>
+            </w:r>
+          </w:p>
+        </w:tc>
+      </w:tr>
+      <w:tr>
+        <w:tc>
+          <w:tcPr>
+            <w:tcW w:type="dxa" w:w="2880"/>
+          </w:tcPr>
+          <w:p>
+            <w:r>
+              <w:rPr>
+                <w:sz w:val="20"/>
               </w:rPr>
               <w:t>compute-iez</w:t>
             </w:r>
@@ -4296,9 +3120,9 @@
           <w:p>
             <w:r>
               <w:rPr>
-                <w:sz w:val="16"/>
+                <w:sz w:val="20"/>
               </w:rPr>
-              <w:t>Toutes les 6h</w:t>
+              <w:t>6h</w:t>
             </w:r>
           </w:p>
         </w:tc>
@@ -4309,53 +3133,9 @@
           <w:p>
             <w:r>
               <w:rPr>
-                <w:sz w:val="16"/>
+                <w:sz w:val="20"/>
               </w:rPr>
-              <w:t>Indices IEZ</w:t>
-            </w:r>
-          </w:p>
-        </w:tc>
-      </w:tr>
-      <w:tr>
-        <w:tc>
-          <w:tcPr>
-            <w:tcW w:type="dxa" w:w="2880"/>
-            <w:shd w:fill="E8F5E9" w:val="clear"/>
-          </w:tcPr>
-          <w:p>
-            <w:r>
-              <w:rPr>
-                <w:sz w:val="16"/>
-              </w:rPr>
-              <w:t>detect-anomalies</w:t>
-            </w:r>
-          </w:p>
-        </w:tc>
-        <w:tc>
-          <w:tcPr>
-            <w:tcW w:type="dxa" w:w="2880"/>
-            <w:shd w:fill="E8F5E9" w:val="clear"/>
-          </w:tcPr>
-          <w:p>
-            <w:r>
-              <w:rPr>
-                <w:sz w:val="16"/>
-              </w:rPr>
-              <w:t>Toutes les 6h</w:t>
-            </w:r>
-          </w:p>
-        </w:tc>
-        <w:tc>
-          <w:tcPr>
-            <w:tcW w:type="dxa" w:w="2880"/>
-            <w:shd w:fill="E8F5E9" w:val="clear"/>
-          </w:tcPr>
-          <w:p>
-            <w:r>
-              <w:rPr>
-                <w:sz w:val="16"/>
-              </w:rPr>
-              <w:t>Détection d'anomalies</w:t>
+              <w:t>Recalcul indices IEZ</w:t>
             </w:r>
           </w:p>
         </w:tc>
@@ -4368,7 +3148,48 @@
           <w:p>
             <w:r>
               <w:rPr>
-                <w:sz w:val="16"/>
+                <w:sz w:val="20"/>
+              </w:rPr>
+              <w:t>detect-anomalies</w:t>
+            </w:r>
+          </w:p>
+        </w:tc>
+        <w:tc>
+          <w:tcPr>
+            <w:tcW w:type="dxa" w:w="2880"/>
+          </w:tcPr>
+          <w:p>
+            <w:r>
+              <w:rPr>
+                <w:sz w:val="20"/>
+              </w:rPr>
+              <w:t>6h</w:t>
+            </w:r>
+          </w:p>
+        </w:tc>
+        <w:tc>
+          <w:tcPr>
+            <w:tcW w:type="dxa" w:w="2880"/>
+          </w:tcPr>
+          <w:p>
+            <w:r>
+              <w:rPr>
+                <w:sz w:val="20"/>
+              </w:rPr>
+              <w:t>Détection anomalies</w:t>
+            </w:r>
+          </w:p>
+        </w:tc>
+      </w:tr>
+      <w:tr>
+        <w:tc>
+          <w:tcPr>
+            <w:tcW w:type="dxa" w:w="2880"/>
+          </w:tcPr>
+          <w:p>
+            <w:r>
+              <w:rPr>
+                <w:sz w:val="20"/>
               </w:rPr>
               <w:t>evaluate-alerts</w:t>
             </w:r>
@@ -4381,9 +3202,9 @@
           <w:p>
             <w:r>
               <w:rPr>
-                <w:sz w:val="16"/>
+                <w:sz w:val="20"/>
               </w:rPr>
-              <w:t>Toutes les 3h</w:t>
+              <w:t>3h</w:t>
             </w:r>
           </w:p>
         </w:tc>
@@ -4394,9 +3215,9 @@
           <w:p>
             <w:r>
               <w:rPr>
-                <w:sz w:val="16"/>
+                <w:sz w:val="20"/>
               </w:rPr>
-              <w:t>Évaluation des alertes</w:t>
+              <w:t>Évaluation règles alerte</w:t>
             </w:r>
           </w:p>
         </w:tc>
@@ -4405,12 +3226,11 @@
         <w:tc>
           <w:tcPr>
             <w:tcW w:type="dxa" w:w="2880"/>
-            <w:shd w:fill="E8F5E9" w:val="clear"/>
           </w:tcPr>
           <w:p>
             <w:r>
               <w:rPr>
-                <w:sz w:val="16"/>
+                <w:sz w:val="20"/>
               </w:rPr>
               <w:t>simulate-sensors</w:t>
             </w:r>
@@ -4419,36 +3239,107 @@
         <w:tc>
           <w:tcPr>
             <w:tcW w:type="dxa" w:w="2880"/>
-            <w:shd w:fill="E8F5E9" w:val="clear"/>
           </w:tcPr>
           <w:p>
             <w:r>
               <w:rPr>
-                <w:sz w:val="16"/>
+                <w:sz w:val="20"/>
               </w:rPr>
-              <w:t>Toutes les 1h</w:t>
+              <w:t>1h</w:t>
             </w:r>
           </w:p>
         </w:tc>
         <w:tc>
           <w:tcPr>
             <w:tcW w:type="dxa" w:w="2880"/>
-            <w:shd w:fill="E8F5E9" w:val="clear"/>
           </w:tcPr>
           <w:p>
             <w:r>
               <w:rPr>
-                <w:sz w:val="16"/>
+                <w:sz w:val="20"/>
               </w:rPr>
-              <w:t>Capteurs IoT (MVP)</w:t>
+              <w:t>Simulation capteurs IoT</w:t>
             </w:r>
           </w:p>
         </w:tc>
       </w:tr>
     </w:tbl>
     <w:p>
+      <w:pPr>
+        <w:pStyle w:val="Heading1"/>
+      </w:pPr>
       <w:r>
-        <w:br w:type="page"/>
+        <w:rPr>
+          <w:color w:val="15803D"/>
+        </w:rPr>
+        <w:t>7. Guide d'Installation</w:t>
+      </w:r>
+    </w:p>
+    <w:p>
+      <w:pPr>
+        <w:pStyle w:val="Heading2"/>
+      </w:pPr>
+      <w:r>
+        <w:rPr>
+          <w:color w:val="15803D"/>
+        </w:rPr>
+        <w:t>7.1 Prérequis</w:t>
+      </w:r>
+    </w:p>
+    <w:p>
+      <w:r>
+        <w:t>Python 3.12+, Redis (pour Celery), Git</w:t>
+      </w:r>
+    </w:p>
+    <w:p>
+      <w:pPr>
+        <w:pStyle w:val="Heading2"/>
+      </w:pPr>
+      <w:r>
+        <w:rPr>
+          <w:color w:val="15803D"/>
+        </w:rPr>
+        <w:t>7.2 Installation</w:t>
+      </w:r>
+    </w:p>
+    <w:p>
+      <w:r>
+        <w:t>1. git clone &lt;url-du-depot&gt; &amp;&amp; cd ECO-SURVEILLANCE</w:t>
+      </w:r>
+    </w:p>
+    <w:p>
+      <w:r>
+        <w:t>2. python3 -m venv ../env &amp;&amp; source ../env/bin/activate</w:t>
+      </w:r>
+    </w:p>
+    <w:p>
+      <w:r>
+        <w:t>3. pip install -r requirements.txt</w:t>
+      </w:r>
+    </w:p>
+    <w:p>
+      <w:r>
+        <w:t>4. cp .env.example .env (éditer avec vos clés API)</w:t>
+      </w:r>
+    </w:p>
+    <w:p>
+      <w:r>
+        <w:t>5. python manage.py migrate</w:t>
+      </w:r>
+    </w:p>
+    <w:p>
+      <w:r>
+        <w:t>6. python manage.py createsuperuser</w:t>
+      </w:r>
+    </w:p>
+    <w:p>
+      <w:r>
+        <w:t>7. python manage.py runserver</w:t>
+      </w:r>
+    </w:p>
+    <w:p>
+      <w:r>
+        <w:t>8. Optionnel : celery -A config worker -l info &amp; celery -A config beat -l info &amp;</w:t>
       </w:r>
     </w:p>
     <w:p>
@@ -4456,7 +3347,10 @@
         <w:pStyle w:val="Heading1"/>
       </w:pPr>
       <w:r>
-        <w:t>8. Guide d'Installation</w:t>
+        <w:rPr>
+          <w:color w:val="15803D"/>
+        </w:rPr>
+        <w:t>8. Configuration</w:t>
       </w:r>
     </w:p>
     <w:p>
@@ -4464,131 +3358,15 @@
         <w:pStyle w:val="Heading2"/>
       </w:pPr>
       <w:r>
-        <w:t>8.1 Prérequis</w:t>
-      </w:r>
-    </w:p>
-    <w:p>
-      <w:pPr>
-        <w:pStyle w:val="ListBullet"/>
-      </w:pPr>
-      <w:r>
-        <w:t>Python 3.12 ou supérieur</w:t>
-      </w:r>
-    </w:p>
-    <w:p>
-      <w:pPr>
-        <w:pStyle w:val="ListBullet"/>
-      </w:pPr>
-      <w:r>
-        <w:t>Redis (pour les tâches Celery)</w:t>
-      </w:r>
-    </w:p>
-    <w:p>
-      <w:pPr>
-        <w:pStyle w:val="ListBullet"/>
-      </w:pPr>
-      <w:r>
-        <w:t>Git</w:t>
-      </w:r>
-    </w:p>
-    <w:p>
-      <w:pPr>
-        <w:pStyle w:val="Heading2"/>
-      </w:pPr>
-      <w:r>
-        <w:t>8.2 Étapes d'Installation</w:t>
-      </w:r>
-    </w:p>
-    <w:p>
-      <w:r>
-        <w:t>1. Cloner le dépôt : git clone &lt;url-du-depot&gt;</w:t>
-      </w:r>
-    </w:p>
-    <w:p>
-      <w:r>
-        <w:t>2. Créer l'environnement virtuel : python3 -m venv ../env</w:t>
-      </w:r>
-    </w:p>
-    <w:p>
-      <w:r>
-        <w:t>3. Activer l'environnement : source ../env/bin/activate</w:t>
-      </w:r>
-    </w:p>
-    <w:p>
-      <w:r>
-        <w:t>4. Installer les dépendances : pip install -r requirements.txt</w:t>
-      </w:r>
-    </w:p>
-    <w:p>
-      <w:r>
-        <w:t>5. Configurer .env : cp .env.example .env puis éditer avec vos clés API</w:t>
-      </w:r>
-    </w:p>
-    <w:p>
-      <w:r>
-        <w:t>6. Initialiser la base : python manage.py migrate</w:t>
-      </w:r>
-    </w:p>
-    <w:p>
-      <w:r>
-        <w:t>7. Créer un superutilisateur : python manage.py createsuperuser</w:t>
-      </w:r>
-    </w:p>
-    <w:p>
-      <w:r>
-        <w:t>8. Lancer le serveur : python manage.py runserver</w:t>
-      </w:r>
-    </w:p>
-    <w:p>
-      <w:r>
-        <w:t>9. (Optionnel) Lancer Celery : celery -A config worker -l info &amp; celery -A config beat -l info &amp;</w:t>
-      </w:r>
-    </w:p>
-    <w:p>
-      <w:pPr>
-        <w:pStyle w:val="Heading2"/>
-      </w:pPr>
-      <w:r>
-        <w:t>8.3 Vérification</w:t>
-      </w:r>
-    </w:p>
-    <w:p>
-      <w:r>
         <w:rPr>
-          <w:rFonts w:ascii="Courier New" w:hAnsi="Courier New"/>
-          <w:sz w:val="18"/>
+          <w:color w:val="15803D"/>
         </w:rPr>
-        <w:t>curl http://localhost:8000/api/dashboard/</w:t>
-        <w:br/>
-        <w:t>curl http://localhost:8000/api/vegetation/</w:t>
-        <w:br/>
-        <w:t>curl http://localhost:8000/api/risk/</w:t>
-      </w:r>
-    </w:p>
-    <w:p>
-      <w:r>
-        <w:br w:type="page"/>
-      </w:r>
-    </w:p>
-    <w:p>
-      <w:pPr>
-        <w:pStyle w:val="Heading1"/>
-      </w:pPr>
-      <w:r>
-        <w:t>9. Configuration</w:t>
-      </w:r>
-    </w:p>
-    <w:p>
-      <w:pPr>
-        <w:pStyle w:val="Heading2"/>
-      </w:pPr>
-      <w:r>
-        <w:t>9.1 Variables d'Environnement (.env)</w:t>
+        <w:t>8.1 Variables d'Environnement (.env)</w:t>
       </w:r>
     </w:p>
     <w:tbl>
       <w:tblPr>
-        <w:tblStyle w:val="TableGrid"/>
+        <w:tblStyle w:val="LightGrid-Accent1"/>
         <w:tblW w:type="auto" w:w="0"/>
         <w:jc w:val="center"/>
         <w:tblLook w:firstColumn="1" w:firstRow="1" w:lastColumn="0" w:lastRow="0" w:noHBand="0" w:noVBand="1" w:val="04A0"/>
@@ -4602,17 +3380,12 @@
         <w:tc>
           <w:tcPr>
             <w:tcW w:type="dxa" w:w="2880"/>
-            <w:shd w:fill="1B5E20" w:val="clear"/>
           </w:tcPr>
           <w:p>
-            <w:pPr>
-              <w:jc w:val="center"/>
-            </w:pPr>
             <w:r>
               <w:rPr>
                 <w:b/>
-                <w:color w:val="FFFFFF"/>
-                <w:sz w:val="18"/>
+                <w:sz w:val="20"/>
               </w:rPr>
               <w:t>Variable</w:t>
             </w:r>
@@ -4621,82 +3394,28 @@
         <w:tc>
           <w:tcPr>
             <w:tcW w:type="dxa" w:w="2880"/>
-            <w:shd w:fill="1B5E20" w:val="clear"/>
           </w:tcPr>
           <w:p>
-            <w:pPr>
-              <w:jc w:val="center"/>
-            </w:pPr>
             <w:r>
               <w:rPr>
                 <w:b/>
-                <w:color w:val="FFFFFF"/>
-                <w:sz w:val="18"/>
+                <w:sz w:val="20"/>
               </w:rPr>
-              <w:t>Description</w:t>
+              <w:t>Valeur</w:t>
             </w:r>
           </w:p>
         </w:tc>
         <w:tc>
           <w:tcPr>
             <w:tcW w:type="dxa" w:w="2880"/>
-            <w:shd w:fill="1B5E20" w:val="clear"/>
-          </w:tcPr>
-          <w:p>
-            <w:pPr>
-              <w:jc w:val="center"/>
-            </w:pPr>
-            <w:r>
-              <w:rPr>
-                <w:b/>
-                <w:color w:val="FFFFFF"/>
-                <w:sz w:val="18"/>
-              </w:rPr>
-              <w:t>Défaut</w:t>
-            </w:r>
-          </w:p>
-        </w:tc>
-      </w:tr>
-      <w:tr>
-        <w:tc>
-          <w:tcPr>
-            <w:tcW w:type="dxa" w:w="2880"/>
-            <w:shd w:fill="E8F5E9" w:val="clear"/>
           </w:tcPr>
           <w:p>
             <w:r>
               <w:rPr>
-                <w:sz w:val="16"/>
+                <w:b/>
+                <w:sz w:val="20"/>
               </w:rPr>
-              <w:t>DEMO_MODE</w:t>
-            </w:r>
-          </w:p>
-        </w:tc>
-        <w:tc>
-          <w:tcPr>
-            <w:tcW w:type="dxa" w:w="2880"/>
-            <w:shd w:fill="E8F5E9" w:val="clear"/>
-          </w:tcPr>
-          <w:p>
-            <w:r>
-              <w:rPr>
-                <w:sz w:val="16"/>
-              </w:rPr>
-              <w:t>0=réel, 1=simulation</w:t>
-            </w:r>
-          </w:p>
-        </w:tc>
-        <w:tc>
-          <w:tcPr>
-            <w:tcW w:type="dxa" w:w="2880"/>
-            <w:shd w:fill="E8F5E9" w:val="clear"/>
-          </w:tcPr>
-          <w:p>
-            <w:r>
-              <w:rPr>
-                <w:sz w:val="16"/>
-              </w:rPr>
-              <w:t>0</w:t>
+              <w:t>Description</w:t>
             </w:r>
           </w:p>
         </w:tc>
@@ -4709,9 +3428,9 @@
           <w:p>
             <w:r>
               <w:rPr>
-                <w:sz w:val="16"/>
+                <w:sz w:val="20"/>
               </w:rPr>
-              <w:t>SECRET_KEY</w:t>
+              <w:t>DEMO_MODE</w:t>
             </w:r>
           </w:p>
         </w:tc>
@@ -4722,9 +3441,9 @@
           <w:p>
             <w:r>
               <w:rPr>
-                <w:sz w:val="16"/>
+                <w:sz w:val="20"/>
               </w:rPr>
-              <w:t>Clé secrète Django</w:t>
+              <w:t>0</w:t>
             </w:r>
           </w:p>
         </w:tc>
@@ -4735,53 +3454,9 @@
           <w:p>
             <w:r>
               <w:rPr>
-                <w:sz w:val="16"/>
+                <w:sz w:val="20"/>
               </w:rPr>
-              <w:t>Obligatoire</w:t>
-            </w:r>
-          </w:p>
-        </w:tc>
-      </w:tr>
-      <w:tr>
-        <w:tc>
-          <w:tcPr>
-            <w:tcW w:type="dxa" w:w="2880"/>
-            <w:shd w:fill="E8F5E9" w:val="clear"/>
-          </w:tcPr>
-          <w:p>
-            <w:r>
-              <w:rPr>
-                <w:sz w:val="16"/>
-              </w:rPr>
-              <w:t>DEBUG</w:t>
-            </w:r>
-          </w:p>
-        </w:tc>
-        <w:tc>
-          <w:tcPr>
-            <w:tcW w:type="dxa" w:w="2880"/>
-            <w:shd w:fill="E8F5E9" w:val="clear"/>
-          </w:tcPr>
-          <w:p>
-            <w:r>
-              <w:rPr>
-                <w:sz w:val="16"/>
-              </w:rPr>
-              <w:t>Mode debug</w:t>
-            </w:r>
-          </w:p>
-        </w:tc>
-        <w:tc>
-          <w:tcPr>
-            <w:tcW w:type="dxa" w:w="2880"/>
-            <w:shd w:fill="E8F5E9" w:val="clear"/>
-          </w:tcPr>
-          <w:p>
-            <w:r>
-              <w:rPr>
-                <w:sz w:val="16"/>
-              </w:rPr>
-              <w:t>True</w:t>
+              <w:t>0=données réelles, 1=simulation</w:t>
             </w:r>
           </w:p>
         </w:tc>
@@ -4794,9 +3469,9 @@
           <w:p>
             <w:r>
               <w:rPr>
-                <w:sz w:val="16"/>
+                <w:sz w:val="20"/>
               </w:rPr>
-              <w:t>DATABASE_URL</w:t>
+              <w:t>DJANGO_SECRET_KEY</w:t>
             </w:r>
           </w:p>
         </w:tc>
@@ -4807,9 +3482,9 @@
           <w:p>
             <w:r>
               <w:rPr>
-                <w:sz w:val="16"/>
+                <w:sz w:val="20"/>
               </w:rPr>
-              <w:t>URL base de données</w:t>
+              <w:t>&lt;clé&gt;</w:t>
             </w:r>
           </w:p>
         </w:tc>
@@ -4820,53 +3495,9 @@
           <w:p>
             <w:r>
               <w:rPr>
-                <w:sz w:val="16"/>
+                <w:sz w:val="20"/>
               </w:rPr>
-              <w:t>sqlite:///db.sqlite3</w:t>
-            </w:r>
-          </w:p>
-        </w:tc>
-      </w:tr>
-      <w:tr>
-        <w:tc>
-          <w:tcPr>
-            <w:tcW w:type="dxa" w:w="2880"/>
-            <w:shd w:fill="E8F5E9" w:val="clear"/>
-          </w:tcPr>
-          <w:p>
-            <w:r>
-              <w:rPr>
-                <w:sz w:val="16"/>
-              </w:rPr>
-              <w:t>REDIS_URL</w:t>
-            </w:r>
-          </w:p>
-        </w:tc>
-        <w:tc>
-          <w:tcPr>
-            <w:tcW w:type="dxa" w:w="2880"/>
-            <w:shd w:fill="E8F5E9" w:val="clear"/>
-          </w:tcPr>
-          <w:p>
-            <w:r>
-              <w:rPr>
-                <w:sz w:val="16"/>
-              </w:rPr>
-              <w:t>URL Redis</w:t>
-            </w:r>
-          </w:p>
-        </w:tc>
-        <w:tc>
-          <w:tcPr>
-            <w:tcW w:type="dxa" w:w="2880"/>
-            <w:shd w:fill="E8F5E9" w:val="clear"/>
-          </w:tcPr>
-          <w:p>
-            <w:r>
-              <w:rPr>
-                <w:sz w:val="16"/>
-              </w:rPr>
-              <w:t>redis://localhost:6379/0</w:t>
+              <w:t>Clé secrète Django</w:t>
             </w:r>
           </w:p>
         </w:tc>
@@ -4879,7 +3510,48 @@
           <w:p>
             <w:r>
               <w:rPr>
-                <w:sz w:val="16"/>
+                <w:sz w:val="20"/>
+              </w:rPr>
+              <w:t>DJANGO_DEBUG</w:t>
+            </w:r>
+          </w:p>
+        </w:tc>
+        <w:tc>
+          <w:tcPr>
+            <w:tcW w:type="dxa" w:w="2880"/>
+          </w:tcPr>
+          <w:p>
+            <w:r>
+              <w:rPr>
+                <w:sz w:val="20"/>
+              </w:rPr>
+              <w:t>1</w:t>
+            </w:r>
+          </w:p>
+        </w:tc>
+        <w:tc>
+          <w:tcPr>
+            <w:tcW w:type="dxa" w:w="2880"/>
+          </w:tcPr>
+          <w:p>
+            <w:r>
+              <w:rPr>
+                <w:sz w:val="20"/>
+              </w:rPr>
+              <w:t>Mode debug</w:t>
+            </w:r>
+          </w:p>
+        </w:tc>
+      </w:tr>
+      <w:tr>
+        <w:tc>
+          <w:tcPr>
+            <w:tcW w:type="dxa" w:w="2880"/>
+          </w:tcPr>
+          <w:p>
+            <w:r>
+              <w:rPr>
+                <w:sz w:val="20"/>
               </w:rPr>
               <w:t>FIRMS_API_KEY</w:t>
             </w:r>
@@ -4892,9 +3564,9 @@
           <w:p>
             <w:r>
               <w:rPr>
-                <w:sz w:val="16"/>
+                <w:sz w:val="20"/>
               </w:rPr>
-              <w:t>Clé API NASA FIRMS</w:t>
+              <w:t>&lt;clé&gt;</w:t>
             </w:r>
           </w:p>
         </w:tc>
@@ -4905,53 +3577,9 @@
           <w:p>
             <w:r>
               <w:rPr>
-                <w:sz w:val="16"/>
+                <w:sz w:val="20"/>
               </w:rPr>
-              <w:t>Obligatoire</w:t>
-            </w:r>
-          </w:p>
-        </w:tc>
-      </w:tr>
-      <w:tr>
-        <w:tc>
-          <w:tcPr>
-            <w:tcW w:type="dxa" w:w="2880"/>
-            <w:shd w:fill="E8F5E9" w:val="clear"/>
-          </w:tcPr>
-          <w:p>
-            <w:r>
-              <w:rPr>
-                <w:sz w:val="16"/>
-              </w:rPr>
-              <w:t>CDSE_CLIENT_ID</w:t>
-            </w:r>
-          </w:p>
-        </w:tc>
-        <w:tc>
-          <w:tcPr>
-            <w:tcW w:type="dxa" w:w="2880"/>
-            <w:shd w:fill="E8F5E9" w:val="clear"/>
-          </w:tcPr>
-          <w:p>
-            <w:r>
-              <w:rPr>
-                <w:sz w:val="16"/>
-              </w:rPr>
-              <w:t>Client ID Copernicus</w:t>
-            </w:r>
-          </w:p>
-        </w:tc>
-        <w:tc>
-          <w:tcPr>
-            <w:tcW w:type="dxa" w:w="2880"/>
-            <w:shd w:fill="E8F5E9" w:val="clear"/>
-          </w:tcPr>
-          <w:p>
-            <w:r>
-              <w:rPr>
-                <w:sz w:val="16"/>
-              </w:rPr>
-              <w:t>Obligatoire</w:t>
+              <w:t>Clé NASA FIRMS</w:t>
             </w:r>
           </w:p>
         </w:tc>
@@ -4964,7 +3592,48 @@
           <w:p>
             <w:r>
               <w:rPr>
-                <w:sz w:val="16"/>
+                <w:sz w:val="20"/>
+              </w:rPr>
+              <w:t>CDSE_CLIENT_ID</w:t>
+            </w:r>
+          </w:p>
+        </w:tc>
+        <w:tc>
+          <w:tcPr>
+            <w:tcW w:type="dxa" w:w="2880"/>
+          </w:tcPr>
+          <w:p>
+            <w:r>
+              <w:rPr>
+                <w:sz w:val="20"/>
+              </w:rPr>
+              <w:t>&lt;id&gt;</w:t>
+            </w:r>
+          </w:p>
+        </w:tc>
+        <w:tc>
+          <w:tcPr>
+            <w:tcW w:type="dxa" w:w="2880"/>
+          </w:tcPr>
+          <w:p>
+            <w:r>
+              <w:rPr>
+                <w:sz w:val="20"/>
+              </w:rPr>
+              <w:t>Client Copernicus</w:t>
+            </w:r>
+          </w:p>
+        </w:tc>
+      </w:tr>
+      <w:tr>
+        <w:tc>
+          <w:tcPr>
+            <w:tcW w:type="dxa" w:w="2880"/>
+          </w:tcPr>
+          <w:p>
+            <w:r>
+              <w:rPr>
+                <w:sz w:val="20"/>
               </w:rPr>
               <w:t>CDSE_CLIENT_SECRET</w:t>
             </w:r>
@@ -4977,9 +3646,9 @@
           <w:p>
             <w:r>
               <w:rPr>
-                <w:sz w:val="16"/>
+                <w:sz w:val="20"/>
               </w:rPr>
-              <w:t>Client Secret Copernicus</w:t>
+              <w:t>&lt;secret&gt;</w:t>
             </w:r>
           </w:p>
         </w:tc>
@@ -4990,53 +3659,9 @@
           <w:p>
             <w:r>
               <w:rPr>
-                <w:sz w:val="16"/>
+                <w:sz w:val="20"/>
               </w:rPr>
-              <w:t>Obligatoire</w:t>
-            </w:r>
-          </w:p>
-        </w:tc>
-      </w:tr>
-      <w:tr>
-        <w:tc>
-          <w:tcPr>
-            <w:tcW w:type="dxa" w:w="2880"/>
-            <w:shd w:fill="E8F5E9" w:val="clear"/>
-          </w:tcPr>
-          <w:p>
-            <w:r>
-              <w:rPr>
-                <w:sz w:val="16"/>
-              </w:rPr>
-              <w:t>OPENAQ_API_KEY</w:t>
-            </w:r>
-          </w:p>
-        </w:tc>
-        <w:tc>
-          <w:tcPr>
-            <w:tcW w:type="dxa" w:w="2880"/>
-            <w:shd w:fill="E8F5E9" w:val="clear"/>
-          </w:tcPr>
-          <w:p>
-            <w:r>
-              <w:rPr>
-                <w:sz w:val="16"/>
-              </w:rPr>
-              <w:t>Clé API OpenAQ</w:t>
-            </w:r>
-          </w:p>
-        </w:tc>
-        <w:tc>
-          <w:tcPr>
-            <w:tcW w:type="dxa" w:w="2880"/>
-            <w:shd w:fill="E8F5E9" w:val="clear"/>
-          </w:tcPr>
-          <w:p>
-            <w:r>
-              <w:rPr>
-                <w:sz w:val="16"/>
-              </w:rPr>
-              <w:t>Obligatoire</w:t>
+              <w:t>Secret Copernicus</w:t>
             </w:r>
           </w:p>
         </w:tc>
@@ -5049,7 +3674,48 @@
           <w:p>
             <w:r>
               <w:rPr>
-                <w:sz w:val="16"/>
+                <w:sz w:val="20"/>
+              </w:rPr>
+              <w:t>OPENAQ_API_KEY</w:t>
+            </w:r>
+          </w:p>
+        </w:tc>
+        <w:tc>
+          <w:tcPr>
+            <w:tcW w:type="dxa" w:w="2880"/>
+          </w:tcPr>
+          <w:p>
+            <w:r>
+              <w:rPr>
+                <w:sz w:val="20"/>
+              </w:rPr>
+              <w:t>&lt;clé&gt;</w:t>
+            </w:r>
+          </w:p>
+        </w:tc>
+        <w:tc>
+          <w:tcPr>
+            <w:tcW w:type="dxa" w:w="2880"/>
+          </w:tcPr>
+          <w:p>
+            <w:r>
+              <w:rPr>
+                <w:sz w:val="20"/>
+              </w:rPr>
+              <w:t>Clé OpenAQ</w:t>
+            </w:r>
+          </w:p>
+        </w:tc>
+      </w:tr>
+      <w:tr>
+        <w:tc>
+          <w:tcPr>
+            <w:tcW w:type="dxa" w:w="2880"/>
+          </w:tcPr>
+          <w:p>
+            <w:r>
+              <w:rPr>
+                <w:sz w:val="20"/>
               </w:rPr>
               <w:t>GROQ_API_KEY</w:t>
             </w:r>
@@ -5062,9 +3728,9 @@
           <w:p>
             <w:r>
               <w:rPr>
-                <w:sz w:val="16"/>
+                <w:sz w:val="20"/>
               </w:rPr>
-              <w:t>Clé API Groq</w:t>
+              <w:t>&lt;clé&gt;</w:t>
             </w:r>
           </w:p>
         </w:tc>
@@ -5075,9 +3741,9 @@
           <w:p>
             <w:r>
               <w:rPr>
-                <w:sz w:val="16"/>
+                <w:sz w:val="20"/>
               </w:rPr>
-              <w:t>Obligatoire</w:t>
+              <w:t>Clé Groq AI</w:t>
             </w:r>
           </w:p>
         </w:tc>
@@ -5086,12 +3752,11 @@
         <w:tc>
           <w:tcPr>
             <w:tcW w:type="dxa" w:w="2880"/>
-            <w:shd w:fill="E8F5E9" w:val="clear"/>
           </w:tcPr>
           <w:p>
             <w:r>
               <w:rPr>
-                <w:sz w:val="16"/>
+                <w:sz w:val="20"/>
               </w:rPr>
               <w:t>GROQ_MODEL</w:t>
             </w:r>
@@ -5100,28 +3765,387 @@
         <w:tc>
           <w:tcPr>
             <w:tcW w:type="dxa" w:w="2880"/>
-            <w:shd w:fill="E8F5E9" w:val="clear"/>
           </w:tcPr>
           <w:p>
             <w:r>
               <w:rPr>
-                <w:sz w:val="16"/>
+                <w:sz w:val="20"/>
               </w:rPr>
-              <w:t>Modèle Groq</w:t>
+              <w:t>groq/compound</w:t>
             </w:r>
           </w:p>
         </w:tc>
         <w:tc>
           <w:tcPr>
             <w:tcW w:type="dxa" w:w="2880"/>
-            <w:shd w:fill="E8F5E9" w:val="clear"/>
           </w:tcPr>
           <w:p>
             <w:r>
               <w:rPr>
-                <w:sz w:val="16"/>
+                <w:sz w:val="20"/>
               </w:rPr>
-              <w:t>groq/compound</w:t>
+              <w:t>Modèle IA</w:t>
+            </w:r>
+          </w:p>
+        </w:tc>
+      </w:tr>
+    </w:tbl>
+    <w:p>
+      <w:pPr>
+        <w:pStyle w:val="Heading1"/>
+      </w:pPr>
+      <w:r>
+        <w:rPr>
+          <w:color w:val="15803D"/>
+        </w:rPr>
+        <w:t>9. Glossaire</w:t>
+      </w:r>
+    </w:p>
+    <w:tbl>
+      <w:tblPr>
+        <w:tblStyle w:val="LightGrid-Accent1"/>
+        <w:tblW w:type="auto" w:w="0"/>
+        <w:jc w:val="center"/>
+        <w:tblLook w:firstColumn="1" w:firstRow="1" w:lastColumn="0" w:lastRow="0" w:noHBand="0" w:noVBand="1" w:val="04A0"/>
+      </w:tblPr>
+      <w:tblGrid>
+        <w:gridCol w:w="4320"/>
+        <w:gridCol w:w="4320"/>
+      </w:tblGrid>
+      <w:tr>
+        <w:tc>
+          <w:tcPr>
+            <w:tcW w:type="dxa" w:w="4320"/>
+          </w:tcPr>
+          <w:p>
+            <w:r>
+              <w:rPr>
+                <w:b/>
+                <w:sz w:val="20"/>
+              </w:rPr>
+              <w:t>Terme</w:t>
+            </w:r>
+          </w:p>
+        </w:tc>
+        <w:tc>
+          <w:tcPr>
+            <w:tcW w:type="dxa" w:w="4320"/>
+          </w:tcPr>
+          <w:p>
+            <w:r>
+              <w:rPr>
+                <w:b/>
+                <w:sz w:val="20"/>
+              </w:rPr>
+              <w:t>Définition</w:t>
+            </w:r>
+          </w:p>
+        </w:tc>
+      </w:tr>
+      <w:tr>
+        <w:tc>
+          <w:tcPr>
+            <w:tcW w:type="dxa" w:w="4320"/>
+          </w:tcPr>
+          <w:p>
+            <w:r>
+              <w:rPr>
+                <w:sz w:val="20"/>
+              </w:rPr>
+              <w:t>NDVI</w:t>
+            </w:r>
+          </w:p>
+        </w:tc>
+        <w:tc>
+          <w:tcPr>
+            <w:tcW w:type="dxa" w:w="4320"/>
+          </w:tcPr>
+          <w:p>
+            <w:r>
+              <w:rPr>
+                <w:sz w:val="20"/>
+              </w:rPr>
+              <w:t>Normalized Difference Vegetation Index (-1 à 1). &gt; 0.3 = végétation saine</w:t>
+            </w:r>
+          </w:p>
+        </w:tc>
+      </w:tr>
+      <w:tr>
+        <w:tc>
+          <w:tcPr>
+            <w:tcW w:type="dxa" w:w="4320"/>
+          </w:tcPr>
+          <w:p>
+            <w:r>
+              <w:rPr>
+                <w:sz w:val="20"/>
+              </w:rPr>
+              <w:t>NDWI</w:t>
+            </w:r>
+          </w:p>
+        </w:tc>
+        <w:tc>
+          <w:tcPr>
+            <w:tcW w:type="dxa" w:w="4320"/>
+          </w:tcPr>
+          <w:p>
+            <w:r>
+              <w:rPr>
+                <w:sz w:val="20"/>
+              </w:rPr>
+              <w:t>Normalized Difference Water Index (&gt; 0 = présence d'eau)</w:t>
+            </w:r>
+          </w:p>
+        </w:tc>
+      </w:tr>
+      <w:tr>
+        <w:tc>
+          <w:tcPr>
+            <w:tcW w:type="dxa" w:w="4320"/>
+          </w:tcPr>
+          <w:p>
+            <w:r>
+              <w:rPr>
+                <w:sz w:val="20"/>
+              </w:rPr>
+              <w:t>NBR</w:t>
+            </w:r>
+          </w:p>
+        </w:tc>
+        <w:tc>
+          <w:tcPr>
+            <w:tcW w:type="dxa" w:w="4320"/>
+          </w:tcPr>
+          <w:p>
+            <w:r>
+              <w:rPr>
+                <w:sz w:val="20"/>
+              </w:rPr>
+              <w:t>Normalized Burn Ratio (post-feu)</w:t>
+            </w:r>
+          </w:p>
+        </w:tc>
+      </w:tr>
+      <w:tr>
+        <w:tc>
+          <w:tcPr>
+            <w:tcW w:type="dxa" w:w="4320"/>
+          </w:tcPr>
+          <w:p>
+            <w:r>
+              <w:rPr>
+                <w:sz w:val="20"/>
+              </w:rPr>
+              <w:t>NDMI</w:t>
+            </w:r>
+          </w:p>
+        </w:tc>
+        <w:tc>
+          <w:tcPr>
+            <w:tcW w:type="dxa" w:w="4320"/>
+          </w:tcPr>
+          <w:p>
+            <w:r>
+              <w:rPr>
+                <w:sz w:val="20"/>
+              </w:rPr>
+              <w:t>Normalized Difference Moisture Index (humidité foliaire)</w:t>
+            </w:r>
+          </w:p>
+        </w:tc>
+      </w:tr>
+      <w:tr>
+        <w:tc>
+          <w:tcPr>
+            <w:tcW w:type="dxa" w:w="4320"/>
+          </w:tcPr>
+          <w:p>
+            <w:r>
+              <w:rPr>
+                <w:sz w:val="20"/>
+              </w:rPr>
+              <w:t>IEZ</w:t>
+            </w:r>
+          </w:p>
+        </w:tc>
+        <w:tc>
+          <w:tcPr>
+            <w:tcW w:type="dxa" w:w="4320"/>
+          </w:tcPr>
+          <w:p>
+            <w:r>
+              <w:rPr>
+                <w:sz w:val="20"/>
+              </w:rPr>
+              <w:t>Indice d'Éco-Zone (0-100, santé écologique)</w:t>
+            </w:r>
+          </w:p>
+        </w:tc>
+      </w:tr>
+      <w:tr>
+        <w:tc>
+          <w:tcPr>
+            <w:tcW w:type="dxa" w:w="4320"/>
+          </w:tcPr>
+          <w:p>
+            <w:r>
+              <w:rPr>
+                <w:sz w:val="20"/>
+              </w:rPr>
+              <w:t>STAC</w:t>
+            </w:r>
+          </w:p>
+        </w:tc>
+        <w:tc>
+          <w:tcPr>
+            <w:tcW w:type="dxa" w:w="4320"/>
+          </w:tcPr>
+          <w:p>
+            <w:r>
+              <w:rPr>
+                <w:sz w:val="20"/>
+              </w:rPr>
+              <w:t>SpatioTemporal Asset Catalog (standard géospatial)</w:t>
+            </w:r>
+          </w:p>
+        </w:tc>
+      </w:tr>
+      <w:tr>
+        <w:tc>
+          <w:tcPr>
+            <w:tcW w:type="dxa" w:w="4320"/>
+          </w:tcPr>
+          <w:p>
+            <w:r>
+              <w:rPr>
+                <w:sz w:val="20"/>
+              </w:rPr>
+              <w:t>CDSE</w:t>
+            </w:r>
+          </w:p>
+        </w:tc>
+        <w:tc>
+          <w:tcPr>
+            <w:tcW w:type="dxa" w:w="4320"/>
+          </w:tcPr>
+          <w:p>
+            <w:r>
+              <w:rPr>
+                <w:sz w:val="20"/>
+              </w:rPr>
+              <w:t>Copernicus Data Space Ecosystem</w:t>
+            </w:r>
+          </w:p>
+        </w:tc>
+      </w:tr>
+      <w:tr>
+        <w:tc>
+          <w:tcPr>
+            <w:tcW w:type="dxa" w:w="4320"/>
+          </w:tcPr>
+          <w:p>
+            <w:r>
+              <w:rPr>
+                <w:sz w:val="20"/>
+              </w:rPr>
+              <w:t>FIRMS</w:t>
+            </w:r>
+          </w:p>
+        </w:tc>
+        <w:tc>
+          <w:tcPr>
+            <w:tcW w:type="dxa" w:w="4320"/>
+          </w:tcPr>
+          <w:p>
+            <w:r>
+              <w:rPr>
+                <w:sz w:val="20"/>
+              </w:rPr>
+              <w:t>Fire Information for Resource Management System (NASA)</w:t>
+            </w:r>
+          </w:p>
+        </w:tc>
+      </w:tr>
+      <w:tr>
+        <w:tc>
+          <w:tcPr>
+            <w:tcW w:type="dxa" w:w="4320"/>
+          </w:tcPr>
+          <w:p>
+            <w:r>
+              <w:rPr>
+                <w:sz w:val="20"/>
+              </w:rPr>
+              <w:t>FRP</w:t>
+            </w:r>
+          </w:p>
+        </w:tc>
+        <w:tc>
+          <w:tcPr>
+            <w:tcW w:type="dxa" w:w="4320"/>
+          </w:tcPr>
+          <w:p>
+            <w:r>
+              <w:rPr>
+                <w:sz w:val="20"/>
+              </w:rPr>
+              <w:t>Fire Radiative Power (intensité du feu en MW)</w:t>
+            </w:r>
+          </w:p>
+        </w:tc>
+      </w:tr>
+      <w:tr>
+        <w:tc>
+          <w:tcPr>
+            <w:tcW w:type="dxa" w:w="4320"/>
+          </w:tcPr>
+          <w:p>
+            <w:r>
+              <w:rPr>
+                <w:sz w:val="20"/>
+              </w:rPr>
+              <w:t>Celery</w:t>
+            </w:r>
+          </w:p>
+        </w:tc>
+        <w:tc>
+          <w:tcPr>
+            <w:tcW w:type="dxa" w:w="4320"/>
+          </w:tcPr>
+          <w:p>
+            <w:r>
+              <w:rPr>
+                <w:sz w:val="20"/>
+              </w:rPr>
+              <w:t>Framework de tâches asynchrones Python</w:t>
+            </w:r>
+          </w:p>
+        </w:tc>
+      </w:tr>
+      <w:tr>
+        <w:tc>
+          <w:tcPr>
+            <w:tcW w:type="dxa" w:w="4320"/>
+          </w:tcPr>
+          <w:p>
+            <w:r>
+              <w:rPr>
+                <w:sz w:val="20"/>
+              </w:rPr>
+              <w:t>GeoTIFF</w:t>
+            </w:r>
+          </w:p>
+        </w:tc>
+        <w:tc>
+          <w:tcPr>
+            <w:tcW w:type="dxa" w:w="4320"/>
+          </w:tcPr>
+          <w:p>
+            <w:r>
+              <w:rPr>
+                <w:sz w:val="20"/>
+              </w:rPr>
+              <w:t>Format d'image géoréférencée satellite</w:t>
             </w:r>
           </w:p>
         </w:tc>
@@ -5134,460 +4158,20 @@
     </w:p>
     <w:p>
       <w:pPr>
-        <w:pStyle w:val="Heading1"/>
+        <w:jc w:val="center"/>
       </w:pPr>
       <w:r>
-        <w:t>10. Glossaire</w:t>
-      </w:r>
-    </w:p>
-    <w:tbl>
-      <w:tblPr>
-        <w:tblStyle w:val="TableGrid"/>
-        <w:tblW w:type="auto" w:w="0"/>
-        <w:jc w:val="center"/>
-        <w:tblLook w:firstColumn="1" w:firstRow="1" w:lastColumn="0" w:lastRow="0" w:noHBand="0" w:noVBand="1" w:val="04A0"/>
-      </w:tblPr>
-      <w:tblGrid>
-        <w:gridCol w:w="4320"/>
-        <w:gridCol w:w="4320"/>
-      </w:tblGrid>
-      <w:tr>
-        <w:tc>
-          <w:tcPr>
-            <w:tcW w:type="dxa" w:w="4320"/>
-            <w:shd w:fill="1B5E20" w:val="clear"/>
-          </w:tcPr>
-          <w:p>
-            <w:pPr>
-              <w:jc w:val="center"/>
-            </w:pPr>
-            <w:r>
-              <w:rPr>
-                <w:b/>
-                <w:color w:val="FFFFFF"/>
-                <w:sz w:val="18"/>
-              </w:rPr>
-              <w:t>Terme</w:t>
-            </w:r>
-          </w:p>
-        </w:tc>
-        <w:tc>
-          <w:tcPr>
-            <w:tcW w:type="dxa" w:w="4320"/>
-            <w:shd w:fill="1B5E20" w:val="clear"/>
-          </w:tcPr>
-          <w:p>
-            <w:pPr>
-              <w:jc w:val="center"/>
-            </w:pPr>
-            <w:r>
-              <w:rPr>
-                <w:b/>
-                <w:color w:val="FFFFFF"/>
-                <w:sz w:val="18"/>
-              </w:rPr>
-              <w:t>Définition</w:t>
-            </w:r>
-          </w:p>
-        </w:tc>
-      </w:tr>
-      <w:tr>
-        <w:tc>
-          <w:tcPr>
-            <w:tcW w:type="dxa" w:w="4320"/>
-            <w:shd w:fill="E8F5E9" w:val="clear"/>
-          </w:tcPr>
-          <w:p>
-            <w:r>
-              <w:rPr>
-                <w:sz w:val="16"/>
-              </w:rPr>
-              <w:t>NDVI</w:t>
-            </w:r>
-          </w:p>
-        </w:tc>
-        <w:tc>
-          <w:tcPr>
-            <w:tcW w:type="dxa" w:w="4320"/>
-            <w:shd w:fill="E8F5E9" w:val="clear"/>
-          </w:tcPr>
-          <w:p>
-            <w:r>
-              <w:rPr>
-                <w:sz w:val="16"/>
-              </w:rPr>
-              <w:t>Normalized Difference Vegetation Index — Indice de végétation (-1 à 1). &gt; 0.3 = végétation saine</w:t>
-            </w:r>
-          </w:p>
-        </w:tc>
-      </w:tr>
-      <w:tr>
-        <w:tc>
-          <w:tcPr>
-            <w:tcW w:type="dxa" w:w="4320"/>
-          </w:tcPr>
-          <w:p>
-            <w:r>
-              <w:rPr>
-                <w:sz w:val="16"/>
-              </w:rPr>
-              <w:t>NDWI</w:t>
-            </w:r>
-          </w:p>
-        </w:tc>
-        <w:tc>
-          <w:tcPr>
-            <w:tcW w:type="dxa" w:w="4320"/>
-          </w:tcPr>
-          <w:p>
-            <w:r>
-              <w:rPr>
-                <w:sz w:val="16"/>
-              </w:rPr>
-              <w:t>Normalized Difference Water Index — Indice d'eau (&gt; 0 = présence d'eau)</w:t>
-            </w:r>
-          </w:p>
-        </w:tc>
-      </w:tr>
-      <w:tr>
-        <w:tc>
-          <w:tcPr>
-            <w:tcW w:type="dxa" w:w="4320"/>
-            <w:shd w:fill="E8F5E9" w:val="clear"/>
-          </w:tcPr>
-          <w:p>
-            <w:r>
-              <w:rPr>
-                <w:sz w:val="16"/>
-              </w:rPr>
-              <w:t>NBR</w:t>
-            </w:r>
-          </w:p>
-        </w:tc>
-        <w:tc>
-          <w:tcPr>
-            <w:tcW w:type="dxa" w:w="4320"/>
-            <w:shd w:fill="E8F5E9" w:val="clear"/>
-          </w:tcPr>
-          <w:p>
-            <w:r>
-              <w:rPr>
-                <w:sz w:val="16"/>
-              </w:rPr>
-              <w:t>Normalized Burn Ratio — Indice de brûlure post-feu</w:t>
-            </w:r>
-          </w:p>
-        </w:tc>
-      </w:tr>
-      <w:tr>
-        <w:tc>
-          <w:tcPr>
-            <w:tcW w:type="dxa" w:w="4320"/>
-          </w:tcPr>
-          <w:p>
-            <w:r>
-              <w:rPr>
-                <w:sz w:val="16"/>
-              </w:rPr>
-              <w:t>NDMI</w:t>
-            </w:r>
-          </w:p>
-        </w:tc>
-        <w:tc>
-          <w:tcPr>
-            <w:tcW w:type="dxa" w:w="4320"/>
-          </w:tcPr>
-          <w:p>
-            <w:r>
-              <w:rPr>
-                <w:sz w:val="16"/>
-              </w:rPr>
-              <w:t>Normalized Difference Moisture Index — Indice d'humidité foliaire</w:t>
-            </w:r>
-          </w:p>
-        </w:tc>
-      </w:tr>
-      <w:tr>
-        <w:tc>
-          <w:tcPr>
-            <w:tcW w:type="dxa" w:w="4320"/>
-            <w:shd w:fill="E8F5E9" w:val="clear"/>
-          </w:tcPr>
-          <w:p>
-            <w:r>
-              <w:rPr>
-                <w:sz w:val="16"/>
-              </w:rPr>
-              <w:t>IEZ</w:t>
-            </w:r>
-          </w:p>
-        </w:tc>
-        <w:tc>
-          <w:tcPr>
-            <w:tcW w:type="dxa" w:w="4320"/>
-            <w:shd w:fill="E8F5E9" w:val="clear"/>
-          </w:tcPr>
-          <w:p>
-            <w:r>
-              <w:rPr>
-                <w:sz w:val="16"/>
-              </w:rPr>
-              <w:t>Indice d'Éco-Zone — Score composite de santé écologique (0-100)</w:t>
-            </w:r>
-          </w:p>
-        </w:tc>
-      </w:tr>
-      <w:tr>
-        <w:tc>
-          <w:tcPr>
-            <w:tcW w:type="dxa" w:w="4320"/>
-          </w:tcPr>
-          <w:p>
-            <w:r>
-              <w:rPr>
-                <w:sz w:val="16"/>
-              </w:rPr>
-              <w:t>STAC</w:t>
-            </w:r>
-          </w:p>
-        </w:tc>
-        <w:tc>
-          <w:tcPr>
-            <w:tcW w:type="dxa" w:w="4320"/>
-          </w:tcPr>
-          <w:p>
-            <w:r>
-              <w:rPr>
-                <w:sz w:val="16"/>
-              </w:rPr>
-              <w:t>SpatioTemporal Asset Catalog — Standard d'indexation de données géospatiales</w:t>
-            </w:r>
-          </w:p>
-        </w:tc>
-      </w:tr>
-      <w:tr>
-        <w:tc>
-          <w:tcPr>
-            <w:tcW w:type="dxa" w:w="4320"/>
-            <w:shd w:fill="E8F5E9" w:val="clear"/>
-          </w:tcPr>
-          <w:p>
-            <w:r>
-              <w:rPr>
-                <w:sz w:val="16"/>
-              </w:rPr>
-              <w:t>CDSE</w:t>
-            </w:r>
-          </w:p>
-        </w:tc>
-        <w:tc>
-          <w:tcPr>
-            <w:tcW w:type="dxa" w:w="4320"/>
-            <w:shd w:fill="E8F5E9" w:val="clear"/>
-          </w:tcPr>
-          <w:p>
-            <w:r>
-              <w:rPr>
-                <w:sz w:val="16"/>
-              </w:rPr>
-              <w:t>Copernicus Data Space Ecosystem — Plateforme d'accès aux données Sentinel</w:t>
-            </w:r>
-          </w:p>
-        </w:tc>
-      </w:tr>
-      <w:tr>
-        <w:tc>
-          <w:tcPr>
-            <w:tcW w:type="dxa" w:w="4320"/>
-          </w:tcPr>
-          <w:p>
-            <w:r>
-              <w:rPr>
-                <w:sz w:val="16"/>
-              </w:rPr>
-              <w:t>FIRMS</w:t>
-            </w:r>
-          </w:p>
-        </w:tc>
-        <w:tc>
-          <w:tcPr>
-            <w:tcW w:type="dxa" w:w="4320"/>
-          </w:tcPr>
-          <w:p>
-            <w:r>
-              <w:rPr>
-                <w:sz w:val="16"/>
-              </w:rPr>
-              <w:t>Fire Information for Resource Management System — Détection de feux NASA</w:t>
-            </w:r>
-          </w:p>
-        </w:tc>
-      </w:tr>
-      <w:tr>
-        <w:tc>
-          <w:tcPr>
-            <w:tcW w:type="dxa" w:w="4320"/>
-            <w:shd w:fill="E8F5E9" w:val="clear"/>
-          </w:tcPr>
-          <w:p>
-            <w:r>
-              <w:rPr>
-                <w:sz w:val="16"/>
-              </w:rPr>
-              <w:t>AER_AI</w:t>
-            </w:r>
-          </w:p>
-        </w:tc>
-        <w:tc>
-          <w:tcPr>
-            <w:tcW w:type="dxa" w:w="4320"/>
-            <w:shd w:fill="E8F5E9" w:val="clear"/>
-          </w:tcPr>
-          <w:p>
-            <w:r>
-              <w:rPr>
-                <w:sz w:val="16"/>
-              </w:rPr>
-              <w:t>Absorbing Aerosol Index — Indice d'aérosols absorbants</w:t>
-            </w:r>
-          </w:p>
-        </w:tc>
-      </w:tr>
-      <w:tr>
-        <w:tc>
-          <w:tcPr>
-            <w:tcW w:type="dxa" w:w="4320"/>
-          </w:tcPr>
-          <w:p>
-            <w:r>
-              <w:rPr>
-                <w:sz w:val="16"/>
-              </w:rPr>
-              <w:t>NRT</w:t>
-            </w:r>
-          </w:p>
-        </w:tc>
-        <w:tc>
-          <w:tcPr>
-            <w:tcW w:type="dxa" w:w="4320"/>
-          </w:tcPr>
-          <w:p>
-            <w:r>
-              <w:rPr>
-                <w:sz w:val="16"/>
-              </w:rPr>
-              <w:t>Near Real Time — Proche temps réel (retard de quelques heures)</w:t>
-            </w:r>
-          </w:p>
-        </w:tc>
-      </w:tr>
-      <w:tr>
-        <w:tc>
-          <w:tcPr>
-            <w:tcW w:type="dxa" w:w="4320"/>
-            <w:shd w:fill="E8F5E9" w:val="clear"/>
-          </w:tcPr>
-          <w:p>
-            <w:r>
-              <w:rPr>
-                <w:sz w:val="16"/>
-              </w:rPr>
-              <w:t>Celery</w:t>
-            </w:r>
-          </w:p>
-        </w:tc>
-        <w:tc>
-          <w:tcPr>
-            <w:tcW w:type="dxa" w:w="4320"/>
-            <w:shd w:fill="E8F5E9" w:val="clear"/>
-          </w:tcPr>
-          <w:p>
-            <w:r>
-              <w:rPr>
-                <w:sz w:val="16"/>
-              </w:rPr>
-              <w:t>Framework de tâches asynchrones pour Python</w:t>
-            </w:r>
-          </w:p>
-        </w:tc>
-      </w:tr>
-      <w:tr>
-        <w:tc>
-          <w:tcPr>
-            <w:tcW w:type="dxa" w:w="4320"/>
-          </w:tcPr>
-          <w:p>
-            <w:r>
-              <w:rPr>
-                <w:sz w:val="16"/>
-              </w:rPr>
-              <w:t>GeoTIFF</w:t>
-            </w:r>
-          </w:p>
-        </w:tc>
-        <w:tc>
-          <w:tcPr>
-            <w:tcW w:type="dxa" w:w="4320"/>
-          </w:tcPr>
-          <w:p>
-            <w:r>
-              <w:rPr>
-                <w:sz w:val="16"/>
-              </w:rPr>
-              <w:t>Format d'image géoréférencée utilisé par les satellites</w:t>
-            </w:r>
-          </w:p>
-        </w:tc>
-      </w:tr>
-    </w:tbl>
-    <w:p>
-      <w:r>
-        <w:br w:type="page"/>
-      </w:r>
-    </w:p>
-    <w:p>
-      <w:pPr>
-        <w:pStyle w:val="Heading1"/>
-      </w:pPr>
-      <w:r>
-        <w:t>Informations de Contact</w:t>
-      </w:r>
-    </w:p>
-    <w:p/>
-    <w:p>
-      <w:r>
         <w:rPr>
-          <w:b/>
-          <w:color w:val="1B5E20"/>
-          <w:sz w:val="28"/>
+          <w:color w:val="64748B"/>
+          <w:sz w:val="20"/>
         </w:rPr>
         <w:t>Projet ECO-SURVEILLANCE MALI</w:t>
-      </w:r>
-    </w:p>
-    <w:p>
-      <w:r>
+        <w:br/>
         <w:t>Auteur : M. Kane</w:t>
-      </w:r>
-    </w:p>
-    <w:p>
-      <w:r>
-        <w:t>Date : Août 2026</w:t>
-      </w:r>
-    </w:p>
-    <w:p>
-      <w:r>
-        <w:t>Version : 1.0</w:t>
-      </w:r>
-    </w:p>
-    <w:p>
-      <w:r>
+        <w:br/>
+        <w:t>Version 1.1 — Août 2026</w:t>
+        <w:br/>
         <w:t>Licence : Projet académique</w:t>
-      </w:r>
-    </w:p>
-    <w:p/>
-    <w:p>
-      <w:r>
-        <w:t>Document généré automatiquement — Dernière mise à jour : 19 août 2026</w:t>
       </w:r>
     </w:p>
     <w:sectPr>
@@ -5965,7 +4549,6 @@
     <w:rsid w:val="00FC693F"/>
     <w:rPr>
       <w:rFonts w:ascii="Calibri" w:hAnsi="Calibri"/>
-      <w:color w:val="212121"/>
       <w:sz w:val="22"/>
     </w:rPr>
   </w:style>
@@ -6031,7 +4614,7 @@
       <w:rFonts w:asciiTheme="majorHAnsi" w:eastAsiaTheme="majorEastAsia" w:hAnsiTheme="majorHAnsi" w:cstheme="majorBidi"/>
       <w:b/>
       <w:bCs/>
-      <w:color w:val="1B5E20"/>
+      <w:color w:val="365F91" w:themeColor="accent1" w:themeShade="BF"/>
       <w:sz w:val="28"/>
       <w:szCs w:val="28"/>
     </w:rPr>
@@ -6055,7 +4638,7 @@
       <w:rFonts w:asciiTheme="majorHAnsi" w:eastAsiaTheme="majorEastAsia" w:hAnsiTheme="majorHAnsi" w:cstheme="majorBidi"/>
       <w:b/>
       <w:bCs/>
-      <w:color w:val="1B5E20"/>
+      <w:color w:val="4F81BD" w:themeColor="accent1"/>
       <w:sz w:val="26"/>
       <w:szCs w:val="26"/>
     </w:rPr>
@@ -6079,7 +4662,7 @@
       <w:rFonts w:asciiTheme="majorHAnsi" w:eastAsiaTheme="majorEastAsia" w:hAnsiTheme="majorHAnsi" w:cstheme="majorBidi"/>
       <w:b/>
       <w:bCs/>
-      <w:color w:val="1B5E20"/>
+      <w:color w:val="4F81BD" w:themeColor="accent1"/>
     </w:rPr>
   </w:style>
   <w:style w:type="paragraph" w:styleId="Heading4">
